--- a/paper_downloader.docx
+++ b/paper_downloader.docx
@@ -2261,74 +2261,6 @@
           <w:szCs w:val="24"/>
         </w:rPr>
         <w:lastRenderedPageBreak/>
-        <w:t>Currency rule</w:t>
-      </w:r>
-    </w:p>
-    <w:p>
-      <w:pPr>
-        <w:rPr>
-          <w:sz w:val="24"/>
-          <w:szCs w:val="24"/>
-        </w:rPr>
-      </w:pPr>
-      <w:r>
-        <w:rPr>
-          <w:sz w:val="24"/>
-          <w:szCs w:val="24"/>
-        </w:rPr>
-        <w:t>- All currency values throughout the entire output must be expressed in RMB (CNY).</w:t>
-      </w:r>
-    </w:p>
-    <w:p>
-      <w:pPr>
-        <w:rPr>
-          <w:sz w:val="24"/>
-          <w:szCs w:val="24"/>
-        </w:rPr>
-      </w:pPr>
-      <w:r>
-        <w:rPr>
-          <w:sz w:val="24"/>
-          <w:szCs w:val="24"/>
-        </w:rPr>
-        <w:t>- This applies to every field without exception, including Cost per kg Raw Material, Estimated COGS Contribution per Dose, Typical Price per Daily Dose, and any other monetary value.</w:t>
-      </w:r>
-    </w:p>
-    <w:p>
-      <w:pPr>
-        <w:rPr>
-          <w:sz w:val="24"/>
-          <w:szCs w:val="24"/>
-        </w:rPr>
-      </w:pPr>
-      <w:r>
-        <w:rPr>
-          <w:sz w:val="24"/>
-          <w:szCs w:val="24"/>
-        </w:rPr>
-        <w:t>- Convert from USD or other currencies to RMB where needed, using a current approximate exchange rate, and state the rate used.</w:t>
-      </w:r>
-    </w:p>
-    <w:p>
-      <w:pPr>
-        <w:rPr>
-          <w:sz w:val="24"/>
-          <w:szCs w:val="24"/>
-        </w:rPr>
-      </w:pPr>
-    </w:p>
-    <w:p>
-      <w:pPr>
-        <w:rPr>
-          <w:sz w:val="24"/>
-          <w:szCs w:val="24"/>
-        </w:rPr>
-      </w:pPr>
-      <w:r>
-        <w:rPr>
-          <w:sz w:val="24"/>
-          <w:szCs w:val="24"/>
-        </w:rPr>
         <w:t>Answer style rules</w:t>
       </w:r>
     </w:p>
@@ -2649,61 +2581,14 @@
           <w:sz w:val="24"/>
           <w:szCs w:val="24"/>
         </w:rPr>
-        <w:t>1. Rank (auto) (Tier)</w:t>
-      </w:r>
-    </w:p>
-    <w:p>
-      <w:pPr>
-        <w:rPr>
-          <w:sz w:val="24"/>
-          <w:szCs w:val="24"/>
-        </w:rPr>
-      </w:pPr>
-      <w:r>
-        <w:rPr>
-          <w:sz w:val="24"/>
-          <w:szCs w:val="24"/>
-        </w:rPr>
-        <w:t>Type: auto</w:t>
-      </w:r>
-    </w:p>
-    <w:p>
-      <w:pPr>
-        <w:rPr>
-          <w:sz w:val="24"/>
-          <w:szCs w:val="24"/>
-        </w:rPr>
-      </w:pPr>
-      <w:r>
-        <w:rPr>
-          <w:sz w:val="24"/>
-          <w:szCs w:val="24"/>
-        </w:rPr>
-        <w:lastRenderedPageBreak/>
-        <w:t>Context: Relative tier or rank among comparable ingredients.</w:t>
-      </w:r>
-    </w:p>
-    <w:p>
-      <w:pPr>
-        <w:rPr>
-          <w:sz w:val="24"/>
-          <w:szCs w:val="24"/>
-        </w:rPr>
-      </w:pPr>
-    </w:p>
-    <w:p>
-      <w:pPr>
-        <w:rPr>
-          <w:sz w:val="24"/>
-          <w:szCs w:val="24"/>
-        </w:rPr>
-      </w:pPr>
-      <w:r>
-        <w:rPr>
-          <w:sz w:val="24"/>
-          <w:szCs w:val="24"/>
-        </w:rPr>
-        <w:t>2. Ingredient</w:t>
+        <w:t>1</w:t>
+      </w:r>
+      <w:r>
+        <w:rPr>
+          <w:sz w:val="24"/>
+          <w:szCs w:val="24"/>
+        </w:rPr>
+        <w:t>. Ingredient</w:t>
       </w:r>
     </w:p>
     <w:p>
@@ -2772,7 +2657,14 @@
           <w:sz w:val="24"/>
           <w:szCs w:val="24"/>
         </w:rPr>
-        <w:t>3. Ingredient Category (Botanical, Vitamin, Mineral, Probiotic, Peptide, Fiber, etc.)</w:t>
+        <w:t>2</w:t>
+      </w:r>
+      <w:r>
+        <w:rPr>
+          <w:sz w:val="24"/>
+          <w:szCs w:val="24"/>
+        </w:rPr>
+        <w:t>. Ingredient Category (Botanical, Vitamin, Mineral, Probiotic, Peptide, Fiber, etc.)</w:t>
       </w:r>
     </w:p>
     <w:p>
@@ -2825,1015 +2717,14 @@
           <w:sz w:val="24"/>
           <w:szCs w:val="24"/>
         </w:rPr>
-        <w:t>4. Primary Mode of Action</w:t>
-      </w:r>
-    </w:p>
-    <w:p>
-      <w:pPr>
-        <w:rPr>
-          <w:sz w:val="24"/>
-          <w:szCs w:val="24"/>
-        </w:rPr>
-      </w:pPr>
-      <w:r>
-        <w:rPr>
-          <w:sz w:val="24"/>
-          <w:szCs w:val="24"/>
-        </w:rPr>
-        <w:t>Type: text</w:t>
-      </w:r>
-    </w:p>
-    <w:p>
-      <w:pPr>
-        <w:rPr>
-          <w:sz w:val="24"/>
-          <w:szCs w:val="24"/>
-        </w:rPr>
-      </w:pPr>
-      <w:r>
-        <w:rPr>
-          <w:sz w:val="24"/>
-          <w:szCs w:val="24"/>
-        </w:rPr>
-        <w:t>Context: Main biological mechanism driving weight management effects.</w:t>
-      </w:r>
-    </w:p>
-    <w:p>
-      <w:pPr>
-        <w:rPr>
-          <w:sz w:val="24"/>
-          <w:szCs w:val="24"/>
-        </w:rPr>
-      </w:pPr>
-    </w:p>
-    <w:p>
-      <w:pPr>
-        <w:rPr>
-          <w:sz w:val="24"/>
-          <w:szCs w:val="24"/>
-        </w:rPr>
-      </w:pPr>
-      <w:r>
-        <w:rPr>
-          <w:sz w:val="24"/>
-          <w:szCs w:val="24"/>
-        </w:rPr>
-        <w:t>5. Secondary Mechanism of Action</w:t>
-      </w:r>
-    </w:p>
-    <w:p>
-      <w:pPr>
-        <w:rPr>
-          <w:sz w:val="24"/>
-          <w:szCs w:val="24"/>
-        </w:rPr>
-      </w:pPr>
-      <w:r>
-        <w:rPr>
-          <w:sz w:val="24"/>
-          <w:szCs w:val="24"/>
-        </w:rPr>
-        <w:t>Type: text</w:t>
-      </w:r>
-    </w:p>
-    <w:p>
-      <w:pPr>
-        <w:rPr>
-          <w:sz w:val="24"/>
-          <w:szCs w:val="24"/>
-        </w:rPr>
-      </w:pPr>
-      <w:r>
-        <w:rPr>
-          <w:sz w:val="24"/>
-          <w:szCs w:val="24"/>
-        </w:rPr>
-        <w:t>Context: Supporting biological mechanisms beyond the primary mechanism.</w:t>
-      </w:r>
-    </w:p>
-    <w:p>
-      <w:pPr>
-        <w:rPr>
-          <w:sz w:val="24"/>
-          <w:szCs w:val="24"/>
-        </w:rPr>
-      </w:pPr>
-    </w:p>
-    <w:p>
-      <w:pPr>
-        <w:rPr>
-          <w:sz w:val="24"/>
-          <w:szCs w:val="24"/>
-        </w:rPr>
-      </w:pPr>
-      <w:r>
-        <w:rPr>
-          <w:sz w:val="24"/>
-          <w:szCs w:val="24"/>
-        </w:rPr>
-        <w:t>6. Evidence Strength (1-5)</w:t>
-      </w:r>
-    </w:p>
-    <w:p>
-      <w:pPr>
-        <w:rPr>
-          <w:sz w:val="24"/>
-          <w:szCs w:val="24"/>
-        </w:rPr>
-      </w:pPr>
-      <w:r>
-        <w:rPr>
-          <w:sz w:val="24"/>
-          <w:szCs w:val="24"/>
-        </w:rPr>
-        <w:t>Type: score</w:t>
-      </w:r>
-    </w:p>
-    <w:p>
-      <w:pPr>
-        <w:rPr>
-          <w:sz w:val="24"/>
-          <w:szCs w:val="24"/>
-        </w:rPr>
-      </w:pPr>
-      <w:r>
-        <w:rPr>
-          <w:sz w:val="24"/>
-          <w:szCs w:val="24"/>
-        </w:rPr>
-        <w:t>Context: Overall strength of scientific support.</w:t>
-      </w:r>
-    </w:p>
-    <w:p>
-      <w:pPr>
-        <w:rPr>
-          <w:sz w:val="24"/>
-          <w:szCs w:val="24"/>
-        </w:rPr>
-      </w:pPr>
-    </w:p>
-    <w:p>
-      <w:pPr>
-        <w:rPr>
-          <w:sz w:val="24"/>
-          <w:szCs w:val="24"/>
-        </w:rPr>
-      </w:pPr>
-      <w:r>
-        <w:rPr>
-          <w:sz w:val="24"/>
-          <w:szCs w:val="24"/>
-        </w:rPr>
-        <w:t>7. Evidence of GLP-1 Interaction (Yes/No/Indirect)</w:t>
-      </w:r>
-    </w:p>
-    <w:p>
-      <w:pPr>
-        <w:rPr>
-          <w:sz w:val="24"/>
-          <w:szCs w:val="24"/>
-        </w:rPr>
-      </w:pPr>
-      <w:r>
-        <w:rPr>
-          <w:sz w:val="24"/>
-          <w:szCs w:val="24"/>
-        </w:rPr>
-        <w:t>Type: category</w:t>
-      </w:r>
-    </w:p>
-    <w:p>
-      <w:pPr>
-        <w:rPr>
-          <w:sz w:val="24"/>
-          <w:szCs w:val="24"/>
-        </w:rPr>
-      </w:pPr>
-      <w:r>
-        <w:rPr>
-          <w:sz w:val="24"/>
-          <w:szCs w:val="24"/>
-        </w:rPr>
-        <w:t>Context: Whether evidence supports GLP-1 or related interaction.</w:t>
-      </w:r>
-    </w:p>
-    <w:p>
-      <w:pPr>
-        <w:rPr>
-          <w:sz w:val="24"/>
-          <w:szCs w:val="24"/>
-        </w:rPr>
-      </w:pPr>
-    </w:p>
-    <w:p>
-      <w:pPr>
-        <w:rPr>
-          <w:sz w:val="24"/>
-          <w:szCs w:val="24"/>
-        </w:rPr>
-      </w:pPr>
-      <w:r>
-        <w:rPr>
-          <w:sz w:val="24"/>
-          <w:szCs w:val="24"/>
-        </w:rPr>
-        <w:t>8. Clinical Evidence Level (Human RCT, Human Observational, Animal, In-vitro)</w:t>
-      </w:r>
-    </w:p>
-    <w:p>
-      <w:pPr>
-        <w:rPr>
-          <w:sz w:val="24"/>
-          <w:szCs w:val="24"/>
-        </w:rPr>
-      </w:pPr>
-      <w:r>
-        <w:rPr>
-          <w:sz w:val="24"/>
-          <w:szCs w:val="24"/>
-        </w:rPr>
-        <w:t>Type: category</w:t>
-      </w:r>
-    </w:p>
-    <w:p>
-      <w:pPr>
-        <w:rPr>
-          <w:sz w:val="24"/>
-          <w:szCs w:val="24"/>
-        </w:rPr>
-      </w:pPr>
-      <w:r>
-        <w:rPr>
-          <w:sz w:val="24"/>
-          <w:szCs w:val="24"/>
-        </w:rPr>
-        <w:t>Context: Highest evidence level available.</w:t>
-      </w:r>
-    </w:p>
-    <w:p>
-      <w:pPr>
-        <w:rPr>
-          <w:sz w:val="24"/>
-          <w:szCs w:val="24"/>
-        </w:rPr>
-      </w:pPr>
-    </w:p>
-    <w:p>
-      <w:pPr>
-        <w:rPr>
-          <w:sz w:val="24"/>
-          <w:szCs w:val="24"/>
-        </w:rPr>
-      </w:pPr>
-      <w:r>
-        <w:rPr>
-          <w:sz w:val="24"/>
-          <w:szCs w:val="24"/>
-        </w:rPr>
-        <w:t>9. Number of Clinical Studies</w:t>
-      </w:r>
-    </w:p>
-    <w:p>
-      <w:pPr>
-        <w:rPr>
-          <w:sz w:val="24"/>
-          <w:szCs w:val="24"/>
-        </w:rPr>
-      </w:pPr>
-      <w:r>
-        <w:rPr>
-          <w:sz w:val="24"/>
-          <w:szCs w:val="24"/>
-        </w:rPr>
-        <w:t>Type: evidence</w:t>
-      </w:r>
-    </w:p>
-    <w:p>
-      <w:pPr>
-        <w:rPr>
-          <w:sz w:val="24"/>
-          <w:szCs w:val="24"/>
-        </w:rPr>
-      </w:pPr>
-      <w:r>
-        <w:rPr>
-          <w:sz w:val="24"/>
-          <w:szCs w:val="24"/>
-        </w:rPr>
-        <w:t>Context: Approximate number of human studies.</w:t>
-      </w:r>
-    </w:p>
-    <w:p>
-      <w:pPr>
-        <w:rPr>
-          <w:sz w:val="24"/>
-          <w:szCs w:val="24"/>
-        </w:rPr>
-      </w:pPr>
-    </w:p>
-    <w:p>
-      <w:pPr>
-        <w:rPr>
-          <w:sz w:val="24"/>
-          <w:szCs w:val="24"/>
-        </w:rPr>
-      </w:pPr>
-      <w:r>
-        <w:rPr>
-          <w:sz w:val="24"/>
-          <w:szCs w:val="24"/>
-        </w:rPr>
-        <w:t>10. Key Clinical Outcomes (Weight Loss %, Appetite Reduction, HbA1c, etc.)</w:t>
-      </w:r>
-    </w:p>
-    <w:p>
-      <w:pPr>
-        <w:rPr>
-          <w:sz w:val="24"/>
-          <w:szCs w:val="24"/>
-        </w:rPr>
-      </w:pPr>
-      <w:r>
-        <w:rPr>
-          <w:sz w:val="24"/>
-          <w:szCs w:val="24"/>
-        </w:rPr>
-        <w:t>Type: evidence</w:t>
-      </w:r>
-    </w:p>
-    <w:p>
-      <w:pPr>
-        <w:rPr>
-          <w:sz w:val="24"/>
-          <w:szCs w:val="24"/>
-        </w:rPr>
-      </w:pPr>
-      <w:r>
-        <w:rPr>
-          <w:sz w:val="24"/>
-          <w:szCs w:val="24"/>
-        </w:rPr>
-        <w:t>Context: Main measurable outcomes reported in studies.</w:t>
-      </w:r>
-    </w:p>
-    <w:p>
-      <w:pPr>
-        <w:rPr>
-          <w:sz w:val="24"/>
-          <w:szCs w:val="24"/>
-        </w:rPr>
-      </w:pPr>
-    </w:p>
-    <w:p>
-      <w:pPr>
-        <w:rPr>
-          <w:sz w:val="24"/>
-          <w:szCs w:val="24"/>
-        </w:rPr>
-      </w:pPr>
-      <w:r>
-        <w:rPr>
-          <w:sz w:val="24"/>
-          <w:szCs w:val="24"/>
-        </w:rPr>
-        <w:t>11. Formulation Format (Capsule, Powder, Drink, Gummy, Sachet)</w:t>
-      </w:r>
-    </w:p>
-    <w:p>
-      <w:pPr>
-        <w:rPr>
-          <w:sz w:val="24"/>
-          <w:szCs w:val="24"/>
-        </w:rPr>
-      </w:pPr>
-      <w:r>
-        <w:rPr>
-          <w:sz w:val="24"/>
-          <w:szCs w:val="24"/>
-        </w:rPr>
-        <w:t>Type: category</w:t>
-      </w:r>
-    </w:p>
-    <w:p>
-      <w:pPr>
-        <w:rPr>
-          <w:sz w:val="24"/>
-          <w:szCs w:val="24"/>
-        </w:rPr>
-      </w:pPr>
-      <w:r>
-        <w:rPr>
-          <w:sz w:val="24"/>
-          <w:szCs w:val="24"/>
-        </w:rPr>
-        <w:t>Context: Common delivery forms in marketed products.</w:t>
-      </w:r>
-    </w:p>
-    <w:p>
-      <w:pPr>
-        <w:rPr>
-          <w:sz w:val="24"/>
-          <w:szCs w:val="24"/>
-        </w:rPr>
-      </w:pPr>
-    </w:p>
-    <w:p>
-      <w:pPr>
-        <w:rPr>
-          <w:sz w:val="24"/>
-          <w:szCs w:val="24"/>
-        </w:rPr>
-      </w:pPr>
-      <w:r>
-        <w:rPr>
-          <w:sz w:val="24"/>
-          <w:szCs w:val="24"/>
-        </w:rPr>
-        <w:t>12. Average Effective Dose</w:t>
-      </w:r>
-    </w:p>
-    <w:p>
-      <w:pPr>
-        <w:rPr>
-          <w:sz w:val="24"/>
-          <w:szCs w:val="24"/>
-        </w:rPr>
-      </w:pPr>
-      <w:r>
-        <w:rPr>
-          <w:sz w:val="24"/>
-          <w:szCs w:val="24"/>
-        </w:rPr>
-        <w:t>Type: measurement</w:t>
-      </w:r>
-    </w:p>
-    <w:p>
-      <w:pPr>
-        <w:rPr>
-          <w:sz w:val="24"/>
-          <w:szCs w:val="24"/>
-        </w:rPr>
-      </w:pPr>
-      <w:r>
-        <w:rPr>
-          <w:sz w:val="24"/>
-          <w:szCs w:val="24"/>
-        </w:rPr>
-        <w:t>Context: Typical effective dose in studies or products.</w:t>
-      </w:r>
-    </w:p>
-    <w:p>
-      <w:pPr>
-        <w:rPr>
-          <w:sz w:val="24"/>
-          <w:szCs w:val="24"/>
-        </w:rPr>
-      </w:pPr>
-    </w:p>
-    <w:p>
-      <w:pPr>
-        <w:rPr>
-          <w:sz w:val="24"/>
-          <w:szCs w:val="24"/>
-        </w:rPr>
-      </w:pPr>
-      <w:r>
-        <w:rPr>
-          <w:sz w:val="24"/>
-          <w:szCs w:val="24"/>
-        </w:rPr>
-        <w:t>13. Consumer Trend in China (1-5)</w:t>
-      </w:r>
-    </w:p>
-    <w:p>
-      <w:pPr>
-        <w:rPr>
-          <w:sz w:val="24"/>
-          <w:szCs w:val="24"/>
-        </w:rPr>
-      </w:pPr>
-      <w:r>
-        <w:rPr>
-          <w:sz w:val="24"/>
-          <w:szCs w:val="24"/>
-        </w:rPr>
-        <w:t>Type: score</w:t>
-      </w:r>
-    </w:p>
-    <w:p>
-      <w:pPr>
-        <w:rPr>
-          <w:sz w:val="24"/>
-          <w:szCs w:val="24"/>
-        </w:rPr>
-      </w:pPr>
-      <w:r>
-        <w:rPr>
-          <w:sz w:val="24"/>
-          <w:szCs w:val="24"/>
-        </w:rPr>
-        <w:t>Context: Popularity or momentum in China.</w:t>
-      </w:r>
-    </w:p>
-    <w:p>
-      <w:pPr>
-        <w:rPr>
-          <w:sz w:val="24"/>
-          <w:szCs w:val="24"/>
-        </w:rPr>
-      </w:pPr>
-    </w:p>
-    <w:p>
-      <w:pPr>
-        <w:rPr>
-          <w:sz w:val="24"/>
-          <w:szCs w:val="24"/>
-        </w:rPr>
-      </w:pPr>
-      <w:r>
-        <w:rPr>
-          <w:sz w:val="24"/>
-          <w:szCs w:val="24"/>
-        </w:rPr>
-        <w:t>14. Regulatory Feasibility CN (1-5)</w:t>
-      </w:r>
-    </w:p>
-    <w:p>
-      <w:pPr>
-        <w:rPr>
-          <w:sz w:val="24"/>
-          <w:szCs w:val="24"/>
-        </w:rPr>
-      </w:pPr>
-      <w:r>
-        <w:rPr>
-          <w:sz w:val="24"/>
-          <w:szCs w:val="24"/>
-        </w:rPr>
-        <w:t>Type: score</w:t>
-      </w:r>
-    </w:p>
-    <w:p>
-      <w:pPr>
-        <w:rPr>
-          <w:sz w:val="24"/>
-          <w:szCs w:val="24"/>
-        </w:rPr>
-      </w:pPr>
-      <w:r>
-        <w:rPr>
-          <w:sz w:val="24"/>
-          <w:szCs w:val="24"/>
-        </w:rPr>
-        <w:t>Context: Ease of use or approval in China.</w:t>
-      </w:r>
-    </w:p>
-    <w:p>
-      <w:pPr>
-        <w:rPr>
-          <w:sz w:val="24"/>
-          <w:szCs w:val="24"/>
-        </w:rPr>
-      </w:pPr>
-    </w:p>
-    <w:p>
-      <w:pPr>
-        <w:rPr>
-          <w:sz w:val="24"/>
-          <w:szCs w:val="24"/>
-        </w:rPr>
-      </w:pPr>
-      <w:r>
-        <w:rPr>
-          <w:sz w:val="24"/>
-          <w:szCs w:val="24"/>
-        </w:rPr>
-        <w:t>15. Centrum Brand Fit (1-5)</w:t>
-      </w:r>
-    </w:p>
-    <w:p>
-      <w:pPr>
-        <w:rPr>
-          <w:sz w:val="24"/>
-          <w:szCs w:val="24"/>
-        </w:rPr>
-      </w:pPr>
-      <w:r>
-        <w:rPr>
-          <w:sz w:val="24"/>
-          <w:szCs w:val="24"/>
-        </w:rPr>
-        <w:t>Type: score</w:t>
-      </w:r>
-    </w:p>
-    <w:p>
-      <w:pPr>
-        <w:rPr>
-          <w:sz w:val="24"/>
-          <w:szCs w:val="24"/>
-        </w:rPr>
-      </w:pPr>
-      <w:r>
-        <w:rPr>
-          <w:sz w:val="24"/>
-          <w:szCs w:val="24"/>
-        </w:rPr>
-        <w:t>Context: Fit with Centrum-style positioning.</w:t>
-      </w:r>
-    </w:p>
-    <w:p>
-      <w:pPr>
-        <w:rPr>
-          <w:sz w:val="24"/>
-          <w:szCs w:val="24"/>
-        </w:rPr>
-      </w:pPr>
-    </w:p>
-    <w:p>
-      <w:pPr>
-        <w:rPr>
-          <w:sz w:val="24"/>
-          <w:szCs w:val="24"/>
-        </w:rPr>
-      </w:pPr>
-      <w:r>
-        <w:rPr>
-          <w:sz w:val="24"/>
-          <w:szCs w:val="24"/>
-        </w:rPr>
-        <w:lastRenderedPageBreak/>
-        <w:t>16. Competitive Saturation (1-5, higher = more crowded)</w:t>
-      </w:r>
-    </w:p>
-    <w:p>
-      <w:pPr>
-        <w:rPr>
-          <w:sz w:val="24"/>
-          <w:szCs w:val="24"/>
-        </w:rPr>
-      </w:pPr>
-      <w:r>
-        <w:rPr>
-          <w:sz w:val="24"/>
-          <w:szCs w:val="24"/>
-        </w:rPr>
-        <w:t>Type: score</w:t>
-      </w:r>
-    </w:p>
-    <w:p>
-      <w:pPr>
-        <w:rPr>
-          <w:sz w:val="24"/>
-          <w:szCs w:val="24"/>
-        </w:rPr>
-      </w:pPr>
-      <w:r>
-        <w:rPr>
-          <w:sz w:val="24"/>
-          <w:szCs w:val="24"/>
-        </w:rPr>
-        <w:t>Context: How crowded the market is.</w:t>
-      </w:r>
-    </w:p>
-    <w:p>
-      <w:pPr>
-        <w:rPr>
-          <w:sz w:val="24"/>
-          <w:szCs w:val="24"/>
-        </w:rPr>
-      </w:pPr>
-    </w:p>
-    <w:p>
-      <w:pPr>
-        <w:rPr>
-          <w:sz w:val="24"/>
-          <w:szCs w:val="24"/>
-        </w:rPr>
-      </w:pPr>
-      <w:r>
-        <w:rPr>
-          <w:sz w:val="24"/>
-          <w:szCs w:val="24"/>
-        </w:rPr>
-        <w:t>17. Weighted Opportunity Score (auto)</w:t>
-      </w:r>
-    </w:p>
-    <w:p>
-      <w:pPr>
-        <w:rPr>
-          <w:sz w:val="24"/>
-          <w:szCs w:val="24"/>
-        </w:rPr>
-      </w:pPr>
-      <w:r>
-        <w:rPr>
-          <w:sz w:val="24"/>
-          <w:szCs w:val="24"/>
-        </w:rPr>
-        <w:t>Type: auto</w:t>
-      </w:r>
-    </w:p>
-    <w:p>
-      <w:pPr>
-        <w:rPr>
-          <w:sz w:val="24"/>
-          <w:szCs w:val="24"/>
-        </w:rPr>
-      </w:pPr>
-      <w:r>
-        <w:rPr>
-          <w:sz w:val="24"/>
-          <w:szCs w:val="24"/>
-        </w:rPr>
-        <w:t>Context: Composite opportunity score if enough reliable logic exists.</w:t>
-      </w:r>
-    </w:p>
-    <w:p>
-      <w:pPr>
-        <w:rPr>
-          <w:sz w:val="24"/>
-          <w:szCs w:val="24"/>
-        </w:rPr>
-      </w:pPr>
-    </w:p>
-    <w:p>
-      <w:pPr>
-        <w:rPr>
-          <w:sz w:val="24"/>
-          <w:szCs w:val="24"/>
-        </w:rPr>
-      </w:pPr>
-      <w:r>
-        <w:rPr>
-          <w:sz w:val="24"/>
-          <w:szCs w:val="24"/>
-        </w:rPr>
-        <w:t>18. Sources to Validate</w:t>
-      </w:r>
-    </w:p>
-    <w:p>
-      <w:pPr>
-        <w:rPr>
-          <w:sz w:val="24"/>
-          <w:szCs w:val="24"/>
-        </w:rPr>
-      </w:pPr>
-      <w:r>
-        <w:rPr>
-          <w:sz w:val="24"/>
-          <w:szCs w:val="24"/>
-        </w:rPr>
-        <w:t>Type: list</w:t>
-      </w:r>
-    </w:p>
-    <w:p>
-      <w:pPr>
-        <w:rPr>
-          <w:sz w:val="24"/>
-          <w:szCs w:val="24"/>
-        </w:rPr>
-      </w:pPr>
-      <w:r>
-        <w:rPr>
-          <w:sz w:val="24"/>
-          <w:szCs w:val="24"/>
-        </w:rPr>
-        <w:t>Context: Key sources to verify important claims.</w:t>
-      </w:r>
-    </w:p>
-    <w:p>
-      <w:pPr>
-        <w:rPr>
-          <w:sz w:val="24"/>
-          <w:szCs w:val="24"/>
-        </w:rPr>
-      </w:pPr>
-    </w:p>
-    <w:p>
-      <w:pPr>
-        <w:rPr>
-          <w:sz w:val="24"/>
-          <w:szCs w:val="24"/>
-        </w:rPr>
-      </w:pPr>
-      <w:r>
-        <w:rPr>
-          <w:sz w:val="24"/>
-          <w:szCs w:val="24"/>
-        </w:rPr>
-        <w:t>19. Synergy Ingredients Commonly Used</w:t>
-      </w:r>
-    </w:p>
-    <w:p>
-      <w:pPr>
-        <w:rPr>
-          <w:sz w:val="24"/>
-          <w:szCs w:val="24"/>
-        </w:rPr>
-      </w:pPr>
-      <w:r>
-        <w:rPr>
-          <w:sz w:val="24"/>
-          <w:szCs w:val="24"/>
-        </w:rPr>
-        <w:t>Type: list</w:t>
-      </w:r>
-    </w:p>
-    <w:p>
-      <w:pPr>
-        <w:rPr>
-          <w:sz w:val="24"/>
-          <w:szCs w:val="24"/>
-        </w:rPr>
-      </w:pPr>
-      <w:r>
-        <w:rPr>
-          <w:sz w:val="24"/>
-          <w:szCs w:val="24"/>
-        </w:rPr>
-        <w:t>Context: Ingredients commonly paired with it.</w:t>
-      </w:r>
-    </w:p>
-    <w:p>
-      <w:pPr>
-        <w:rPr>
-          <w:sz w:val="24"/>
-          <w:szCs w:val="24"/>
-        </w:rPr>
-      </w:pPr>
-    </w:p>
-    <w:p>
-      <w:pPr>
-        <w:rPr>
-          <w:sz w:val="24"/>
-          <w:szCs w:val="24"/>
-        </w:rPr>
-      </w:pPr>
-      <w:r>
-        <w:rPr>
-          <w:sz w:val="24"/>
-          <w:szCs w:val="24"/>
-        </w:rPr>
-        <w:t>20. Safety Profile</w:t>
-      </w:r>
-    </w:p>
-    <w:p>
-      <w:pPr>
-        <w:rPr>
-          <w:sz w:val="24"/>
-          <w:szCs w:val="24"/>
-        </w:rPr>
-      </w:pPr>
-      <w:r>
-        <w:rPr>
-          <w:sz w:val="24"/>
-          <w:szCs w:val="24"/>
-        </w:rPr>
-        <w:t>Type: text</w:t>
-      </w:r>
-    </w:p>
-    <w:p>
-      <w:pPr>
-        <w:rPr>
-          <w:sz w:val="24"/>
-          <w:szCs w:val="24"/>
-        </w:rPr>
-      </w:pPr>
-      <w:r>
-        <w:rPr>
-          <w:sz w:val="24"/>
-          <w:szCs w:val="24"/>
-        </w:rPr>
-        <w:t>Context: Safety, tolerability, warnings, and adverse effects.</w:t>
-      </w:r>
-    </w:p>
-    <w:p>
-      <w:pPr>
-        <w:rPr>
-          <w:sz w:val="24"/>
-          <w:szCs w:val="24"/>
-        </w:rPr>
-      </w:pPr>
-    </w:p>
-    <w:p>
-      <w:pPr>
-        <w:rPr>
-          <w:sz w:val="24"/>
-          <w:szCs w:val="24"/>
-        </w:rPr>
-      </w:pPr>
-      <w:r>
-        <w:rPr>
-          <w:sz w:val="24"/>
-          <w:szCs w:val="24"/>
-        </w:rPr>
-        <w:t>21. Regulatory Status in China (Allowed, Restricted, Novel Ingredient, TCM)</w:t>
-      </w:r>
-    </w:p>
-    <w:p>
-      <w:pPr>
-        <w:rPr>
-          <w:sz w:val="24"/>
-          <w:szCs w:val="24"/>
-        </w:rPr>
-      </w:pPr>
-      <w:r>
-        <w:rPr>
-          <w:sz w:val="24"/>
-          <w:szCs w:val="24"/>
-        </w:rPr>
-        <w:t>Type: category</w:t>
-      </w:r>
-    </w:p>
-    <w:p>
-      <w:pPr>
-        <w:rPr>
-          <w:sz w:val="24"/>
-          <w:szCs w:val="24"/>
-        </w:rPr>
-      </w:pPr>
-      <w:r>
-        <w:rPr>
-          <w:sz w:val="24"/>
-          <w:szCs w:val="24"/>
-        </w:rPr>
-        <w:t>Context: Allowed, restricted, novel, TCM, or other China status.</w:t>
-      </w:r>
-    </w:p>
-    <w:p>
-      <w:pPr>
-        <w:rPr>
-          <w:sz w:val="24"/>
-          <w:szCs w:val="24"/>
-        </w:rPr>
-      </w:pPr>
-    </w:p>
-    <w:p>
-      <w:pPr>
-        <w:rPr>
-          <w:sz w:val="24"/>
-          <w:szCs w:val="24"/>
-        </w:rPr>
-      </w:pPr>
-      <w:r>
-        <w:rPr>
-          <w:sz w:val="24"/>
-          <w:szCs w:val="24"/>
-        </w:rPr>
-        <w:t>22. NMPA Filing Category</w:t>
-      </w:r>
-    </w:p>
-    <w:p>
-      <w:pPr>
-        <w:rPr>
-          <w:sz w:val="24"/>
-          <w:szCs w:val="24"/>
-        </w:rPr>
-      </w:pPr>
-      <w:r>
-        <w:rPr>
-          <w:sz w:val="24"/>
-          <w:szCs w:val="24"/>
-        </w:rPr>
-        <w:t>Type: category</w:t>
-      </w:r>
-    </w:p>
-    <w:p>
-      <w:pPr>
-        <w:rPr>
-          <w:sz w:val="24"/>
-          <w:szCs w:val="24"/>
-        </w:rPr>
-      </w:pPr>
-      <w:r>
-        <w:rPr>
-          <w:sz w:val="24"/>
-          <w:szCs w:val="24"/>
-        </w:rPr>
-        <w:t>Context: Relevant China filing classification.</w:t>
-      </w:r>
-    </w:p>
-    <w:p>
-      <w:pPr>
-        <w:rPr>
-          <w:sz w:val="24"/>
-          <w:szCs w:val="24"/>
-        </w:rPr>
-      </w:pPr>
-    </w:p>
-    <w:p>
-      <w:pPr>
-        <w:rPr>
-          <w:sz w:val="24"/>
-          <w:szCs w:val="24"/>
-        </w:rPr>
-      </w:pPr>
-      <w:r>
-        <w:rPr>
-          <w:sz w:val="24"/>
-          <w:szCs w:val="24"/>
-        </w:rPr>
-        <w:t>23. Traditional Chinese Medicine Relevance</w:t>
+        <w:t>3</w:t>
+      </w:r>
+      <w:r>
+        <w:rPr>
+          <w:sz w:val="24"/>
+          <w:szCs w:val="24"/>
+        </w:rPr>
+        <w:t>. Primary Mode of Action</w:t>
       </w:r>
     </w:p>
     <w:p>
@@ -3864,6 +2755,621 @@
           <w:sz w:val="24"/>
           <w:szCs w:val="24"/>
         </w:rPr>
+        <w:t>Context: Main biological mechanism driving weight management effects.</w:t>
+      </w:r>
+    </w:p>
+    <w:p>
+      <w:pPr>
+        <w:rPr>
+          <w:sz w:val="24"/>
+          <w:szCs w:val="24"/>
+        </w:rPr>
+      </w:pPr>
+    </w:p>
+    <w:p>
+      <w:pPr>
+        <w:rPr>
+          <w:sz w:val="24"/>
+          <w:szCs w:val="24"/>
+        </w:rPr>
+      </w:pPr>
+      <w:r>
+        <w:rPr>
+          <w:sz w:val="24"/>
+          <w:szCs w:val="24"/>
+        </w:rPr>
+        <w:t>4</w:t>
+      </w:r>
+      <w:r>
+        <w:rPr>
+          <w:sz w:val="24"/>
+          <w:szCs w:val="24"/>
+        </w:rPr>
+        <w:t>. Secondary Mechanism of Action</w:t>
+      </w:r>
+    </w:p>
+    <w:p>
+      <w:pPr>
+        <w:rPr>
+          <w:sz w:val="24"/>
+          <w:szCs w:val="24"/>
+        </w:rPr>
+      </w:pPr>
+      <w:r>
+        <w:rPr>
+          <w:sz w:val="24"/>
+          <w:szCs w:val="24"/>
+        </w:rPr>
+        <w:t>Type: text</w:t>
+      </w:r>
+    </w:p>
+    <w:p>
+      <w:pPr>
+        <w:rPr>
+          <w:sz w:val="24"/>
+          <w:szCs w:val="24"/>
+        </w:rPr>
+      </w:pPr>
+      <w:r>
+        <w:rPr>
+          <w:sz w:val="24"/>
+          <w:szCs w:val="24"/>
+        </w:rPr>
+        <w:t>Context: Supporting biological mechanisms beyond the primary mechanism.</w:t>
+      </w:r>
+    </w:p>
+    <w:p>
+      <w:pPr>
+        <w:rPr>
+          <w:sz w:val="24"/>
+          <w:szCs w:val="24"/>
+        </w:rPr>
+      </w:pPr>
+    </w:p>
+    <w:p>
+      <w:pPr>
+        <w:rPr>
+          <w:sz w:val="24"/>
+          <w:szCs w:val="24"/>
+        </w:rPr>
+      </w:pPr>
+      <w:r>
+        <w:rPr>
+          <w:sz w:val="24"/>
+          <w:szCs w:val="24"/>
+        </w:rPr>
+        <w:t>5</w:t>
+      </w:r>
+      <w:r>
+        <w:rPr>
+          <w:sz w:val="24"/>
+          <w:szCs w:val="24"/>
+        </w:rPr>
+        <w:t>. Evidence of GLP-1 Interaction (Yes/No/Indirect)</w:t>
+      </w:r>
+    </w:p>
+    <w:p>
+      <w:pPr>
+        <w:rPr>
+          <w:sz w:val="24"/>
+          <w:szCs w:val="24"/>
+        </w:rPr>
+      </w:pPr>
+      <w:r>
+        <w:rPr>
+          <w:sz w:val="24"/>
+          <w:szCs w:val="24"/>
+        </w:rPr>
+        <w:t>Type: category</w:t>
+      </w:r>
+    </w:p>
+    <w:p>
+      <w:pPr>
+        <w:rPr>
+          <w:sz w:val="24"/>
+          <w:szCs w:val="24"/>
+        </w:rPr>
+      </w:pPr>
+      <w:r>
+        <w:rPr>
+          <w:sz w:val="24"/>
+          <w:szCs w:val="24"/>
+        </w:rPr>
+        <w:t>Context: Whether evidence supports GLP-1 or related interaction.</w:t>
+      </w:r>
+    </w:p>
+    <w:p>
+      <w:pPr>
+        <w:rPr>
+          <w:sz w:val="24"/>
+          <w:szCs w:val="24"/>
+        </w:rPr>
+      </w:pPr>
+    </w:p>
+    <w:p>
+      <w:pPr>
+        <w:rPr>
+          <w:sz w:val="24"/>
+          <w:szCs w:val="24"/>
+        </w:rPr>
+      </w:pPr>
+      <w:r>
+        <w:rPr>
+          <w:sz w:val="24"/>
+          <w:szCs w:val="24"/>
+        </w:rPr>
+        <w:t>6</w:t>
+      </w:r>
+      <w:r>
+        <w:rPr>
+          <w:sz w:val="24"/>
+          <w:szCs w:val="24"/>
+        </w:rPr>
+        <w:t>. Clinical Evidence Level (Human RCT, Human Observational, Animal, In-vitro)</w:t>
+      </w:r>
+    </w:p>
+    <w:p>
+      <w:pPr>
+        <w:rPr>
+          <w:sz w:val="24"/>
+          <w:szCs w:val="24"/>
+        </w:rPr>
+      </w:pPr>
+      <w:r>
+        <w:rPr>
+          <w:sz w:val="24"/>
+          <w:szCs w:val="24"/>
+        </w:rPr>
+        <w:t>Type: category</w:t>
+      </w:r>
+    </w:p>
+    <w:p>
+      <w:pPr>
+        <w:rPr>
+          <w:sz w:val="24"/>
+          <w:szCs w:val="24"/>
+        </w:rPr>
+      </w:pPr>
+      <w:r>
+        <w:rPr>
+          <w:sz w:val="24"/>
+          <w:szCs w:val="24"/>
+        </w:rPr>
+        <w:t>Context: Highest evidence level available.</w:t>
+      </w:r>
+    </w:p>
+    <w:p>
+      <w:pPr>
+        <w:rPr>
+          <w:sz w:val="24"/>
+          <w:szCs w:val="24"/>
+        </w:rPr>
+      </w:pPr>
+    </w:p>
+    <w:p>
+      <w:pPr>
+        <w:rPr>
+          <w:sz w:val="24"/>
+          <w:szCs w:val="24"/>
+        </w:rPr>
+      </w:pPr>
+      <w:r>
+        <w:rPr>
+          <w:sz w:val="24"/>
+          <w:szCs w:val="24"/>
+        </w:rPr>
+        <w:t>7</w:t>
+      </w:r>
+      <w:r>
+        <w:rPr>
+          <w:sz w:val="24"/>
+          <w:szCs w:val="24"/>
+        </w:rPr>
+        <w:t>. Number of Clinical Studies</w:t>
+      </w:r>
+    </w:p>
+    <w:p>
+      <w:pPr>
+        <w:rPr>
+          <w:sz w:val="24"/>
+          <w:szCs w:val="24"/>
+        </w:rPr>
+      </w:pPr>
+      <w:r>
+        <w:rPr>
+          <w:sz w:val="24"/>
+          <w:szCs w:val="24"/>
+        </w:rPr>
+        <w:t>Type: evidence</w:t>
+      </w:r>
+    </w:p>
+    <w:p>
+      <w:pPr>
+        <w:rPr>
+          <w:sz w:val="24"/>
+          <w:szCs w:val="24"/>
+        </w:rPr>
+      </w:pPr>
+      <w:r>
+        <w:rPr>
+          <w:sz w:val="24"/>
+          <w:szCs w:val="24"/>
+        </w:rPr>
+        <w:t>Context: Approximate number of human studies.</w:t>
+      </w:r>
+    </w:p>
+    <w:p>
+      <w:pPr>
+        <w:rPr>
+          <w:sz w:val="24"/>
+          <w:szCs w:val="24"/>
+        </w:rPr>
+      </w:pPr>
+    </w:p>
+    <w:p>
+      <w:pPr>
+        <w:rPr>
+          <w:sz w:val="24"/>
+          <w:szCs w:val="24"/>
+        </w:rPr>
+      </w:pPr>
+      <w:r>
+        <w:rPr>
+          <w:sz w:val="24"/>
+          <w:szCs w:val="24"/>
+        </w:rPr>
+        <w:t>8</w:t>
+      </w:r>
+      <w:r>
+        <w:rPr>
+          <w:sz w:val="24"/>
+          <w:szCs w:val="24"/>
+        </w:rPr>
+        <w:t>. Key Clinical Outcomes (Weight Loss %, Appetite Reduction, HbA1c, etc.)</w:t>
+      </w:r>
+    </w:p>
+    <w:p>
+      <w:pPr>
+        <w:rPr>
+          <w:sz w:val="24"/>
+          <w:szCs w:val="24"/>
+        </w:rPr>
+      </w:pPr>
+      <w:r>
+        <w:rPr>
+          <w:sz w:val="24"/>
+          <w:szCs w:val="24"/>
+        </w:rPr>
+        <w:t>Type: evidence</w:t>
+      </w:r>
+    </w:p>
+    <w:p>
+      <w:pPr>
+        <w:rPr>
+          <w:sz w:val="24"/>
+          <w:szCs w:val="24"/>
+        </w:rPr>
+      </w:pPr>
+      <w:r>
+        <w:rPr>
+          <w:sz w:val="24"/>
+          <w:szCs w:val="24"/>
+        </w:rPr>
+        <w:t>Context: Main measurable outcomes reported in studies.</w:t>
+      </w:r>
+    </w:p>
+    <w:p>
+      <w:pPr>
+        <w:rPr>
+          <w:sz w:val="24"/>
+          <w:szCs w:val="24"/>
+        </w:rPr>
+      </w:pPr>
+    </w:p>
+    <w:p>
+      <w:pPr>
+        <w:rPr>
+          <w:sz w:val="24"/>
+          <w:szCs w:val="24"/>
+        </w:rPr>
+      </w:pPr>
+      <w:r>
+        <w:rPr>
+          <w:sz w:val="24"/>
+          <w:szCs w:val="24"/>
+        </w:rPr>
+        <w:t>9</w:t>
+      </w:r>
+      <w:r>
+        <w:rPr>
+          <w:sz w:val="24"/>
+          <w:szCs w:val="24"/>
+        </w:rPr>
+        <w:t>. Formulation Format (Capsule, Powder, Drink, Gummy, Sachet)</w:t>
+      </w:r>
+    </w:p>
+    <w:p>
+      <w:pPr>
+        <w:rPr>
+          <w:sz w:val="24"/>
+          <w:szCs w:val="24"/>
+        </w:rPr>
+      </w:pPr>
+      <w:r>
+        <w:rPr>
+          <w:sz w:val="24"/>
+          <w:szCs w:val="24"/>
+        </w:rPr>
+        <w:t>Type: category</w:t>
+      </w:r>
+    </w:p>
+    <w:p>
+      <w:pPr>
+        <w:rPr>
+          <w:sz w:val="24"/>
+          <w:szCs w:val="24"/>
+        </w:rPr>
+      </w:pPr>
+      <w:r>
+        <w:rPr>
+          <w:sz w:val="24"/>
+          <w:szCs w:val="24"/>
+        </w:rPr>
+        <w:t>Context: Common delivery forms in marketed products.</w:t>
+      </w:r>
+    </w:p>
+    <w:p>
+      <w:pPr>
+        <w:rPr>
+          <w:sz w:val="24"/>
+          <w:szCs w:val="24"/>
+        </w:rPr>
+      </w:pPr>
+    </w:p>
+    <w:p>
+      <w:pPr>
+        <w:rPr>
+          <w:sz w:val="24"/>
+          <w:szCs w:val="24"/>
+        </w:rPr>
+      </w:pPr>
+      <w:r>
+        <w:rPr>
+          <w:sz w:val="24"/>
+          <w:szCs w:val="24"/>
+        </w:rPr>
+        <w:t>1</w:t>
+      </w:r>
+      <w:r>
+        <w:rPr>
+          <w:sz w:val="24"/>
+          <w:szCs w:val="24"/>
+        </w:rPr>
+        <w:t>0</w:t>
+      </w:r>
+      <w:r>
+        <w:rPr>
+          <w:sz w:val="24"/>
+          <w:szCs w:val="24"/>
+        </w:rPr>
+        <w:t>. Average Effective Dose</w:t>
+      </w:r>
+    </w:p>
+    <w:p>
+      <w:pPr>
+        <w:rPr>
+          <w:sz w:val="24"/>
+          <w:szCs w:val="24"/>
+        </w:rPr>
+      </w:pPr>
+      <w:r>
+        <w:rPr>
+          <w:sz w:val="24"/>
+          <w:szCs w:val="24"/>
+        </w:rPr>
+        <w:t>Type: measurement</w:t>
+      </w:r>
+    </w:p>
+    <w:p>
+      <w:pPr>
+        <w:rPr>
+          <w:sz w:val="24"/>
+          <w:szCs w:val="24"/>
+        </w:rPr>
+      </w:pPr>
+      <w:r>
+        <w:rPr>
+          <w:sz w:val="24"/>
+          <w:szCs w:val="24"/>
+        </w:rPr>
+        <w:lastRenderedPageBreak/>
+        <w:t>Context: Typical effective dose in studies or products.</w:t>
+      </w:r>
+    </w:p>
+    <w:p>
+      <w:pPr>
+        <w:rPr>
+          <w:sz w:val="24"/>
+          <w:szCs w:val="24"/>
+        </w:rPr>
+      </w:pPr>
+    </w:p>
+    <w:p>
+      <w:pPr>
+        <w:rPr>
+          <w:sz w:val="24"/>
+          <w:szCs w:val="24"/>
+        </w:rPr>
+      </w:pPr>
+      <w:r>
+        <w:rPr>
+          <w:sz w:val="24"/>
+          <w:szCs w:val="24"/>
+        </w:rPr>
+        <w:t>1</w:t>
+      </w:r>
+      <w:r>
+        <w:rPr>
+          <w:sz w:val="24"/>
+          <w:szCs w:val="24"/>
+        </w:rPr>
+        <w:t>1</w:t>
+      </w:r>
+      <w:r>
+        <w:rPr>
+          <w:sz w:val="24"/>
+          <w:szCs w:val="24"/>
+        </w:rPr>
+        <w:t>. Synergy Ingredients Commonly Used</w:t>
+      </w:r>
+    </w:p>
+    <w:p>
+      <w:pPr>
+        <w:rPr>
+          <w:sz w:val="24"/>
+          <w:szCs w:val="24"/>
+        </w:rPr>
+      </w:pPr>
+      <w:r>
+        <w:rPr>
+          <w:sz w:val="24"/>
+          <w:szCs w:val="24"/>
+        </w:rPr>
+        <w:t>Type: list</w:t>
+      </w:r>
+    </w:p>
+    <w:p>
+      <w:pPr>
+        <w:rPr>
+          <w:sz w:val="24"/>
+          <w:szCs w:val="24"/>
+        </w:rPr>
+      </w:pPr>
+      <w:r>
+        <w:rPr>
+          <w:sz w:val="24"/>
+          <w:szCs w:val="24"/>
+        </w:rPr>
+        <w:t>Context: Ingredients commonly paired with it.</w:t>
+      </w:r>
+    </w:p>
+    <w:p>
+      <w:pPr>
+        <w:rPr>
+          <w:sz w:val="24"/>
+          <w:szCs w:val="24"/>
+        </w:rPr>
+      </w:pPr>
+    </w:p>
+    <w:p>
+      <w:pPr>
+        <w:rPr>
+          <w:sz w:val="24"/>
+          <w:szCs w:val="24"/>
+        </w:rPr>
+      </w:pPr>
+      <w:r>
+        <w:rPr>
+          <w:sz w:val="24"/>
+          <w:szCs w:val="24"/>
+        </w:rPr>
+        <w:t>12</w:t>
+      </w:r>
+      <w:r>
+        <w:rPr>
+          <w:sz w:val="24"/>
+          <w:szCs w:val="24"/>
+        </w:rPr>
+        <w:t>. Safety Profile</w:t>
+      </w:r>
+    </w:p>
+    <w:p>
+      <w:pPr>
+        <w:rPr>
+          <w:sz w:val="24"/>
+          <w:szCs w:val="24"/>
+        </w:rPr>
+      </w:pPr>
+      <w:r>
+        <w:rPr>
+          <w:sz w:val="24"/>
+          <w:szCs w:val="24"/>
+        </w:rPr>
+        <w:t>Type: text</w:t>
+      </w:r>
+    </w:p>
+    <w:p>
+      <w:pPr>
+        <w:rPr>
+          <w:sz w:val="24"/>
+          <w:szCs w:val="24"/>
+        </w:rPr>
+      </w:pPr>
+      <w:r>
+        <w:rPr>
+          <w:sz w:val="24"/>
+          <w:szCs w:val="24"/>
+        </w:rPr>
+        <w:t>Context: Safety, tolerability, warnings, and adverse effects.</w:t>
+      </w:r>
+    </w:p>
+    <w:p>
+      <w:pPr>
+        <w:rPr>
+          <w:sz w:val="24"/>
+          <w:szCs w:val="24"/>
+        </w:rPr>
+      </w:pPr>
+    </w:p>
+    <w:p>
+      <w:pPr>
+        <w:rPr>
+          <w:sz w:val="24"/>
+          <w:szCs w:val="24"/>
+        </w:rPr>
+      </w:pPr>
+      <w:r>
+        <w:rPr>
+          <w:sz w:val="24"/>
+          <w:szCs w:val="24"/>
+        </w:rPr>
+        <w:t>13</w:t>
+      </w:r>
+      <w:r>
+        <w:rPr>
+          <w:sz w:val="24"/>
+          <w:szCs w:val="24"/>
+        </w:rPr>
+        <w:t>. Traditional Chinese Medicine Relevance</w:t>
+      </w:r>
+    </w:p>
+    <w:p>
+      <w:pPr>
+        <w:rPr>
+          <w:sz w:val="24"/>
+          <w:szCs w:val="24"/>
+        </w:rPr>
+      </w:pPr>
+      <w:r>
+        <w:rPr>
+          <w:sz w:val="24"/>
+          <w:szCs w:val="24"/>
+        </w:rPr>
+        <w:t>Type: text</w:t>
+      </w:r>
+    </w:p>
+    <w:p>
+      <w:pPr>
+        <w:rPr>
+          <w:sz w:val="24"/>
+          <w:szCs w:val="24"/>
+        </w:rPr>
+      </w:pPr>
+      <w:r>
+        <w:rPr>
+          <w:sz w:val="24"/>
+          <w:szCs w:val="24"/>
+        </w:rPr>
         <w:t>Context: Relevance to traditional or modern TCM use.</w:t>
       </w:r>
     </w:p>
@@ -3887,7 +3393,14 @@
           <w:sz w:val="24"/>
           <w:szCs w:val="24"/>
         </w:rPr>
-        <w:t>24. Consumer Perceived Naturalness (High/Medium/Low)</w:t>
+        <w:t>1</w:t>
+      </w:r>
+      <w:r>
+        <w:rPr>
+          <w:sz w:val="24"/>
+          <w:szCs w:val="24"/>
+        </w:rPr>
+        <w:t>4. Consumer Perceived Naturalness (High/Medium/Low)</w:t>
       </w:r>
     </w:p>
     <w:p>
@@ -3940,7 +3453,14 @@
           <w:sz w:val="24"/>
           <w:szCs w:val="24"/>
         </w:rPr>
-        <w:t>25. Consumer Perceived Scientific Credibility</w:t>
+        <w:t>15</w:t>
+      </w:r>
+      <w:r>
+        <w:rPr>
+          <w:sz w:val="24"/>
+          <w:szCs w:val="24"/>
+        </w:rPr>
+        <w:t>. Key Consumer Benefit Claims</w:t>
       </w:r>
     </w:p>
     <w:p>
@@ -3970,136 +3490,37 @@
           <w:sz w:val="24"/>
           <w:szCs w:val="24"/>
         </w:rPr>
-        <w:t>Context: Perceived scientific legitimacy among consumers.</w:t>
-      </w:r>
-    </w:p>
-    <w:p>
-      <w:pPr>
-        <w:rPr>
-          <w:sz w:val="24"/>
-          <w:szCs w:val="24"/>
-        </w:rPr>
-      </w:pPr>
-    </w:p>
-    <w:p>
-      <w:pPr>
-        <w:rPr>
-          <w:sz w:val="24"/>
-          <w:szCs w:val="24"/>
-        </w:rPr>
-      </w:pPr>
-      <w:r>
-        <w:rPr>
-          <w:sz w:val="24"/>
-          <w:szCs w:val="24"/>
-        </w:rPr>
-        <w:t>26. Trending Score in China Social Media</w:t>
-      </w:r>
-    </w:p>
-    <w:p>
-      <w:pPr>
-        <w:rPr>
-          <w:sz w:val="24"/>
-          <w:szCs w:val="24"/>
-        </w:rPr>
-      </w:pPr>
-      <w:r>
-        <w:rPr>
-          <w:sz w:val="24"/>
-          <w:szCs w:val="24"/>
-        </w:rPr>
-        <w:t>Type: score</w:t>
-      </w:r>
-    </w:p>
-    <w:p>
-      <w:pPr>
-        <w:rPr>
-          <w:sz w:val="24"/>
-          <w:szCs w:val="24"/>
-        </w:rPr>
-      </w:pPr>
-      <w:r>
-        <w:rPr>
-          <w:sz w:val="24"/>
-          <w:szCs w:val="24"/>
-        </w:rPr>
-        <w:t>Context: Social media visibility in China.</w:t>
-      </w:r>
-    </w:p>
-    <w:p>
-      <w:pPr>
-        <w:rPr>
-          <w:sz w:val="24"/>
-          <w:szCs w:val="24"/>
-        </w:rPr>
-      </w:pPr>
-    </w:p>
-    <w:p>
-      <w:pPr>
-        <w:rPr>
-          <w:sz w:val="24"/>
-          <w:szCs w:val="24"/>
-        </w:rPr>
-      </w:pPr>
-      <w:r>
-        <w:rPr>
-          <w:sz w:val="24"/>
-          <w:szCs w:val="24"/>
-        </w:rPr>
-        <w:t>27. Search Volume Index (China)</w:t>
-      </w:r>
-    </w:p>
-    <w:p>
-      <w:pPr>
-        <w:rPr>
-          <w:sz w:val="24"/>
-          <w:szCs w:val="24"/>
-        </w:rPr>
-      </w:pPr>
-      <w:r>
-        <w:rPr>
-          <w:sz w:val="24"/>
-          <w:szCs w:val="24"/>
-        </w:rPr>
-        <w:t>Type: auto</w:t>
-      </w:r>
-    </w:p>
-    <w:p>
-      <w:pPr>
-        <w:rPr>
-          <w:sz w:val="24"/>
-          <w:szCs w:val="24"/>
-        </w:rPr>
-      </w:pPr>
-      <w:r>
-        <w:rPr>
-          <w:sz w:val="24"/>
-          <w:szCs w:val="24"/>
-        </w:rPr>
-        <w:t>Context: Credible China search interest signal, if available.</w:t>
-      </w:r>
-    </w:p>
-    <w:p>
-      <w:pPr>
-        <w:rPr>
-          <w:sz w:val="24"/>
-          <w:szCs w:val="24"/>
-        </w:rPr>
-      </w:pPr>
-    </w:p>
-    <w:p>
-      <w:pPr>
-        <w:rPr>
-          <w:sz w:val="24"/>
-          <w:szCs w:val="24"/>
-        </w:rPr>
-      </w:pPr>
-      <w:r>
-        <w:rPr>
-          <w:sz w:val="24"/>
-          <w:szCs w:val="24"/>
-        </w:rPr>
-        <w:t>28. Key Consumer Benefit Claims</w:t>
+        <w:t>Context: Main marketed functional benefit claims.</w:t>
+      </w:r>
+    </w:p>
+    <w:p>
+      <w:pPr>
+        <w:rPr>
+          <w:sz w:val="24"/>
+          <w:szCs w:val="24"/>
+        </w:rPr>
+      </w:pPr>
+    </w:p>
+    <w:p>
+      <w:pPr>
+        <w:rPr>
+          <w:sz w:val="24"/>
+          <w:szCs w:val="24"/>
+        </w:rPr>
+      </w:pPr>
+      <w:r>
+        <w:rPr>
+          <w:sz w:val="24"/>
+          <w:szCs w:val="24"/>
+        </w:rPr>
+        <w:t>16</w:t>
+      </w:r>
+      <w:r>
+        <w:rPr>
+          <w:sz w:val="24"/>
+          <w:szCs w:val="24"/>
+        </w:rPr>
+        <w:t>. Emotional Benefit (Control, Confidence, Energy, etc.)</w:t>
       </w:r>
     </w:p>
     <w:p>
@@ -4129,30 +3550,37 @@
           <w:sz w:val="24"/>
           <w:szCs w:val="24"/>
         </w:rPr>
-        <w:t>Context: Main marketed functional benefit claims.</w:t>
-      </w:r>
-    </w:p>
-    <w:p>
-      <w:pPr>
-        <w:rPr>
-          <w:sz w:val="24"/>
-          <w:szCs w:val="24"/>
-        </w:rPr>
-      </w:pPr>
-    </w:p>
-    <w:p>
-      <w:pPr>
-        <w:rPr>
-          <w:sz w:val="24"/>
-          <w:szCs w:val="24"/>
-        </w:rPr>
-      </w:pPr>
-      <w:r>
-        <w:rPr>
-          <w:sz w:val="24"/>
-          <w:szCs w:val="24"/>
-        </w:rPr>
-        <w:t>29. Emotional Benefit (Control, Confidence, Energy, etc.)</w:t>
+        <w:t>Context: Emotional or lifestyle benefits marketed to users.</w:t>
+      </w:r>
+    </w:p>
+    <w:p>
+      <w:pPr>
+        <w:rPr>
+          <w:sz w:val="24"/>
+          <w:szCs w:val="24"/>
+        </w:rPr>
+      </w:pPr>
+    </w:p>
+    <w:p>
+      <w:pPr>
+        <w:rPr>
+          <w:sz w:val="24"/>
+          <w:szCs w:val="24"/>
+        </w:rPr>
+      </w:pPr>
+      <w:r>
+        <w:rPr>
+          <w:sz w:val="24"/>
+          <w:szCs w:val="24"/>
+        </w:rPr>
+        <w:t>17</w:t>
+      </w:r>
+      <w:r>
+        <w:rPr>
+          <w:sz w:val="24"/>
+          <w:szCs w:val="24"/>
+        </w:rPr>
+        <w:t>. Target Consumer Cohort</w:t>
       </w:r>
     </w:p>
     <w:p>
@@ -4182,30 +3610,97 @@
           <w:sz w:val="24"/>
           <w:szCs w:val="24"/>
         </w:rPr>
-        <w:t>Context: Emotional or lifestyle benefits marketed to users.</w:t>
-      </w:r>
-    </w:p>
-    <w:p>
-      <w:pPr>
-        <w:rPr>
-          <w:sz w:val="24"/>
-          <w:szCs w:val="24"/>
-        </w:rPr>
-      </w:pPr>
-    </w:p>
-    <w:p>
-      <w:pPr>
-        <w:rPr>
-          <w:sz w:val="24"/>
-          <w:szCs w:val="24"/>
-        </w:rPr>
-      </w:pPr>
-      <w:r>
-        <w:rPr>
-          <w:sz w:val="24"/>
-          <w:szCs w:val="24"/>
-        </w:rPr>
-        <w:t>30. Target Consumer Cohort</w:t>
+        <w:t>Context: Main consumer groups targeted by products.</w:t>
+      </w:r>
+    </w:p>
+    <w:p>
+      <w:pPr>
+        <w:rPr>
+          <w:sz w:val="24"/>
+          <w:szCs w:val="24"/>
+        </w:rPr>
+      </w:pPr>
+    </w:p>
+    <w:p>
+      <w:pPr>
+        <w:rPr>
+          <w:sz w:val="24"/>
+          <w:szCs w:val="24"/>
+        </w:rPr>
+      </w:pPr>
+      <w:r>
+        <w:rPr>
+          <w:sz w:val="24"/>
+          <w:szCs w:val="24"/>
+        </w:rPr>
+        <w:t>18</w:t>
+      </w:r>
+      <w:r>
+        <w:rPr>
+          <w:sz w:val="24"/>
+          <w:szCs w:val="24"/>
+        </w:rPr>
+        <w:t>. Gender Skew</w:t>
+      </w:r>
+    </w:p>
+    <w:p>
+      <w:pPr>
+        <w:rPr>
+          <w:sz w:val="24"/>
+          <w:szCs w:val="24"/>
+        </w:rPr>
+      </w:pPr>
+      <w:r>
+        <w:rPr>
+          <w:sz w:val="24"/>
+          <w:szCs w:val="24"/>
+        </w:rPr>
+        <w:t>Type: category</w:t>
+      </w:r>
+    </w:p>
+    <w:p>
+      <w:pPr>
+        <w:rPr>
+          <w:sz w:val="24"/>
+          <w:szCs w:val="24"/>
+        </w:rPr>
+      </w:pPr>
+      <w:r>
+        <w:rPr>
+          <w:sz w:val="24"/>
+          <w:szCs w:val="24"/>
+        </w:rPr>
+        <w:t>Context: Whether marketed more toward men, women, or neutral.</w:t>
+      </w:r>
+    </w:p>
+    <w:p>
+      <w:pPr>
+        <w:rPr>
+          <w:sz w:val="24"/>
+          <w:szCs w:val="24"/>
+        </w:rPr>
+      </w:pPr>
+    </w:p>
+    <w:p>
+      <w:pPr>
+        <w:rPr>
+          <w:sz w:val="24"/>
+          <w:szCs w:val="24"/>
+        </w:rPr>
+      </w:pPr>
+      <w:r>
+        <w:rPr>
+          <w:sz w:val="24"/>
+          <w:szCs w:val="24"/>
+        </w:rPr>
+        <w:t>19</w:t>
+      </w:r>
+      <w:r>
+        <w:rPr>
+          <w:sz w:val="24"/>
+          <w:szCs w:val="24"/>
+        </w:rPr>
+        <w:t>. Taste / Organoleptic Issues</w:t>
       </w:r>
     </w:p>
     <w:p>
@@ -4235,137 +3730,460 @@
           <w:sz w:val="24"/>
           <w:szCs w:val="24"/>
         </w:rPr>
+        <w:t xml:space="preserve">Context: Taste, </w:t>
+      </w:r>
+      <w:proofErr w:type="spellStart"/>
+      <w:r>
+        <w:rPr>
+          <w:sz w:val="24"/>
+          <w:szCs w:val="24"/>
+        </w:rPr>
+        <w:t>odor</w:t>
+      </w:r>
+      <w:proofErr w:type="spellEnd"/>
+      <w:r>
+        <w:rPr>
+          <w:sz w:val="24"/>
+          <w:szCs w:val="24"/>
+        </w:rPr>
+        <w:t>, mouthfeel, or sensory limitations.</w:t>
+      </w:r>
+    </w:p>
+    <w:p>
+      <w:pPr>
+        <w:rPr>
+          <w:sz w:val="24"/>
+          <w:szCs w:val="24"/>
+        </w:rPr>
+      </w:pPr>
+    </w:p>
+    <w:p>
+      <w:pPr>
+        <w:rPr>
+          <w:sz w:val="24"/>
+          <w:szCs w:val="24"/>
+        </w:rPr>
+      </w:pPr>
+      <w:r>
+        <w:rPr>
+          <w:sz w:val="24"/>
+          <w:szCs w:val="24"/>
+        </w:rPr>
+        <w:t>20</w:t>
+      </w:r>
+      <w:r>
+        <w:rPr>
+          <w:sz w:val="24"/>
+          <w:szCs w:val="24"/>
+        </w:rPr>
+        <w:t>. Compatibility with Vitamins &amp; Minerals</w:t>
+      </w:r>
+    </w:p>
+    <w:p>
+      <w:pPr>
+        <w:rPr>
+          <w:sz w:val="24"/>
+          <w:szCs w:val="24"/>
+        </w:rPr>
+      </w:pPr>
+      <w:r>
+        <w:rPr>
+          <w:sz w:val="24"/>
+          <w:szCs w:val="24"/>
+        </w:rPr>
+        <w:t>Type: text</w:t>
+      </w:r>
+    </w:p>
+    <w:p>
+      <w:pPr>
+        <w:rPr>
+          <w:sz w:val="24"/>
+          <w:szCs w:val="24"/>
+        </w:rPr>
+      </w:pPr>
+      <w:r>
+        <w:rPr>
+          <w:sz w:val="24"/>
+          <w:szCs w:val="24"/>
+        </w:rPr>
+        <w:t>Context: Suitability with micronutrient formulations.</w:t>
+      </w:r>
+    </w:p>
+    <w:p>
+      <w:pPr>
+        <w:rPr>
+          <w:sz w:val="24"/>
+          <w:szCs w:val="24"/>
+        </w:rPr>
+      </w:pPr>
+    </w:p>
+    <w:p>
+      <w:pPr>
+        <w:rPr>
+          <w:sz w:val="24"/>
+          <w:szCs w:val="24"/>
+        </w:rPr>
+      </w:pPr>
+      <w:r>
+        <w:rPr>
+          <w:sz w:val="24"/>
+          <w:szCs w:val="24"/>
+        </w:rPr>
+        <w:t>21</w:t>
+      </w:r>
+      <w:r>
+        <w:rPr>
+          <w:sz w:val="24"/>
+          <w:szCs w:val="24"/>
+        </w:rPr>
+        <w:t xml:space="preserve">. Claims Used in </w:t>
+      </w:r>
+      <w:r>
+        <w:rPr>
+          <w:sz w:val="24"/>
+          <w:szCs w:val="24"/>
+        </w:rPr>
+        <w:t>China</w:t>
+      </w:r>
+    </w:p>
+    <w:p>
+      <w:pPr>
+        <w:rPr>
+          <w:sz w:val="24"/>
+          <w:szCs w:val="24"/>
+        </w:rPr>
+      </w:pPr>
+      <w:r>
+        <w:rPr>
+          <w:sz w:val="24"/>
+          <w:szCs w:val="24"/>
+        </w:rPr>
+        <w:t>Type: text</w:t>
+      </w:r>
+    </w:p>
+    <w:p>
+      <w:pPr>
+        <w:rPr>
+          <w:sz w:val="24"/>
+          <w:szCs w:val="24"/>
+        </w:rPr>
+      </w:pPr>
+      <w:r>
+        <w:rPr>
+          <w:sz w:val="24"/>
+          <w:szCs w:val="24"/>
+        </w:rPr>
+        <w:t xml:space="preserve">Context: Claims </w:t>
+      </w:r>
+      <w:proofErr w:type="gramStart"/>
+      <w:r>
+        <w:rPr>
+          <w:sz w:val="24"/>
+          <w:szCs w:val="24"/>
+        </w:rPr>
+        <w:t>actually used</w:t>
+      </w:r>
+      <w:proofErr w:type="gramEnd"/>
+      <w:r>
+        <w:rPr>
+          <w:sz w:val="24"/>
+          <w:szCs w:val="24"/>
+        </w:rPr>
+        <w:t xml:space="preserve"> in current marketed products</w:t>
+      </w:r>
+      <w:r>
+        <w:rPr>
+          <w:sz w:val="24"/>
+          <w:szCs w:val="24"/>
+        </w:rPr>
+        <w:t xml:space="preserve"> in China</w:t>
+      </w:r>
+      <w:r>
+        <w:rPr>
+          <w:sz w:val="24"/>
+          <w:szCs w:val="24"/>
+        </w:rPr>
+        <w:t>.</w:t>
+      </w:r>
+    </w:p>
+    <w:p>
+      <w:pPr>
+        <w:rPr>
+          <w:sz w:val="24"/>
+          <w:szCs w:val="24"/>
+        </w:rPr>
+      </w:pPr>
+    </w:p>
+    <w:p>
+      <w:pPr>
+        <w:rPr>
+          <w:sz w:val="24"/>
+          <w:szCs w:val="24"/>
+        </w:rPr>
+      </w:pPr>
+      <w:r>
+        <w:rPr>
+          <w:sz w:val="24"/>
+          <w:szCs w:val="24"/>
+        </w:rPr>
+        <w:t>22</w:t>
+      </w:r>
+      <w:r>
+        <w:rPr>
+          <w:sz w:val="24"/>
+          <w:szCs w:val="24"/>
+        </w:rPr>
+        <w:t>. Key Scientific Narrative</w:t>
+      </w:r>
+    </w:p>
+    <w:p>
+      <w:pPr>
+        <w:rPr>
+          <w:sz w:val="24"/>
+          <w:szCs w:val="24"/>
+        </w:rPr>
+      </w:pPr>
+      <w:r>
+        <w:rPr>
+          <w:sz w:val="24"/>
+          <w:szCs w:val="24"/>
+        </w:rPr>
+        <w:t>Type: text</w:t>
+      </w:r>
+    </w:p>
+    <w:p>
+      <w:pPr>
+        <w:rPr>
+          <w:sz w:val="24"/>
+          <w:szCs w:val="24"/>
+        </w:rPr>
+      </w:pPr>
+      <w:r>
+        <w:rPr>
+          <w:sz w:val="24"/>
+          <w:szCs w:val="24"/>
+        </w:rPr>
+        <w:t>Context: Core science story supporting weight management relevance.</w:t>
+      </w:r>
+    </w:p>
+    <w:p>
+      <w:pPr>
+        <w:rPr>
+          <w:sz w:val="24"/>
+          <w:szCs w:val="24"/>
+        </w:rPr>
+      </w:pPr>
+    </w:p>
+    <w:p>
+      <w:pPr>
+        <w:rPr>
+          <w:sz w:val="24"/>
+          <w:szCs w:val="24"/>
+        </w:rPr>
+      </w:pPr>
+      <w:r>
+        <w:rPr>
+          <w:sz w:val="24"/>
+          <w:szCs w:val="24"/>
+        </w:rPr>
+        <w:t>23</w:t>
+      </w:r>
+      <w:r>
+        <w:rPr>
+          <w:sz w:val="24"/>
+          <w:szCs w:val="24"/>
+        </w:rPr>
+        <w:t>. Key Marketing Narrative</w:t>
+      </w:r>
+    </w:p>
+    <w:p>
+      <w:pPr>
+        <w:rPr>
+          <w:sz w:val="24"/>
+          <w:szCs w:val="24"/>
+        </w:rPr>
+      </w:pPr>
+      <w:r>
+        <w:rPr>
+          <w:sz w:val="24"/>
+          <w:szCs w:val="24"/>
+        </w:rPr>
+        <w:t>Type: text</w:t>
+      </w:r>
+    </w:p>
+    <w:p>
+      <w:pPr>
+        <w:rPr>
+          <w:sz w:val="24"/>
+          <w:szCs w:val="24"/>
+        </w:rPr>
+      </w:pPr>
+      <w:r>
+        <w:rPr>
+          <w:sz w:val="24"/>
+          <w:szCs w:val="24"/>
+        </w:rPr>
+        <w:t>Context: Main commercial story used to position ingredient.</w:t>
+      </w:r>
+    </w:p>
+    <w:p>
+      <w:pPr>
+        <w:rPr>
+          <w:sz w:val="24"/>
+          <w:szCs w:val="24"/>
+        </w:rPr>
+      </w:pPr>
+    </w:p>
+    <w:p>
+      <w:pPr>
+        <w:rPr>
+          <w:sz w:val="24"/>
+          <w:szCs w:val="24"/>
+        </w:rPr>
+      </w:pPr>
+      <w:r>
+        <w:rPr>
+          <w:sz w:val="24"/>
+          <w:szCs w:val="24"/>
+        </w:rPr>
+        <w:t>24</w:t>
+      </w:r>
+      <w:r>
+        <w:rPr>
+          <w:sz w:val="24"/>
+          <w:szCs w:val="24"/>
+        </w:rPr>
+        <w:t>. Risk Factors (Safety, Regulatory, Reputation)</w:t>
+      </w:r>
+    </w:p>
+    <w:p>
+      <w:pPr>
+        <w:rPr>
+          <w:sz w:val="24"/>
+          <w:szCs w:val="24"/>
+        </w:rPr>
+      </w:pPr>
+      <w:r>
+        <w:rPr>
+          <w:sz w:val="24"/>
+          <w:szCs w:val="24"/>
+        </w:rPr>
+        <w:t>Type: text</w:t>
+      </w:r>
+    </w:p>
+    <w:p>
+      <w:pPr>
+        <w:rPr>
+          <w:sz w:val="24"/>
+          <w:szCs w:val="24"/>
+        </w:rPr>
+      </w:pPr>
+      <w:r>
+        <w:rPr>
+          <w:sz w:val="24"/>
+          <w:szCs w:val="24"/>
+        </w:rPr>
+        <w:t>Context: Major risks affecting adoption or brand fit.</w:t>
+      </w:r>
+    </w:p>
+    <w:p>
+      <w:pPr>
+        <w:rPr>
+          <w:sz w:val="24"/>
+          <w:szCs w:val="24"/>
+        </w:rPr>
+      </w:pPr>
+    </w:p>
+    <w:p>
+      <w:pPr>
+        <w:rPr>
+          <w:sz w:val="24"/>
+          <w:szCs w:val="24"/>
+        </w:rPr>
+      </w:pPr>
+      <w:r>
+        <w:rPr>
+          <w:sz w:val="24"/>
+          <w:szCs w:val="24"/>
+        </w:rPr>
         <w:lastRenderedPageBreak/>
-        <w:t>Context: Main consumer groups targeted by products.</w:t>
-      </w:r>
-    </w:p>
-    <w:p>
-      <w:pPr>
-        <w:rPr>
-          <w:sz w:val="24"/>
-          <w:szCs w:val="24"/>
-        </w:rPr>
-      </w:pPr>
-    </w:p>
-    <w:p>
-      <w:pPr>
-        <w:rPr>
-          <w:sz w:val="24"/>
-          <w:szCs w:val="24"/>
-        </w:rPr>
-      </w:pPr>
-      <w:r>
-        <w:rPr>
-          <w:sz w:val="24"/>
-          <w:szCs w:val="24"/>
-        </w:rPr>
-        <w:t>31. Gender Skew</w:t>
-      </w:r>
-    </w:p>
-    <w:p>
-      <w:pPr>
-        <w:rPr>
-          <w:sz w:val="24"/>
-          <w:szCs w:val="24"/>
-        </w:rPr>
-      </w:pPr>
-      <w:r>
-        <w:rPr>
-          <w:sz w:val="24"/>
-          <w:szCs w:val="24"/>
-        </w:rPr>
-        <w:t>Type: category</w:t>
-      </w:r>
-    </w:p>
-    <w:p>
-      <w:pPr>
-        <w:rPr>
-          <w:sz w:val="24"/>
-          <w:szCs w:val="24"/>
-        </w:rPr>
-      </w:pPr>
-      <w:r>
-        <w:rPr>
-          <w:sz w:val="24"/>
-          <w:szCs w:val="24"/>
-        </w:rPr>
-        <w:t>Context: Whether marketed more toward men, women, or neutral.</w:t>
-      </w:r>
-    </w:p>
-    <w:p>
-      <w:pPr>
-        <w:rPr>
-          <w:sz w:val="24"/>
-          <w:szCs w:val="24"/>
-        </w:rPr>
-      </w:pPr>
-    </w:p>
-    <w:p>
-      <w:pPr>
-        <w:rPr>
-          <w:sz w:val="24"/>
-          <w:szCs w:val="24"/>
-        </w:rPr>
-      </w:pPr>
-      <w:r>
-        <w:rPr>
-          <w:sz w:val="24"/>
-          <w:szCs w:val="24"/>
-        </w:rPr>
-        <w:t>32. Typical Price per Daily Dose (RMB)</w:t>
-      </w:r>
-    </w:p>
-    <w:p>
-      <w:pPr>
-        <w:rPr>
-          <w:sz w:val="24"/>
-          <w:szCs w:val="24"/>
-        </w:rPr>
-      </w:pPr>
-      <w:r>
-        <w:rPr>
-          <w:sz w:val="24"/>
-          <w:szCs w:val="24"/>
-        </w:rPr>
-        <w:t>Type: measurement</w:t>
-      </w:r>
-    </w:p>
-    <w:p>
-      <w:pPr>
-        <w:rPr>
-          <w:sz w:val="24"/>
-          <w:szCs w:val="24"/>
-        </w:rPr>
-      </w:pPr>
-      <w:r>
-        <w:rPr>
-          <w:sz w:val="24"/>
-          <w:szCs w:val="24"/>
-        </w:rPr>
-        <w:t>Context: Estimated consumer daily cost in China.</w:t>
-      </w:r>
-    </w:p>
-    <w:p>
-      <w:pPr>
-        <w:rPr>
-          <w:sz w:val="24"/>
-          <w:szCs w:val="24"/>
-        </w:rPr>
-      </w:pPr>
-    </w:p>
-    <w:p>
-      <w:pPr>
-        <w:rPr>
-          <w:sz w:val="24"/>
-          <w:szCs w:val="24"/>
-        </w:rPr>
-      </w:pPr>
-      <w:r>
-        <w:rPr>
-          <w:sz w:val="24"/>
-          <w:szCs w:val="24"/>
-        </w:rPr>
-        <w:t>33. Premium vs Mass Positioning</w:t>
+        <w:t>25</w:t>
+      </w:r>
+      <w:r>
+        <w:rPr>
+          <w:sz w:val="24"/>
+          <w:szCs w:val="24"/>
+        </w:rPr>
+        <w:t>. Potential Centrum Platform Fit (Yes/No)</w:t>
+      </w:r>
+    </w:p>
+    <w:p>
+      <w:pPr>
+        <w:rPr>
+          <w:sz w:val="24"/>
+          <w:szCs w:val="24"/>
+        </w:rPr>
+      </w:pPr>
+      <w:r>
+        <w:rPr>
+          <w:sz w:val="24"/>
+          <w:szCs w:val="24"/>
+        </w:rPr>
+        <w:t xml:space="preserve">Type: </w:t>
+      </w:r>
+      <w:proofErr w:type="spellStart"/>
+      <w:r>
+        <w:rPr>
+          <w:sz w:val="24"/>
+          <w:szCs w:val="24"/>
+        </w:rPr>
+        <w:t>yes_no</w:t>
+      </w:r>
+      <w:proofErr w:type="spellEnd"/>
+    </w:p>
+    <w:p>
+      <w:pPr>
+        <w:rPr>
+          <w:sz w:val="24"/>
+          <w:szCs w:val="24"/>
+        </w:rPr>
+      </w:pPr>
+      <w:r>
+        <w:rPr>
+          <w:sz w:val="24"/>
+          <w:szCs w:val="24"/>
+        </w:rPr>
+        <w:t>Context: Whether ingredient fits Centrum portfolio strategy.</w:t>
+      </w:r>
+    </w:p>
+    <w:p>
+      <w:pPr>
+        <w:rPr>
+          <w:sz w:val="24"/>
+          <w:szCs w:val="24"/>
+        </w:rPr>
+      </w:pPr>
+    </w:p>
+    <w:p>
+      <w:pPr>
+        <w:rPr>
+          <w:sz w:val="24"/>
+          <w:szCs w:val="24"/>
+        </w:rPr>
+      </w:pPr>
+      <w:r>
+        <w:rPr>
+          <w:sz w:val="24"/>
+          <w:szCs w:val="24"/>
+        </w:rPr>
+        <w:t>26</w:t>
+      </w:r>
+      <w:r>
+        <w:rPr>
+          <w:sz w:val="24"/>
+          <w:szCs w:val="24"/>
+        </w:rPr>
+        <w:t>. Recommended Product Concept</w:t>
       </w:r>
     </w:p>
     <w:p>
@@ -4395,624 +4213,310 @@
           <w:sz w:val="24"/>
           <w:szCs w:val="24"/>
         </w:rPr>
-        <w:t>Context: Whether used more in premium or mass products.</w:t>
-      </w:r>
-    </w:p>
-    <w:p>
-      <w:pPr>
-        <w:rPr>
-          <w:sz w:val="24"/>
-          <w:szCs w:val="24"/>
-        </w:rPr>
-      </w:pPr>
-    </w:p>
-    <w:p>
-      <w:pPr>
-        <w:rPr>
-          <w:sz w:val="24"/>
-          <w:szCs w:val="24"/>
-        </w:rPr>
-      </w:pPr>
-      <w:r>
-        <w:rPr>
-          <w:sz w:val="24"/>
-          <w:szCs w:val="24"/>
-        </w:rPr>
-        <w:t>34. Leading Brands Using Ingredient in China</w:t>
-      </w:r>
-    </w:p>
-    <w:p>
-      <w:pPr>
-        <w:rPr>
-          <w:sz w:val="24"/>
-          <w:szCs w:val="24"/>
-        </w:rPr>
-      </w:pPr>
-      <w:r>
-        <w:rPr>
-          <w:sz w:val="24"/>
-          <w:szCs w:val="24"/>
-        </w:rPr>
-        <w:t>Type: list</w:t>
-      </w:r>
-    </w:p>
-    <w:p>
-      <w:pPr>
-        <w:rPr>
-          <w:sz w:val="24"/>
-          <w:szCs w:val="24"/>
-        </w:rPr>
-      </w:pPr>
-      <w:r>
-        <w:rPr>
-          <w:sz w:val="24"/>
-          <w:szCs w:val="24"/>
-        </w:rPr>
-        <w:t>Context: Major China brands using the ingredient.</w:t>
-      </w:r>
-    </w:p>
-    <w:p>
-      <w:pPr>
-        <w:rPr>
-          <w:sz w:val="24"/>
-          <w:szCs w:val="24"/>
-        </w:rPr>
-      </w:pPr>
-    </w:p>
-    <w:p>
-      <w:pPr>
-        <w:rPr>
-          <w:sz w:val="24"/>
-          <w:szCs w:val="24"/>
-        </w:rPr>
-      </w:pPr>
-      <w:r>
-        <w:rPr>
-          <w:sz w:val="24"/>
-          <w:szCs w:val="24"/>
-        </w:rPr>
-        <w:t>35. Global Brands Using Ingredient</w:t>
-      </w:r>
-    </w:p>
-    <w:p>
-      <w:pPr>
-        <w:rPr>
-          <w:sz w:val="24"/>
-          <w:szCs w:val="24"/>
-        </w:rPr>
-      </w:pPr>
-      <w:r>
-        <w:rPr>
-          <w:sz w:val="24"/>
-          <w:szCs w:val="24"/>
-        </w:rPr>
-        <w:t>Type: list</w:t>
-      </w:r>
-    </w:p>
-    <w:p>
-      <w:pPr>
-        <w:rPr>
-          <w:sz w:val="24"/>
-          <w:szCs w:val="24"/>
-        </w:rPr>
-      </w:pPr>
-      <w:r>
-        <w:rPr>
-          <w:sz w:val="24"/>
-          <w:szCs w:val="24"/>
-        </w:rPr>
-        <w:t>Context: Major global brands using the ingredient.</w:t>
-      </w:r>
-    </w:p>
-    <w:p>
-      <w:pPr>
-        <w:rPr>
-          <w:sz w:val="24"/>
-          <w:szCs w:val="24"/>
-        </w:rPr>
-      </w:pPr>
-    </w:p>
-    <w:p>
-      <w:pPr>
-        <w:rPr>
-          <w:sz w:val="24"/>
-          <w:szCs w:val="24"/>
-        </w:rPr>
-      </w:pPr>
-      <w:r>
-        <w:rPr>
-          <w:sz w:val="24"/>
-          <w:szCs w:val="24"/>
-        </w:rPr>
-        <w:t>36. Key Competitor Products</w:t>
-      </w:r>
-    </w:p>
-    <w:p>
-      <w:pPr>
-        <w:rPr>
-          <w:sz w:val="24"/>
-          <w:szCs w:val="24"/>
-        </w:rPr>
-      </w:pPr>
-      <w:r>
-        <w:rPr>
-          <w:sz w:val="24"/>
-          <w:szCs w:val="24"/>
-        </w:rPr>
-        <w:t>Type: list</w:t>
-      </w:r>
-    </w:p>
-    <w:p>
-      <w:pPr>
-        <w:rPr>
-          <w:sz w:val="24"/>
-          <w:szCs w:val="24"/>
-        </w:rPr>
-      </w:pPr>
-      <w:r>
-        <w:rPr>
-          <w:sz w:val="24"/>
-          <w:szCs w:val="24"/>
-        </w:rPr>
-        <w:t>Context: Notable marketed products containing the ingredient.</w:t>
-      </w:r>
-    </w:p>
-    <w:p>
-      <w:pPr>
-        <w:rPr>
-          <w:sz w:val="24"/>
-          <w:szCs w:val="24"/>
-        </w:rPr>
-      </w:pPr>
-    </w:p>
-    <w:p>
-      <w:pPr>
-        <w:rPr>
-          <w:sz w:val="24"/>
-          <w:szCs w:val="24"/>
-        </w:rPr>
-      </w:pPr>
-      <w:r>
-        <w:rPr>
-          <w:sz w:val="24"/>
-          <w:szCs w:val="24"/>
-        </w:rPr>
-        <w:t>37. Typical Product Format in Market</w:t>
-      </w:r>
-    </w:p>
-    <w:p>
-      <w:pPr>
-        <w:rPr>
-          <w:sz w:val="24"/>
-          <w:szCs w:val="24"/>
-        </w:rPr>
-      </w:pPr>
-      <w:r>
-        <w:rPr>
-          <w:sz w:val="24"/>
-          <w:szCs w:val="24"/>
-        </w:rPr>
-        <w:t>Type: text</w:t>
-      </w:r>
-    </w:p>
-    <w:p>
-      <w:pPr>
-        <w:rPr>
-          <w:sz w:val="24"/>
-          <w:szCs w:val="24"/>
-        </w:rPr>
-      </w:pPr>
-      <w:r>
-        <w:rPr>
-          <w:sz w:val="24"/>
-          <w:szCs w:val="24"/>
-        </w:rPr>
-        <w:t>Context: Common finished product forms in market.</w:t>
-      </w:r>
-    </w:p>
-    <w:p>
-      <w:pPr>
-        <w:rPr>
-          <w:sz w:val="24"/>
-          <w:szCs w:val="24"/>
-        </w:rPr>
-      </w:pPr>
-    </w:p>
-    <w:p>
-      <w:pPr>
-        <w:rPr>
-          <w:sz w:val="24"/>
-          <w:szCs w:val="24"/>
-        </w:rPr>
-      </w:pPr>
-      <w:r>
-        <w:rPr>
-          <w:sz w:val="24"/>
-          <w:szCs w:val="24"/>
-        </w:rPr>
-        <w:t>38. Ingredient Supply Chain Source</w:t>
-      </w:r>
-    </w:p>
-    <w:p>
-      <w:pPr>
-        <w:rPr>
-          <w:sz w:val="24"/>
-          <w:szCs w:val="24"/>
-        </w:rPr>
-      </w:pPr>
-      <w:r>
-        <w:rPr>
-          <w:sz w:val="24"/>
-          <w:szCs w:val="24"/>
-        </w:rPr>
-        <w:t>Type: text</w:t>
-      </w:r>
-    </w:p>
-    <w:p>
-      <w:pPr>
-        <w:rPr>
-          <w:sz w:val="24"/>
-          <w:szCs w:val="24"/>
-        </w:rPr>
-      </w:pPr>
-      <w:r>
-        <w:rPr>
-          <w:sz w:val="24"/>
-          <w:szCs w:val="24"/>
-        </w:rPr>
-        <w:t>Context: Typical sourcing origin, extraction, or production route.</w:t>
-      </w:r>
-    </w:p>
-    <w:p>
-      <w:pPr>
-        <w:rPr>
-          <w:sz w:val="24"/>
-          <w:szCs w:val="24"/>
-        </w:rPr>
-      </w:pPr>
-    </w:p>
-    <w:p>
-      <w:pPr>
-        <w:rPr>
-          <w:sz w:val="24"/>
-          <w:szCs w:val="24"/>
-        </w:rPr>
-      </w:pPr>
-      <w:r>
-        <w:rPr>
-          <w:sz w:val="24"/>
-          <w:szCs w:val="24"/>
-        </w:rPr>
-        <w:t>39. Patent or Proprietary Version (Yes/No)</w:t>
-      </w:r>
-    </w:p>
-    <w:p>
-      <w:pPr>
-        <w:rPr>
-          <w:sz w:val="24"/>
-          <w:szCs w:val="24"/>
-        </w:rPr>
-      </w:pPr>
-      <w:r>
-        <w:rPr>
-          <w:sz w:val="24"/>
-          <w:szCs w:val="24"/>
-        </w:rPr>
-        <w:t xml:space="preserve">Type: </w:t>
-      </w:r>
-      <w:proofErr w:type="spellStart"/>
-      <w:r>
-        <w:rPr>
-          <w:sz w:val="24"/>
-          <w:szCs w:val="24"/>
-        </w:rPr>
-        <w:t>yes_no</w:t>
-      </w:r>
-      <w:proofErr w:type="spellEnd"/>
-    </w:p>
-    <w:p>
-      <w:pPr>
-        <w:rPr>
-          <w:sz w:val="24"/>
-          <w:szCs w:val="24"/>
-        </w:rPr>
-      </w:pPr>
-      <w:r>
-        <w:rPr>
-          <w:sz w:val="24"/>
-          <w:szCs w:val="24"/>
-        </w:rPr>
-        <w:t>Context: Whether proprietary or patented versions exist.</w:t>
-      </w:r>
-    </w:p>
-    <w:p>
-      <w:pPr>
-        <w:rPr>
-          <w:sz w:val="24"/>
-          <w:szCs w:val="24"/>
-        </w:rPr>
-      </w:pPr>
-    </w:p>
-    <w:p>
-      <w:pPr>
-        <w:rPr>
-          <w:sz w:val="24"/>
-          <w:szCs w:val="24"/>
-        </w:rPr>
-      </w:pPr>
-      <w:r>
-        <w:rPr>
-          <w:sz w:val="24"/>
-          <w:szCs w:val="24"/>
-        </w:rPr>
-        <w:t>40. IP / Trademarked Ingredient Examples</w:t>
-      </w:r>
-    </w:p>
-    <w:p>
-      <w:pPr>
-        <w:rPr>
-          <w:sz w:val="24"/>
-          <w:szCs w:val="24"/>
-        </w:rPr>
-      </w:pPr>
-      <w:r>
-        <w:rPr>
-          <w:sz w:val="24"/>
-          <w:szCs w:val="24"/>
-        </w:rPr>
-        <w:t>Type: list</w:t>
-      </w:r>
-    </w:p>
-    <w:p>
-      <w:pPr>
-        <w:rPr>
-          <w:sz w:val="24"/>
-          <w:szCs w:val="24"/>
-        </w:rPr>
-      </w:pPr>
-      <w:r>
-        <w:rPr>
-          <w:sz w:val="24"/>
-          <w:szCs w:val="24"/>
-        </w:rPr>
-        <w:t>Context: Proprietary or trademarked ingredient versions.</w:t>
-      </w:r>
-    </w:p>
-    <w:p>
-      <w:pPr>
-        <w:rPr>
-          <w:sz w:val="24"/>
-          <w:szCs w:val="24"/>
-        </w:rPr>
-      </w:pPr>
-    </w:p>
-    <w:p>
-      <w:pPr>
-        <w:rPr>
-          <w:sz w:val="24"/>
-          <w:szCs w:val="24"/>
-        </w:rPr>
-      </w:pPr>
-      <w:r>
-        <w:rPr>
-          <w:sz w:val="24"/>
-          <w:szCs w:val="24"/>
-        </w:rPr>
-        <w:t>41. Stability in Formulation</w:t>
-      </w:r>
-    </w:p>
-    <w:p>
-      <w:pPr>
-        <w:rPr>
-          <w:sz w:val="24"/>
-          <w:szCs w:val="24"/>
-        </w:rPr>
-      </w:pPr>
-      <w:r>
-        <w:rPr>
-          <w:sz w:val="24"/>
-          <w:szCs w:val="24"/>
-        </w:rPr>
-        <w:t>Type: text</w:t>
-      </w:r>
-    </w:p>
-    <w:p>
-      <w:pPr>
-        <w:rPr>
-          <w:sz w:val="24"/>
-          <w:szCs w:val="24"/>
-        </w:rPr>
-      </w:pPr>
-      <w:r>
-        <w:rPr>
-          <w:sz w:val="24"/>
-          <w:szCs w:val="24"/>
-        </w:rPr>
-        <w:t>Context: Stability during processing, storage, and formulation.</w:t>
-      </w:r>
-    </w:p>
-    <w:p>
-      <w:pPr>
-        <w:rPr>
-          <w:sz w:val="24"/>
-          <w:szCs w:val="24"/>
-        </w:rPr>
-      </w:pPr>
-    </w:p>
-    <w:p>
-      <w:pPr>
-        <w:rPr>
-          <w:sz w:val="24"/>
-          <w:szCs w:val="24"/>
-        </w:rPr>
-      </w:pPr>
-      <w:r>
-        <w:rPr>
-          <w:sz w:val="24"/>
-          <w:szCs w:val="24"/>
-        </w:rPr>
-        <w:t>42. Taste / Organoleptic Issues</w:t>
-      </w:r>
-    </w:p>
-    <w:p>
-      <w:pPr>
-        <w:rPr>
-          <w:sz w:val="24"/>
-          <w:szCs w:val="24"/>
-        </w:rPr>
-      </w:pPr>
-      <w:r>
-        <w:rPr>
-          <w:sz w:val="24"/>
-          <w:szCs w:val="24"/>
-        </w:rPr>
-        <w:t>Type: text</w:t>
-      </w:r>
-    </w:p>
-    <w:p>
-      <w:pPr>
-        <w:rPr>
-          <w:sz w:val="24"/>
-          <w:szCs w:val="24"/>
-        </w:rPr>
-      </w:pPr>
-      <w:r>
-        <w:rPr>
-          <w:sz w:val="24"/>
-          <w:szCs w:val="24"/>
-        </w:rPr>
-        <w:t xml:space="preserve">Context: Taste, </w:t>
-      </w:r>
-      <w:proofErr w:type="spellStart"/>
-      <w:r>
-        <w:rPr>
-          <w:sz w:val="24"/>
-          <w:szCs w:val="24"/>
-        </w:rPr>
-        <w:t>odor</w:t>
-      </w:r>
-      <w:proofErr w:type="spellEnd"/>
-      <w:r>
-        <w:rPr>
-          <w:sz w:val="24"/>
-          <w:szCs w:val="24"/>
-        </w:rPr>
-        <w:t>, mouthfeel, or sensory limitations.</w:t>
-      </w:r>
-    </w:p>
-    <w:p>
-      <w:pPr>
-        <w:rPr>
-          <w:sz w:val="24"/>
-          <w:szCs w:val="24"/>
-        </w:rPr>
-      </w:pPr>
-    </w:p>
-    <w:p>
-      <w:pPr>
-        <w:rPr>
-          <w:sz w:val="24"/>
-          <w:szCs w:val="24"/>
-        </w:rPr>
-      </w:pPr>
-      <w:r>
-        <w:rPr>
-          <w:sz w:val="24"/>
-          <w:szCs w:val="24"/>
-        </w:rPr>
-        <w:t>43. Compatibility with Vitamins &amp; Minerals</w:t>
-      </w:r>
-    </w:p>
-    <w:p>
-      <w:pPr>
-        <w:rPr>
-          <w:sz w:val="24"/>
-          <w:szCs w:val="24"/>
-        </w:rPr>
-      </w:pPr>
-      <w:r>
-        <w:rPr>
-          <w:sz w:val="24"/>
-          <w:szCs w:val="24"/>
-        </w:rPr>
-        <w:t>Type: text</w:t>
-      </w:r>
-    </w:p>
-    <w:p>
-      <w:pPr>
-        <w:rPr>
-          <w:sz w:val="24"/>
-          <w:szCs w:val="24"/>
-        </w:rPr>
-      </w:pPr>
-      <w:r>
-        <w:rPr>
-          <w:sz w:val="24"/>
-          <w:szCs w:val="24"/>
-        </w:rPr>
-        <w:t>Context: Suitability with micronutrient formulations.</w:t>
-      </w:r>
-    </w:p>
-    <w:p>
-      <w:pPr>
-        <w:rPr>
-          <w:sz w:val="24"/>
-          <w:szCs w:val="24"/>
-        </w:rPr>
-      </w:pPr>
-    </w:p>
-    <w:p>
-      <w:pPr>
-        <w:rPr>
-          <w:sz w:val="24"/>
-          <w:szCs w:val="24"/>
-        </w:rPr>
-      </w:pPr>
-      <w:r>
-        <w:rPr>
-          <w:sz w:val="24"/>
-          <w:szCs w:val="24"/>
-        </w:rPr>
-        <w:t>44. Manufacturing Complexity</w:t>
-      </w:r>
-    </w:p>
-    <w:p>
-      <w:pPr>
-        <w:rPr>
-          <w:sz w:val="24"/>
-          <w:szCs w:val="24"/>
-        </w:rPr>
-      </w:pPr>
-      <w:r>
-        <w:rPr>
-          <w:sz w:val="24"/>
-          <w:szCs w:val="24"/>
-        </w:rPr>
-        <w:t>Type: text</w:t>
-      </w:r>
-    </w:p>
-    <w:p>
-      <w:pPr>
-        <w:rPr>
-          <w:sz w:val="24"/>
-          <w:szCs w:val="24"/>
-        </w:rPr>
-      </w:pPr>
-      <w:r>
-        <w:rPr>
-          <w:sz w:val="24"/>
-          <w:szCs w:val="24"/>
-        </w:rPr>
-        <w:t>Context: Difficulty of production, handling, or formulation.</w:t>
-      </w:r>
-    </w:p>
-    <w:p>
-      <w:pPr>
-        <w:rPr>
-          <w:sz w:val="24"/>
-          <w:szCs w:val="24"/>
-        </w:rPr>
-      </w:pPr>
+        <w:t>Context: Best-fit product idea based on evidence and market.</w:t>
+      </w:r>
+    </w:p>
+    <w:p>
+      <w:pPr>
+        <w:rPr>
+          <w:sz w:val="24"/>
+          <w:szCs w:val="24"/>
+        </w:rPr>
+      </w:pPr>
+    </w:p>
+    <w:p>
+      <w:pPr>
+        <w:rPr>
+          <w:sz w:val="24"/>
+          <w:szCs w:val="24"/>
+        </w:rPr>
+      </w:pPr>
+      <w:r>
+        <w:rPr>
+          <w:sz w:val="24"/>
+          <w:szCs w:val="24"/>
+        </w:rPr>
+        <w:t>AUTO FIELD RULES</w:t>
+      </w:r>
+    </w:p>
+    <w:p>
+      <w:pPr>
+        <w:rPr>
+          <w:sz w:val="24"/>
+          <w:szCs w:val="24"/>
+        </w:rPr>
+      </w:pPr>
+      <w:r>
+        <w:rPr>
+          <w:sz w:val="24"/>
+          <w:szCs w:val="24"/>
+        </w:rPr>
+        <w:t>- Do not calculate auto-style fields unless enough reliable data exists.</w:t>
+      </w:r>
+    </w:p>
+    <w:p>
+      <w:pPr>
+        <w:rPr>
+          <w:sz w:val="24"/>
+          <w:szCs w:val="24"/>
+        </w:rPr>
+      </w:pPr>
+      <w:r>
+        <w:rPr>
+          <w:sz w:val="24"/>
+          <w:szCs w:val="24"/>
+        </w:rPr>
+        <w:t>- If reliable data is unavailable, return "Information not available".</w:t>
+      </w:r>
+    </w:p>
+    <w:p>
+      <w:pPr>
+        <w:rPr>
+          <w:sz w:val="24"/>
+          <w:szCs w:val="24"/>
+        </w:rPr>
+      </w:pPr>
+      <w:r>
+        <w:rPr>
+          <w:sz w:val="24"/>
+          <w:szCs w:val="24"/>
+        </w:rPr>
+        <w:t>- Search Volume Index (China) may use credible web data.</w:t>
+      </w:r>
+    </w:p>
+    <w:p>
+      <w:pPr>
+        <w:rPr>
+          <w:sz w:val="24"/>
+          <w:szCs w:val="24"/>
+        </w:rPr>
+      </w:pPr>
+      <w:r>
+        <w:rPr>
+          <w:sz w:val="24"/>
+          <w:szCs w:val="24"/>
+        </w:rPr>
+        <w:t>- Rank (auto) (Tier) requires comparison logic.</w:t>
+      </w:r>
+    </w:p>
+    <w:p>
+      <w:pPr>
+        <w:rPr>
+          <w:sz w:val="24"/>
+          <w:szCs w:val="24"/>
+        </w:rPr>
+      </w:pPr>
+      <w:r>
+        <w:rPr>
+          <w:sz w:val="24"/>
+          <w:szCs w:val="24"/>
+        </w:rPr>
+        <w:t>- Weighted Opportunity Score (auto) requires explicit scoring logic.</w:t>
+      </w:r>
+    </w:p>
+    <w:p>
+      <w:pPr>
+        <w:rPr>
+          <w:sz w:val="24"/>
+          <w:szCs w:val="24"/>
+        </w:rPr>
+      </w:pPr>
+    </w:p>
+    <w:p>
+      <w:pPr>
+        <w:rPr>
+          <w:sz w:val="24"/>
+          <w:szCs w:val="24"/>
+        </w:rPr>
+      </w:pPr>
+      <w:r>
+        <w:rPr>
+          <w:sz w:val="24"/>
+          <w:szCs w:val="24"/>
+        </w:rPr>
+        <w:t>Output structure by type</w:t>
+      </w:r>
+    </w:p>
+    <w:p>
+      <w:pPr>
+        <w:rPr>
+          <w:sz w:val="24"/>
+          <w:szCs w:val="24"/>
+        </w:rPr>
+      </w:pPr>
+    </w:p>
+    <w:p>
+      <w:pPr>
+        <w:rPr>
+          <w:sz w:val="24"/>
+          <w:szCs w:val="24"/>
+        </w:rPr>
+      </w:pPr>
+      <w:r>
+        <w:rPr>
+          <w:sz w:val="24"/>
+          <w:szCs w:val="24"/>
+        </w:rPr>
+        <w:t>For type: text</w:t>
+      </w:r>
+    </w:p>
+    <w:p>
+      <w:pPr>
+        <w:rPr>
+          <w:sz w:val="24"/>
+          <w:szCs w:val="24"/>
+        </w:rPr>
+      </w:pPr>
+      <w:r>
+        <w:rPr>
+          <w:sz w:val="24"/>
+          <w:szCs w:val="24"/>
+        </w:rPr>
+        <w:t>{</w:t>
+      </w:r>
+    </w:p>
+    <w:p>
+      <w:pPr>
+        <w:rPr>
+          <w:sz w:val="24"/>
+          <w:szCs w:val="24"/>
+        </w:rPr>
+      </w:pPr>
+      <w:r>
+        <w:rPr>
+          <w:sz w:val="24"/>
+          <w:szCs w:val="24"/>
+        </w:rPr>
+        <w:t xml:space="preserve">  "answer": "- bullet\n- bullet\n- bullet",</w:t>
+      </w:r>
+    </w:p>
+    <w:p>
+      <w:pPr>
+        <w:rPr>
+          <w:sz w:val="24"/>
+          <w:szCs w:val="24"/>
+        </w:rPr>
+      </w:pPr>
+      <w:r>
+        <w:rPr>
+          <w:sz w:val="24"/>
+          <w:szCs w:val="24"/>
+        </w:rPr>
+        <w:t xml:space="preserve">  "sources": [...]</w:t>
+      </w:r>
+    </w:p>
+    <w:p>
+      <w:pPr>
+        <w:rPr>
+          <w:sz w:val="24"/>
+          <w:szCs w:val="24"/>
+        </w:rPr>
+      </w:pPr>
+      <w:r>
+        <w:rPr>
+          <w:sz w:val="24"/>
+          <w:szCs w:val="24"/>
+        </w:rPr>
+        <w:t>}</w:t>
+      </w:r>
+    </w:p>
+    <w:p>
+      <w:pPr>
+        <w:rPr>
+          <w:sz w:val="24"/>
+          <w:szCs w:val="24"/>
+        </w:rPr>
+      </w:pPr>
+    </w:p>
+    <w:p>
+      <w:pPr>
+        <w:rPr>
+          <w:sz w:val="24"/>
+          <w:szCs w:val="24"/>
+        </w:rPr>
+      </w:pPr>
+      <w:r>
+        <w:rPr>
+          <w:sz w:val="24"/>
+          <w:szCs w:val="24"/>
+        </w:rPr>
+        <w:t>For type: measurement</w:t>
+      </w:r>
+    </w:p>
+    <w:p>
+      <w:pPr>
+        <w:rPr>
+          <w:sz w:val="24"/>
+          <w:szCs w:val="24"/>
+        </w:rPr>
+      </w:pPr>
+      <w:r>
+        <w:rPr>
+          <w:sz w:val="24"/>
+          <w:szCs w:val="24"/>
+        </w:rPr>
+        <w:t>{</w:t>
+      </w:r>
+    </w:p>
+    <w:p>
+      <w:pPr>
+        <w:rPr>
+          <w:sz w:val="24"/>
+          <w:szCs w:val="24"/>
+        </w:rPr>
+      </w:pPr>
+      <w:r>
+        <w:rPr>
+          <w:sz w:val="24"/>
+          <w:szCs w:val="24"/>
+        </w:rPr>
+        <w:t xml:space="preserve">  "value": number,</w:t>
+      </w:r>
+    </w:p>
+    <w:p>
+      <w:pPr>
+        <w:rPr>
+          <w:sz w:val="24"/>
+          <w:szCs w:val="24"/>
+        </w:rPr>
+      </w:pPr>
+      <w:r>
+        <w:rPr>
+          <w:sz w:val="24"/>
+          <w:szCs w:val="24"/>
+        </w:rPr>
+        <w:t xml:space="preserve">  "unit": "unit",</w:t>
+      </w:r>
+    </w:p>
+    <w:p>
+      <w:pPr>
+        <w:rPr>
+          <w:sz w:val="24"/>
+          <w:szCs w:val="24"/>
+        </w:rPr>
+      </w:pPr>
+      <w:r>
+        <w:rPr>
+          <w:sz w:val="24"/>
+          <w:szCs w:val="24"/>
+        </w:rPr>
+        <w:t xml:space="preserve">  "context": "- bullet\n- bullet",</w:t>
+      </w:r>
+    </w:p>
+    <w:p>
+      <w:pPr>
+        <w:rPr>
+          <w:sz w:val="24"/>
+          <w:szCs w:val="24"/>
+        </w:rPr>
+      </w:pPr>
+      <w:r>
+        <w:rPr>
+          <w:sz w:val="24"/>
+          <w:szCs w:val="24"/>
+        </w:rPr>
+        <w:t xml:space="preserve">  "sources": [...]</w:t>
+      </w:r>
     </w:p>
     <w:p>
       <w:pPr>
@@ -5027,1022 +4531,6 @@
           <w:szCs w:val="24"/>
         </w:rPr>
         <w:lastRenderedPageBreak/>
-        <w:t>45. Cost per kg Raw Material</w:t>
-      </w:r>
-    </w:p>
-    <w:p>
-      <w:pPr>
-        <w:rPr>
-          <w:sz w:val="24"/>
-          <w:szCs w:val="24"/>
-        </w:rPr>
-      </w:pPr>
-      <w:r>
-        <w:rPr>
-          <w:sz w:val="24"/>
-          <w:szCs w:val="24"/>
-        </w:rPr>
-        <w:t>Type: measurement</w:t>
-      </w:r>
-    </w:p>
-    <w:p>
-      <w:pPr>
-        <w:rPr>
-          <w:sz w:val="24"/>
-          <w:szCs w:val="24"/>
-        </w:rPr>
-      </w:pPr>
-      <w:r>
-        <w:rPr>
-          <w:sz w:val="24"/>
-          <w:szCs w:val="24"/>
-        </w:rPr>
-        <w:t>Context: Approximate bulk raw material cost.</w:t>
-      </w:r>
-    </w:p>
-    <w:p>
-      <w:pPr>
-        <w:rPr>
-          <w:sz w:val="24"/>
-          <w:szCs w:val="24"/>
-        </w:rPr>
-      </w:pPr>
-    </w:p>
-    <w:p>
-      <w:pPr>
-        <w:rPr>
-          <w:sz w:val="24"/>
-          <w:szCs w:val="24"/>
-        </w:rPr>
-      </w:pPr>
-      <w:r>
-        <w:rPr>
-          <w:sz w:val="24"/>
-          <w:szCs w:val="24"/>
-        </w:rPr>
-        <w:t>46. Estimated COGS Contribution per Dose</w:t>
-      </w:r>
-    </w:p>
-    <w:p>
-      <w:pPr>
-        <w:rPr>
-          <w:sz w:val="24"/>
-          <w:szCs w:val="24"/>
-        </w:rPr>
-      </w:pPr>
-      <w:r>
-        <w:rPr>
-          <w:sz w:val="24"/>
-          <w:szCs w:val="24"/>
-        </w:rPr>
-        <w:t>Type: measurement</w:t>
-      </w:r>
-    </w:p>
-    <w:p>
-      <w:pPr>
-        <w:rPr>
-          <w:sz w:val="24"/>
-          <w:szCs w:val="24"/>
-        </w:rPr>
-      </w:pPr>
-      <w:r>
-        <w:rPr>
-          <w:sz w:val="24"/>
-          <w:szCs w:val="24"/>
-        </w:rPr>
-        <w:t>Context: Estimated cost contribution per serving.</w:t>
-      </w:r>
-    </w:p>
-    <w:p>
-      <w:pPr>
-        <w:rPr>
-          <w:sz w:val="24"/>
-          <w:szCs w:val="24"/>
-        </w:rPr>
-      </w:pPr>
-    </w:p>
-    <w:p>
-      <w:pPr>
-        <w:rPr>
-          <w:sz w:val="24"/>
-          <w:szCs w:val="24"/>
-        </w:rPr>
-      </w:pPr>
-      <w:r>
-        <w:rPr>
-          <w:sz w:val="24"/>
-          <w:szCs w:val="24"/>
-        </w:rPr>
-        <w:t>47. Margin Potential</w:t>
-      </w:r>
-    </w:p>
-    <w:p>
-      <w:pPr>
-        <w:rPr>
-          <w:sz w:val="24"/>
-          <w:szCs w:val="24"/>
-        </w:rPr>
-      </w:pPr>
-      <w:r>
-        <w:rPr>
-          <w:sz w:val="24"/>
-          <w:szCs w:val="24"/>
-        </w:rPr>
-        <w:t>Type: text</w:t>
-      </w:r>
-    </w:p>
-    <w:p>
-      <w:pPr>
-        <w:rPr>
-          <w:sz w:val="24"/>
-          <w:szCs w:val="24"/>
-        </w:rPr>
-      </w:pPr>
-      <w:r>
-        <w:rPr>
-          <w:sz w:val="24"/>
-          <w:szCs w:val="24"/>
-        </w:rPr>
-        <w:t>Context: Likely gross margin attractiveness.</w:t>
-      </w:r>
-    </w:p>
-    <w:p>
-      <w:pPr>
-        <w:rPr>
-          <w:sz w:val="24"/>
-          <w:szCs w:val="24"/>
-        </w:rPr>
-      </w:pPr>
-    </w:p>
-    <w:p>
-      <w:pPr>
-        <w:rPr>
-          <w:sz w:val="24"/>
-          <w:szCs w:val="24"/>
-        </w:rPr>
-      </w:pPr>
-      <w:r>
-        <w:rPr>
-          <w:sz w:val="24"/>
-          <w:szCs w:val="24"/>
-        </w:rPr>
-        <w:t>48. Claims Allowed in China</w:t>
-      </w:r>
-    </w:p>
-    <w:p>
-      <w:pPr>
-        <w:rPr>
-          <w:sz w:val="24"/>
-          <w:szCs w:val="24"/>
-        </w:rPr>
-      </w:pPr>
-      <w:r>
-        <w:rPr>
-          <w:sz w:val="24"/>
-          <w:szCs w:val="24"/>
-        </w:rPr>
-        <w:t>Type: text</w:t>
-      </w:r>
-    </w:p>
-    <w:p>
-      <w:pPr>
-        <w:rPr>
-          <w:sz w:val="24"/>
-          <w:szCs w:val="24"/>
-        </w:rPr>
-      </w:pPr>
-      <w:r>
-        <w:rPr>
-          <w:sz w:val="24"/>
-          <w:szCs w:val="24"/>
-        </w:rPr>
-        <w:t>Context: Permitted regulatory claims in China.</w:t>
-      </w:r>
-    </w:p>
-    <w:p>
-      <w:pPr>
-        <w:rPr>
-          <w:sz w:val="24"/>
-          <w:szCs w:val="24"/>
-        </w:rPr>
-      </w:pPr>
-    </w:p>
-    <w:p>
-      <w:pPr>
-        <w:rPr>
-          <w:sz w:val="24"/>
-          <w:szCs w:val="24"/>
-        </w:rPr>
-      </w:pPr>
-      <w:r>
-        <w:rPr>
-          <w:sz w:val="24"/>
-          <w:szCs w:val="24"/>
-        </w:rPr>
-        <w:t>49. Claims Used in Market</w:t>
-      </w:r>
-    </w:p>
-    <w:p>
-      <w:pPr>
-        <w:rPr>
-          <w:sz w:val="24"/>
-          <w:szCs w:val="24"/>
-        </w:rPr>
-      </w:pPr>
-      <w:r>
-        <w:rPr>
-          <w:sz w:val="24"/>
-          <w:szCs w:val="24"/>
-        </w:rPr>
-        <w:t>Type: text</w:t>
-      </w:r>
-    </w:p>
-    <w:p>
-      <w:pPr>
-        <w:rPr>
-          <w:sz w:val="24"/>
-          <w:szCs w:val="24"/>
-        </w:rPr>
-      </w:pPr>
-      <w:r>
-        <w:rPr>
-          <w:sz w:val="24"/>
-          <w:szCs w:val="24"/>
-        </w:rPr>
-        <w:t xml:space="preserve">Context: Claims </w:t>
-      </w:r>
-      <w:proofErr w:type="gramStart"/>
-      <w:r>
-        <w:rPr>
-          <w:sz w:val="24"/>
-          <w:szCs w:val="24"/>
-        </w:rPr>
-        <w:t>actually used</w:t>
-      </w:r>
-      <w:proofErr w:type="gramEnd"/>
-      <w:r>
-        <w:rPr>
-          <w:sz w:val="24"/>
-          <w:szCs w:val="24"/>
-        </w:rPr>
-        <w:t xml:space="preserve"> in current marketed products.</w:t>
-      </w:r>
-    </w:p>
-    <w:p>
-      <w:pPr>
-        <w:rPr>
-          <w:sz w:val="24"/>
-          <w:szCs w:val="24"/>
-        </w:rPr>
-      </w:pPr>
-    </w:p>
-    <w:p>
-      <w:pPr>
-        <w:rPr>
-          <w:sz w:val="24"/>
-          <w:szCs w:val="24"/>
-        </w:rPr>
-      </w:pPr>
-      <w:r>
-        <w:rPr>
-          <w:sz w:val="24"/>
-          <w:szCs w:val="24"/>
-        </w:rPr>
-        <w:t>50. Key Scientific Narrative</w:t>
-      </w:r>
-    </w:p>
-    <w:p>
-      <w:pPr>
-        <w:rPr>
-          <w:sz w:val="24"/>
-          <w:szCs w:val="24"/>
-        </w:rPr>
-      </w:pPr>
-      <w:r>
-        <w:rPr>
-          <w:sz w:val="24"/>
-          <w:szCs w:val="24"/>
-        </w:rPr>
-        <w:t>Type: text</w:t>
-      </w:r>
-    </w:p>
-    <w:p>
-      <w:pPr>
-        <w:rPr>
-          <w:sz w:val="24"/>
-          <w:szCs w:val="24"/>
-        </w:rPr>
-      </w:pPr>
-      <w:r>
-        <w:rPr>
-          <w:sz w:val="24"/>
-          <w:szCs w:val="24"/>
-        </w:rPr>
-        <w:t>Context: Core science story supporting weight management relevance.</w:t>
-      </w:r>
-    </w:p>
-    <w:p>
-      <w:pPr>
-        <w:rPr>
-          <w:sz w:val="24"/>
-          <w:szCs w:val="24"/>
-        </w:rPr>
-      </w:pPr>
-    </w:p>
-    <w:p>
-      <w:pPr>
-        <w:rPr>
-          <w:sz w:val="24"/>
-          <w:szCs w:val="24"/>
-        </w:rPr>
-      </w:pPr>
-      <w:r>
-        <w:rPr>
-          <w:sz w:val="24"/>
-          <w:szCs w:val="24"/>
-        </w:rPr>
-        <w:t>51. Key Marketing Narrative</w:t>
-      </w:r>
-    </w:p>
-    <w:p>
-      <w:pPr>
-        <w:rPr>
-          <w:sz w:val="24"/>
-          <w:szCs w:val="24"/>
-        </w:rPr>
-      </w:pPr>
-      <w:r>
-        <w:rPr>
-          <w:sz w:val="24"/>
-          <w:szCs w:val="24"/>
-        </w:rPr>
-        <w:t>Type: text</w:t>
-      </w:r>
-    </w:p>
-    <w:p>
-      <w:pPr>
-        <w:rPr>
-          <w:sz w:val="24"/>
-          <w:szCs w:val="24"/>
-        </w:rPr>
-      </w:pPr>
-      <w:r>
-        <w:rPr>
-          <w:sz w:val="24"/>
-          <w:szCs w:val="24"/>
-        </w:rPr>
-        <w:t>Context: Main commercial story used to position ingredient.</w:t>
-      </w:r>
-    </w:p>
-    <w:p>
-      <w:pPr>
-        <w:rPr>
-          <w:sz w:val="24"/>
-          <w:szCs w:val="24"/>
-        </w:rPr>
-      </w:pPr>
-    </w:p>
-    <w:p>
-      <w:pPr>
-        <w:rPr>
-          <w:sz w:val="24"/>
-          <w:szCs w:val="24"/>
-        </w:rPr>
-      </w:pPr>
-      <w:r>
-        <w:rPr>
-          <w:sz w:val="24"/>
-          <w:szCs w:val="24"/>
-        </w:rPr>
-        <w:t>52. Risk Factors (Safety, Regulatory, Reputation)</w:t>
-      </w:r>
-    </w:p>
-    <w:p>
-      <w:pPr>
-        <w:rPr>
-          <w:sz w:val="24"/>
-          <w:szCs w:val="24"/>
-        </w:rPr>
-      </w:pPr>
-      <w:r>
-        <w:rPr>
-          <w:sz w:val="24"/>
-          <w:szCs w:val="24"/>
-        </w:rPr>
-        <w:lastRenderedPageBreak/>
-        <w:t>Type: text</w:t>
-      </w:r>
-    </w:p>
-    <w:p>
-      <w:pPr>
-        <w:rPr>
-          <w:sz w:val="24"/>
-          <w:szCs w:val="24"/>
-        </w:rPr>
-      </w:pPr>
-      <w:r>
-        <w:rPr>
-          <w:sz w:val="24"/>
-          <w:szCs w:val="24"/>
-        </w:rPr>
-        <w:t>Context: Major risks affecting adoption or brand fit.</w:t>
-      </w:r>
-    </w:p>
-    <w:p>
-      <w:pPr>
-        <w:rPr>
-          <w:sz w:val="24"/>
-          <w:szCs w:val="24"/>
-        </w:rPr>
-      </w:pPr>
-    </w:p>
-    <w:p>
-      <w:pPr>
-        <w:rPr>
-          <w:sz w:val="24"/>
-          <w:szCs w:val="24"/>
-        </w:rPr>
-      </w:pPr>
-      <w:r>
-        <w:rPr>
-          <w:sz w:val="24"/>
-          <w:szCs w:val="24"/>
-        </w:rPr>
-        <w:t>53. White Space Opportunity Score</w:t>
-      </w:r>
-    </w:p>
-    <w:p>
-      <w:pPr>
-        <w:rPr>
-          <w:sz w:val="24"/>
-          <w:szCs w:val="24"/>
-        </w:rPr>
-      </w:pPr>
-      <w:r>
-        <w:rPr>
-          <w:sz w:val="24"/>
-          <w:szCs w:val="24"/>
-        </w:rPr>
-        <w:t>Type: score</w:t>
-      </w:r>
-    </w:p>
-    <w:p>
-      <w:pPr>
-        <w:rPr>
-          <w:sz w:val="24"/>
-          <w:szCs w:val="24"/>
-        </w:rPr>
-      </w:pPr>
-      <w:r>
-        <w:rPr>
-          <w:sz w:val="24"/>
-          <w:szCs w:val="24"/>
-        </w:rPr>
-        <w:t>Context: Opportunity from unmet market gaps.</w:t>
-      </w:r>
-    </w:p>
-    <w:p>
-      <w:pPr>
-        <w:rPr>
-          <w:sz w:val="24"/>
-          <w:szCs w:val="24"/>
-        </w:rPr>
-      </w:pPr>
-    </w:p>
-    <w:p>
-      <w:pPr>
-        <w:rPr>
-          <w:sz w:val="24"/>
-          <w:szCs w:val="24"/>
-        </w:rPr>
-      </w:pPr>
-      <w:r>
-        <w:rPr>
-          <w:sz w:val="24"/>
-          <w:szCs w:val="24"/>
-        </w:rPr>
-        <w:t>54. Potential Centrum Platform Fit (Yes/No)</w:t>
-      </w:r>
-    </w:p>
-    <w:p>
-      <w:pPr>
-        <w:rPr>
-          <w:sz w:val="24"/>
-          <w:szCs w:val="24"/>
-        </w:rPr>
-      </w:pPr>
-      <w:r>
-        <w:rPr>
-          <w:sz w:val="24"/>
-          <w:szCs w:val="24"/>
-        </w:rPr>
-        <w:t xml:space="preserve">Type: </w:t>
-      </w:r>
-      <w:proofErr w:type="spellStart"/>
-      <w:r>
-        <w:rPr>
-          <w:sz w:val="24"/>
-          <w:szCs w:val="24"/>
-        </w:rPr>
-        <w:t>yes_no</w:t>
-      </w:r>
-      <w:proofErr w:type="spellEnd"/>
-    </w:p>
-    <w:p>
-      <w:pPr>
-        <w:rPr>
-          <w:sz w:val="24"/>
-          <w:szCs w:val="24"/>
-        </w:rPr>
-      </w:pPr>
-      <w:r>
-        <w:rPr>
-          <w:sz w:val="24"/>
-          <w:szCs w:val="24"/>
-        </w:rPr>
-        <w:t>Context: Whether ingredient fits Centrum portfolio strategy.</w:t>
-      </w:r>
-    </w:p>
-    <w:p>
-      <w:pPr>
-        <w:rPr>
-          <w:sz w:val="24"/>
-          <w:szCs w:val="24"/>
-        </w:rPr>
-      </w:pPr>
-    </w:p>
-    <w:p>
-      <w:pPr>
-        <w:rPr>
-          <w:sz w:val="24"/>
-          <w:szCs w:val="24"/>
-        </w:rPr>
-      </w:pPr>
-      <w:r>
-        <w:rPr>
-          <w:sz w:val="24"/>
-          <w:szCs w:val="24"/>
-        </w:rPr>
-        <w:t>55. Recommended Product Concept</w:t>
-      </w:r>
-    </w:p>
-    <w:p>
-      <w:pPr>
-        <w:rPr>
-          <w:sz w:val="24"/>
-          <w:szCs w:val="24"/>
-        </w:rPr>
-      </w:pPr>
-      <w:r>
-        <w:rPr>
-          <w:sz w:val="24"/>
-          <w:szCs w:val="24"/>
-        </w:rPr>
-        <w:t>Type: text</w:t>
-      </w:r>
-    </w:p>
-    <w:p>
-      <w:pPr>
-        <w:rPr>
-          <w:sz w:val="24"/>
-          <w:szCs w:val="24"/>
-        </w:rPr>
-      </w:pPr>
-      <w:r>
-        <w:rPr>
-          <w:sz w:val="24"/>
-          <w:szCs w:val="24"/>
-        </w:rPr>
-        <w:t>Context: Best-fit product idea based on evidence and market.</w:t>
-      </w:r>
-    </w:p>
-    <w:p>
-      <w:pPr>
-        <w:rPr>
-          <w:sz w:val="24"/>
-          <w:szCs w:val="24"/>
-        </w:rPr>
-      </w:pPr>
-    </w:p>
-    <w:p>
-      <w:pPr>
-        <w:rPr>
-          <w:sz w:val="24"/>
-          <w:szCs w:val="24"/>
-        </w:rPr>
-      </w:pPr>
-      <w:r>
-        <w:rPr>
-          <w:sz w:val="24"/>
-          <w:szCs w:val="24"/>
-        </w:rPr>
-        <w:t>AUTO FIELD RULES</w:t>
-      </w:r>
-    </w:p>
-    <w:p>
-      <w:pPr>
-        <w:rPr>
-          <w:sz w:val="24"/>
-          <w:szCs w:val="24"/>
-        </w:rPr>
-      </w:pPr>
-      <w:r>
-        <w:rPr>
-          <w:sz w:val="24"/>
-          <w:szCs w:val="24"/>
-        </w:rPr>
-        <w:t>- Do not calculate auto-style fields unless enough reliable data exists.</w:t>
-      </w:r>
-    </w:p>
-    <w:p>
-      <w:pPr>
-        <w:rPr>
-          <w:sz w:val="24"/>
-          <w:szCs w:val="24"/>
-        </w:rPr>
-      </w:pPr>
-      <w:r>
-        <w:rPr>
-          <w:sz w:val="24"/>
-          <w:szCs w:val="24"/>
-        </w:rPr>
-        <w:t>- If reliable data is unavailable, return "Information not available".</w:t>
-      </w:r>
-    </w:p>
-    <w:p>
-      <w:pPr>
-        <w:rPr>
-          <w:sz w:val="24"/>
-          <w:szCs w:val="24"/>
-        </w:rPr>
-      </w:pPr>
-      <w:r>
-        <w:rPr>
-          <w:sz w:val="24"/>
-          <w:szCs w:val="24"/>
-        </w:rPr>
-        <w:t>- Search Volume Index (China) may use credible web data.</w:t>
-      </w:r>
-    </w:p>
-    <w:p>
-      <w:pPr>
-        <w:rPr>
-          <w:sz w:val="24"/>
-          <w:szCs w:val="24"/>
-        </w:rPr>
-      </w:pPr>
-      <w:r>
-        <w:rPr>
-          <w:sz w:val="24"/>
-          <w:szCs w:val="24"/>
-        </w:rPr>
-        <w:t>- Rank (auto) (Tier) requires comparison logic.</w:t>
-      </w:r>
-    </w:p>
-    <w:p>
-      <w:pPr>
-        <w:rPr>
-          <w:sz w:val="24"/>
-          <w:szCs w:val="24"/>
-        </w:rPr>
-      </w:pPr>
-      <w:r>
-        <w:rPr>
-          <w:sz w:val="24"/>
-          <w:szCs w:val="24"/>
-        </w:rPr>
-        <w:t>- Weighted Opportunity Score (auto) requires explicit scoring logic.</w:t>
-      </w:r>
-    </w:p>
-    <w:p>
-      <w:pPr>
-        <w:rPr>
-          <w:sz w:val="24"/>
-          <w:szCs w:val="24"/>
-        </w:rPr>
-      </w:pPr>
-    </w:p>
-    <w:p>
-      <w:pPr>
-        <w:rPr>
-          <w:sz w:val="24"/>
-          <w:szCs w:val="24"/>
-        </w:rPr>
-      </w:pPr>
-      <w:r>
-        <w:rPr>
-          <w:sz w:val="24"/>
-          <w:szCs w:val="24"/>
-        </w:rPr>
-        <w:t>Output structure by type</w:t>
-      </w:r>
-    </w:p>
-    <w:p>
-      <w:pPr>
-        <w:rPr>
-          <w:sz w:val="24"/>
-          <w:szCs w:val="24"/>
-        </w:rPr>
-      </w:pPr>
-    </w:p>
-    <w:p>
-      <w:pPr>
-        <w:rPr>
-          <w:sz w:val="24"/>
-          <w:szCs w:val="24"/>
-        </w:rPr>
-      </w:pPr>
-      <w:r>
-        <w:rPr>
-          <w:sz w:val="24"/>
-          <w:szCs w:val="24"/>
-        </w:rPr>
-        <w:t>For type: text</w:t>
-      </w:r>
-    </w:p>
-    <w:p>
-      <w:pPr>
-        <w:rPr>
-          <w:sz w:val="24"/>
-          <w:szCs w:val="24"/>
-        </w:rPr>
-      </w:pPr>
-      <w:r>
-        <w:rPr>
-          <w:sz w:val="24"/>
-          <w:szCs w:val="24"/>
-        </w:rPr>
-        <w:t>{</w:t>
-      </w:r>
-    </w:p>
-    <w:p>
-      <w:pPr>
-        <w:rPr>
-          <w:sz w:val="24"/>
-          <w:szCs w:val="24"/>
-        </w:rPr>
-      </w:pPr>
-      <w:r>
-        <w:rPr>
-          <w:sz w:val="24"/>
-          <w:szCs w:val="24"/>
-        </w:rPr>
-        <w:t xml:space="preserve">  "answer": "- bullet\n- bullet\n- bullet",</w:t>
-      </w:r>
-    </w:p>
-    <w:p>
-      <w:pPr>
-        <w:rPr>
-          <w:sz w:val="24"/>
-          <w:szCs w:val="24"/>
-        </w:rPr>
-      </w:pPr>
-      <w:r>
-        <w:rPr>
-          <w:sz w:val="24"/>
-          <w:szCs w:val="24"/>
-        </w:rPr>
-        <w:t xml:space="preserve">  "sources": [...]</w:t>
-      </w:r>
-    </w:p>
-    <w:p>
-      <w:pPr>
-        <w:rPr>
-          <w:sz w:val="24"/>
-          <w:szCs w:val="24"/>
-        </w:rPr>
-      </w:pPr>
-      <w:r>
-        <w:rPr>
-          <w:sz w:val="24"/>
-          <w:szCs w:val="24"/>
-        </w:rPr>
-        <w:t>}</w:t>
-      </w:r>
-    </w:p>
-    <w:p>
-      <w:pPr>
-        <w:rPr>
-          <w:sz w:val="24"/>
-          <w:szCs w:val="24"/>
-        </w:rPr>
-      </w:pPr>
-    </w:p>
-    <w:p>
-      <w:pPr>
-        <w:rPr>
-          <w:sz w:val="24"/>
-          <w:szCs w:val="24"/>
-        </w:rPr>
-      </w:pPr>
-      <w:r>
-        <w:rPr>
-          <w:sz w:val="24"/>
-          <w:szCs w:val="24"/>
-        </w:rPr>
-        <w:t>For type: score</w:t>
-      </w:r>
-    </w:p>
-    <w:p>
-      <w:pPr>
-        <w:rPr>
-          <w:sz w:val="24"/>
-          <w:szCs w:val="24"/>
-        </w:rPr>
-      </w:pPr>
-      <w:r>
-        <w:rPr>
-          <w:sz w:val="24"/>
-          <w:szCs w:val="24"/>
-        </w:rPr>
-        <w:t>{</w:t>
-      </w:r>
-    </w:p>
-    <w:p>
-      <w:pPr>
-        <w:rPr>
-          <w:sz w:val="24"/>
-          <w:szCs w:val="24"/>
-        </w:rPr>
-      </w:pPr>
-      <w:r>
-        <w:rPr>
-          <w:sz w:val="24"/>
-          <w:szCs w:val="24"/>
-        </w:rPr>
-        <w:t xml:space="preserve">  "value": number,</w:t>
-      </w:r>
-    </w:p>
-    <w:p>
-      <w:pPr>
-        <w:rPr>
-          <w:sz w:val="24"/>
-          <w:szCs w:val="24"/>
-        </w:rPr>
-      </w:pPr>
-      <w:r>
-        <w:rPr>
-          <w:sz w:val="24"/>
-          <w:szCs w:val="24"/>
-        </w:rPr>
-        <w:t xml:space="preserve">  "scale": "1-5",</w:t>
-      </w:r>
-    </w:p>
-    <w:p>
-      <w:pPr>
-        <w:rPr>
-          <w:sz w:val="24"/>
-          <w:szCs w:val="24"/>
-        </w:rPr>
-      </w:pPr>
-      <w:r>
-        <w:rPr>
-          <w:sz w:val="24"/>
-          <w:szCs w:val="24"/>
-        </w:rPr>
-        <w:t xml:space="preserve">  "explanation": "- bullet\n- bullet",</w:t>
-      </w:r>
-    </w:p>
-    <w:p>
-      <w:pPr>
-        <w:rPr>
-          <w:sz w:val="24"/>
-          <w:szCs w:val="24"/>
-        </w:rPr>
-      </w:pPr>
-      <w:r>
-        <w:rPr>
-          <w:sz w:val="24"/>
-          <w:szCs w:val="24"/>
-        </w:rPr>
-        <w:t xml:space="preserve">  "sources": [...]</w:t>
-      </w:r>
-    </w:p>
-    <w:p>
-      <w:pPr>
-        <w:rPr>
-          <w:sz w:val="24"/>
-          <w:szCs w:val="24"/>
-        </w:rPr>
-      </w:pPr>
-      <w:r>
-        <w:rPr>
-          <w:sz w:val="24"/>
-          <w:szCs w:val="24"/>
-        </w:rPr>
-        <w:t>}</w:t>
-      </w:r>
-    </w:p>
-    <w:p>
-      <w:pPr>
-        <w:rPr>
-          <w:sz w:val="24"/>
-          <w:szCs w:val="24"/>
-        </w:rPr>
-      </w:pPr>
-    </w:p>
-    <w:p>
-      <w:pPr>
-        <w:rPr>
-          <w:sz w:val="24"/>
-          <w:szCs w:val="24"/>
-        </w:rPr>
-      </w:pPr>
-      <w:r>
-        <w:rPr>
-          <w:sz w:val="24"/>
-          <w:szCs w:val="24"/>
-        </w:rPr>
-        <w:t>For type: measurement</w:t>
-      </w:r>
-    </w:p>
-    <w:p>
-      <w:pPr>
-        <w:rPr>
-          <w:sz w:val="24"/>
-          <w:szCs w:val="24"/>
-        </w:rPr>
-      </w:pPr>
-      <w:r>
-        <w:rPr>
-          <w:sz w:val="24"/>
-          <w:szCs w:val="24"/>
-        </w:rPr>
-        <w:t>{</w:t>
-      </w:r>
-    </w:p>
-    <w:p>
-      <w:pPr>
-        <w:rPr>
-          <w:sz w:val="24"/>
-          <w:szCs w:val="24"/>
-        </w:rPr>
-      </w:pPr>
-      <w:r>
-        <w:rPr>
-          <w:sz w:val="24"/>
-          <w:szCs w:val="24"/>
-        </w:rPr>
-        <w:t xml:space="preserve">  "value": number,</w:t>
-      </w:r>
-    </w:p>
-    <w:p>
-      <w:pPr>
-        <w:rPr>
-          <w:sz w:val="24"/>
-          <w:szCs w:val="24"/>
-        </w:rPr>
-      </w:pPr>
-      <w:r>
-        <w:rPr>
-          <w:sz w:val="24"/>
-          <w:szCs w:val="24"/>
-        </w:rPr>
-        <w:t xml:space="preserve">  "unit": "unit",</w:t>
-      </w:r>
-    </w:p>
-    <w:p>
-      <w:pPr>
-        <w:rPr>
-          <w:sz w:val="24"/>
-          <w:szCs w:val="24"/>
-        </w:rPr>
-      </w:pPr>
-      <w:r>
-        <w:rPr>
-          <w:sz w:val="24"/>
-          <w:szCs w:val="24"/>
-        </w:rPr>
-        <w:t xml:space="preserve">  "context": "- bullet\n- bullet",</w:t>
-      </w:r>
-    </w:p>
-    <w:p>
-      <w:pPr>
-        <w:rPr>
-          <w:sz w:val="24"/>
-          <w:szCs w:val="24"/>
-        </w:rPr>
-      </w:pPr>
-      <w:r>
-        <w:rPr>
-          <w:sz w:val="24"/>
-          <w:szCs w:val="24"/>
-        </w:rPr>
-        <w:t xml:space="preserve">  "sources": [...]</w:t>
-      </w:r>
-    </w:p>
-    <w:p>
-      <w:pPr>
-        <w:rPr>
-          <w:sz w:val="24"/>
-          <w:szCs w:val="24"/>
-        </w:rPr>
-      </w:pPr>
-      <w:r>
-        <w:rPr>
-          <w:sz w:val="24"/>
-          <w:szCs w:val="24"/>
-        </w:rPr>
         <w:t>}</w:t>
       </w:r>
     </w:p>
@@ -6264,22 +4752,227 @@
           <w:sz w:val="24"/>
           <w:szCs w:val="24"/>
         </w:rPr>
+        <w:t xml:space="preserve">  ],</w:t>
+      </w:r>
+    </w:p>
+    <w:p>
+      <w:pPr>
+        <w:rPr>
+          <w:sz w:val="24"/>
+          <w:szCs w:val="24"/>
+        </w:rPr>
+      </w:pPr>
+      <w:r>
+        <w:rPr>
+          <w:sz w:val="24"/>
+          <w:szCs w:val="24"/>
+        </w:rPr>
+        <w:t xml:space="preserve">  "sources": [...]</w:t>
+      </w:r>
+    </w:p>
+    <w:p>
+      <w:pPr>
+        <w:rPr>
+          <w:sz w:val="24"/>
+          <w:szCs w:val="24"/>
+        </w:rPr>
+      </w:pPr>
+      <w:r>
+        <w:rPr>
+          <w:sz w:val="24"/>
+          <w:szCs w:val="24"/>
+        </w:rPr>
+        <w:t>}</w:t>
+      </w:r>
+    </w:p>
+    <w:p>
+      <w:pPr>
+        <w:rPr>
+          <w:sz w:val="24"/>
+          <w:szCs w:val="24"/>
+        </w:rPr>
+      </w:pPr>
+    </w:p>
+    <w:p>
+      <w:pPr>
+        <w:rPr>
+          <w:sz w:val="24"/>
+          <w:szCs w:val="24"/>
+        </w:rPr>
+      </w:pPr>
+      <w:r>
+        <w:rPr>
+          <w:sz w:val="24"/>
+          <w:szCs w:val="24"/>
+        </w:rPr>
+        <w:t>For type: category</w:t>
+      </w:r>
+    </w:p>
+    <w:p>
+      <w:pPr>
+        <w:rPr>
+          <w:sz w:val="24"/>
+          <w:szCs w:val="24"/>
+        </w:rPr>
+      </w:pPr>
+      <w:r>
+        <w:rPr>
+          <w:sz w:val="24"/>
+          <w:szCs w:val="24"/>
+        </w:rPr>
+        <w:t>{</w:t>
+      </w:r>
+    </w:p>
+    <w:p>
+      <w:pPr>
+        <w:rPr>
+          <w:sz w:val="24"/>
+          <w:szCs w:val="24"/>
+        </w:rPr>
+      </w:pPr>
+      <w:r>
+        <w:rPr>
+          <w:sz w:val="24"/>
+          <w:szCs w:val="24"/>
+        </w:rPr>
+        <w:t xml:space="preserve">  "category": "- value",</w:t>
+      </w:r>
+    </w:p>
+    <w:p>
+      <w:pPr>
+        <w:rPr>
+          <w:sz w:val="24"/>
+          <w:szCs w:val="24"/>
+        </w:rPr>
+      </w:pPr>
+      <w:r>
+        <w:rPr>
+          <w:sz w:val="24"/>
+          <w:szCs w:val="24"/>
+        </w:rPr>
+        <w:t xml:space="preserve">  "sources": [...]</w:t>
+      </w:r>
+    </w:p>
+    <w:p>
+      <w:pPr>
+        <w:rPr>
+          <w:sz w:val="24"/>
+          <w:szCs w:val="24"/>
+        </w:rPr>
+      </w:pPr>
+      <w:r>
+        <w:rPr>
+          <w:sz w:val="24"/>
+          <w:szCs w:val="24"/>
+        </w:rPr>
+        <w:t>}</w:t>
+      </w:r>
+    </w:p>
+    <w:p>
+      <w:pPr>
+        <w:rPr>
+          <w:sz w:val="24"/>
+          <w:szCs w:val="24"/>
+        </w:rPr>
+      </w:pPr>
+    </w:p>
+    <w:p>
+      <w:pPr>
+        <w:rPr>
+          <w:sz w:val="24"/>
+          <w:szCs w:val="24"/>
+        </w:rPr>
+      </w:pPr>
+      <w:r>
+        <w:rPr>
+          <w:sz w:val="24"/>
+          <w:szCs w:val="24"/>
+        </w:rPr>
+        <w:t xml:space="preserve">For type: </w:t>
+      </w:r>
+      <w:proofErr w:type="spellStart"/>
+      <w:r>
+        <w:rPr>
+          <w:sz w:val="24"/>
+          <w:szCs w:val="24"/>
+        </w:rPr>
+        <w:t>yes_no</w:t>
+      </w:r>
+      <w:proofErr w:type="spellEnd"/>
+    </w:p>
+    <w:p>
+      <w:pPr>
+        <w:rPr>
+          <w:sz w:val="24"/>
+          <w:szCs w:val="24"/>
+        </w:rPr>
+      </w:pPr>
+      <w:r>
+        <w:rPr>
+          <w:sz w:val="24"/>
+          <w:szCs w:val="24"/>
+        </w:rPr>
+        <w:t>{</w:t>
+      </w:r>
+    </w:p>
+    <w:p>
+      <w:pPr>
+        <w:rPr>
+          <w:sz w:val="24"/>
+          <w:szCs w:val="24"/>
+        </w:rPr>
+      </w:pPr>
+      <w:r>
+        <w:rPr>
+          <w:sz w:val="24"/>
+          <w:szCs w:val="24"/>
+        </w:rPr>
+        <w:t xml:space="preserve">  "answer": "- Yes"</w:t>
+      </w:r>
+    </w:p>
+    <w:p>
+      <w:pPr>
+        <w:rPr>
+          <w:sz w:val="24"/>
+          <w:szCs w:val="24"/>
+        </w:rPr>
+      </w:pPr>
+      <w:r>
+        <w:rPr>
+          <w:sz w:val="24"/>
+          <w:szCs w:val="24"/>
+        </w:rPr>
+        <w:t xml:space="preserve">  or</w:t>
+      </w:r>
+    </w:p>
+    <w:p>
+      <w:pPr>
+        <w:rPr>
+          <w:sz w:val="24"/>
+          <w:szCs w:val="24"/>
+        </w:rPr>
+      </w:pPr>
+      <w:r>
+        <w:rPr>
+          <w:sz w:val="24"/>
+          <w:szCs w:val="24"/>
+        </w:rPr>
+        <w:t xml:space="preserve">  "answer": "- No",</w:t>
+      </w:r>
+    </w:p>
+    <w:p>
+      <w:pPr>
+        <w:rPr>
+          <w:sz w:val="24"/>
+          <w:szCs w:val="24"/>
+        </w:rPr>
+      </w:pPr>
+      <w:r>
+        <w:rPr>
+          <w:sz w:val="24"/>
+          <w:szCs w:val="24"/>
+        </w:rPr>
         <w:lastRenderedPageBreak/>
-        <w:t xml:space="preserve">  ],</w:t>
-      </w:r>
-    </w:p>
-    <w:p>
-      <w:pPr>
-        <w:rPr>
-          <w:sz w:val="24"/>
-          <w:szCs w:val="24"/>
-        </w:rPr>
-      </w:pPr>
-      <w:r>
-        <w:rPr>
-          <w:sz w:val="24"/>
-          <w:szCs w:val="24"/>
-        </w:rPr>
         <w:t xml:space="preserve">  "sources": [...]</w:t>
       </w:r>
     </w:p>
@@ -6318,7 +5011,7 @@
           <w:sz w:val="24"/>
           <w:szCs w:val="24"/>
         </w:rPr>
-        <w:t>For type: category</w:t>
+        <w:t>For type: auto with insufficient data</w:t>
       </w:r>
     </w:p>
     <w:p>
@@ -6348,7 +5041,7 @@
           <w:sz w:val="24"/>
           <w:szCs w:val="24"/>
         </w:rPr>
-        <w:t xml:space="preserve">  "category": "- value",</w:t>
+        <w:t xml:space="preserve">  "value": "Information not available",</w:t>
       </w:r>
     </w:p>
     <w:p>
@@ -6401,211 +5094,6 @@
           <w:sz w:val="24"/>
           <w:szCs w:val="24"/>
         </w:rPr>
-        <w:t xml:space="preserve">For type: </w:t>
-      </w:r>
-      <w:proofErr w:type="spellStart"/>
-      <w:r>
-        <w:rPr>
-          <w:sz w:val="24"/>
-          <w:szCs w:val="24"/>
-        </w:rPr>
-        <w:t>yes_no</w:t>
-      </w:r>
-      <w:proofErr w:type="spellEnd"/>
-    </w:p>
-    <w:p>
-      <w:pPr>
-        <w:rPr>
-          <w:sz w:val="24"/>
-          <w:szCs w:val="24"/>
-        </w:rPr>
-      </w:pPr>
-      <w:r>
-        <w:rPr>
-          <w:sz w:val="24"/>
-          <w:szCs w:val="24"/>
-        </w:rPr>
-        <w:t>{</w:t>
-      </w:r>
-    </w:p>
-    <w:p>
-      <w:pPr>
-        <w:rPr>
-          <w:sz w:val="24"/>
-          <w:szCs w:val="24"/>
-        </w:rPr>
-      </w:pPr>
-      <w:r>
-        <w:rPr>
-          <w:sz w:val="24"/>
-          <w:szCs w:val="24"/>
-        </w:rPr>
-        <w:t xml:space="preserve">  "answer": "- Yes"</w:t>
-      </w:r>
-    </w:p>
-    <w:p>
-      <w:pPr>
-        <w:rPr>
-          <w:sz w:val="24"/>
-          <w:szCs w:val="24"/>
-        </w:rPr>
-      </w:pPr>
-      <w:r>
-        <w:rPr>
-          <w:sz w:val="24"/>
-          <w:szCs w:val="24"/>
-        </w:rPr>
-        <w:t xml:space="preserve">  or</w:t>
-      </w:r>
-    </w:p>
-    <w:p>
-      <w:pPr>
-        <w:rPr>
-          <w:sz w:val="24"/>
-          <w:szCs w:val="24"/>
-        </w:rPr>
-      </w:pPr>
-      <w:r>
-        <w:rPr>
-          <w:sz w:val="24"/>
-          <w:szCs w:val="24"/>
-        </w:rPr>
-        <w:t xml:space="preserve">  "answer": "- No",</w:t>
-      </w:r>
-    </w:p>
-    <w:p>
-      <w:pPr>
-        <w:rPr>
-          <w:sz w:val="24"/>
-          <w:szCs w:val="24"/>
-        </w:rPr>
-      </w:pPr>
-      <w:r>
-        <w:rPr>
-          <w:sz w:val="24"/>
-          <w:szCs w:val="24"/>
-        </w:rPr>
-        <w:t xml:space="preserve">  "sources": [...]</w:t>
-      </w:r>
-    </w:p>
-    <w:p>
-      <w:pPr>
-        <w:rPr>
-          <w:sz w:val="24"/>
-          <w:szCs w:val="24"/>
-        </w:rPr>
-      </w:pPr>
-      <w:r>
-        <w:rPr>
-          <w:sz w:val="24"/>
-          <w:szCs w:val="24"/>
-        </w:rPr>
-        <w:t>}</w:t>
-      </w:r>
-    </w:p>
-    <w:p>
-      <w:pPr>
-        <w:rPr>
-          <w:sz w:val="24"/>
-          <w:szCs w:val="24"/>
-        </w:rPr>
-      </w:pPr>
-    </w:p>
-    <w:p>
-      <w:pPr>
-        <w:rPr>
-          <w:sz w:val="24"/>
-          <w:szCs w:val="24"/>
-        </w:rPr>
-      </w:pPr>
-      <w:r>
-        <w:rPr>
-          <w:sz w:val="24"/>
-          <w:szCs w:val="24"/>
-        </w:rPr>
-        <w:t>For type: auto with insufficient data</w:t>
-      </w:r>
-    </w:p>
-    <w:p>
-      <w:pPr>
-        <w:rPr>
-          <w:sz w:val="24"/>
-          <w:szCs w:val="24"/>
-        </w:rPr>
-      </w:pPr>
-      <w:r>
-        <w:rPr>
-          <w:sz w:val="24"/>
-          <w:szCs w:val="24"/>
-        </w:rPr>
-        <w:t>{</w:t>
-      </w:r>
-    </w:p>
-    <w:p>
-      <w:pPr>
-        <w:rPr>
-          <w:sz w:val="24"/>
-          <w:szCs w:val="24"/>
-        </w:rPr>
-      </w:pPr>
-      <w:r>
-        <w:rPr>
-          <w:sz w:val="24"/>
-          <w:szCs w:val="24"/>
-        </w:rPr>
-        <w:t xml:space="preserve">  "value": "Information not available",</w:t>
-      </w:r>
-    </w:p>
-    <w:p>
-      <w:pPr>
-        <w:rPr>
-          <w:sz w:val="24"/>
-          <w:szCs w:val="24"/>
-        </w:rPr>
-      </w:pPr>
-      <w:r>
-        <w:rPr>
-          <w:sz w:val="24"/>
-          <w:szCs w:val="24"/>
-        </w:rPr>
-        <w:t xml:space="preserve">  "sources": [...]</w:t>
-      </w:r>
-    </w:p>
-    <w:p>
-      <w:pPr>
-        <w:rPr>
-          <w:sz w:val="24"/>
-          <w:szCs w:val="24"/>
-        </w:rPr>
-      </w:pPr>
-      <w:r>
-        <w:rPr>
-          <w:sz w:val="24"/>
-          <w:szCs w:val="24"/>
-        </w:rPr>
-        <w:t>}</w:t>
-      </w:r>
-    </w:p>
-    <w:p>
-      <w:pPr>
-        <w:rPr>
-          <w:sz w:val="24"/>
-          <w:szCs w:val="24"/>
-        </w:rPr>
-      </w:pPr>
-    </w:p>
-    <w:p>
-      <w:pPr>
-        <w:rPr>
-          <w:sz w:val="24"/>
-          <w:szCs w:val="24"/>
-        </w:rPr>
-      </w:pPr>
-      <w:r>
-        <w:rPr>
-          <w:sz w:val="24"/>
-          <w:szCs w:val="24"/>
-        </w:rPr>
         <w:t>Workflow</w:t>
       </w:r>
     </w:p>
@@ -6681,8 +5169,21 @@
           <w:sz w:val="24"/>
           <w:szCs w:val="24"/>
         </w:rPr>
-        <w:lastRenderedPageBreak/>
-        <w:t>5. Add only useful web findings as extra bullets.</w:t>
+        <w:t xml:space="preserve">5. Add only useful web findings </w:t>
+      </w:r>
+      <w:r>
+        <w:rPr>
+          <w:sz w:val="24"/>
+          <w:szCs w:val="24"/>
+        </w:rPr>
+        <w:t xml:space="preserve">related to </w:t>
+      </w:r>
+      <w:r>
+        <w:rPr>
+          <w:sz w:val="24"/>
+          <w:szCs w:val="24"/>
+        </w:rPr>
+        <w:t>as extra bullets.</w:t>
       </w:r>
     </w:p>
     <w:p>
@@ -6727,22 +5228,51 @@
           <w:sz w:val="24"/>
           <w:szCs w:val="24"/>
         </w:rPr>
-        <w:t>8. Create a valid JSON file.</w:t>
-      </w:r>
-    </w:p>
-    <w:p>
-      <w:pPr>
-        <w:rPr>
-          <w:sz w:val="24"/>
-          <w:szCs w:val="24"/>
-        </w:rPr>
-      </w:pPr>
-      <w:r>
-        <w:rPr>
-          <w:sz w:val="24"/>
-          <w:szCs w:val="24"/>
-        </w:rPr>
-        <w:t>9. Save it as &lt;</w:t>
+        <w:t>8. Strictly make sure that all answers are in English language</w:t>
+      </w:r>
+    </w:p>
+    <w:p>
+      <w:pPr>
+        <w:rPr>
+          <w:sz w:val="24"/>
+          <w:szCs w:val="24"/>
+        </w:rPr>
+      </w:pPr>
+      <w:r>
+        <w:rPr>
+          <w:sz w:val="24"/>
+          <w:szCs w:val="24"/>
+        </w:rPr>
+        <w:t>9</w:t>
+      </w:r>
+      <w:r>
+        <w:rPr>
+          <w:sz w:val="24"/>
+          <w:szCs w:val="24"/>
+        </w:rPr>
+        <w:t>. Create a valid JSON file.</w:t>
+      </w:r>
+    </w:p>
+    <w:p>
+      <w:pPr>
+        <w:rPr>
+          <w:sz w:val="24"/>
+          <w:szCs w:val="24"/>
+        </w:rPr>
+      </w:pPr>
+      <w:r>
+        <w:rPr>
+          <w:sz w:val="24"/>
+          <w:szCs w:val="24"/>
+        </w:rPr>
+        <w:t>10</w:t>
+      </w:r>
+      <w:r>
+        <w:rPr>
+          <w:sz w:val="24"/>
+          <w:szCs w:val="24"/>
+        </w:rPr>
+        <w:t>. Save it as &lt;</w:t>
       </w:r>
       <w:proofErr w:type="spellStart"/>
       <w:r>
@@ -6791,7 +5321,21 @@
           <w:sz w:val="24"/>
           <w:szCs w:val="24"/>
         </w:rPr>
-        <w:t>10. Return the result as a downloadable JSON file.</w:t>
+        <w:t>1</w:t>
+      </w:r>
+      <w:r>
+        <w:rPr>
+          <w:sz w:val="24"/>
+          <w:szCs w:val="24"/>
+        </w:rPr>
+        <w:t>1</w:t>
+      </w:r>
+      <w:r>
+        <w:rPr>
+          <w:sz w:val="24"/>
+          <w:szCs w:val="24"/>
+        </w:rPr>
+        <w:t>. Return the result as a downloadable JSON file.</w:t>
       </w:r>
     </w:p>
     <w:p>
@@ -6905,7 +5449,7 @@
           <w:sz w:val="24"/>
           <w:szCs w:val="24"/>
         </w:rPr>
-        <w:t xml:space="preserve">    "Rank (auto) (Tier)": </w:t>
+        <w:t xml:space="preserve">    "Ingredient": </w:t>
       </w:r>
       <w:proofErr w:type="gramStart"/>
       <w:r>
@@ -6936,7 +5480,7 @@
           <w:sz w:val="24"/>
           <w:szCs w:val="24"/>
         </w:rPr>
-        <w:t xml:space="preserve">    "Ingredient": </w:t>
+        <w:t xml:space="preserve">    "Ingredient Category (Botanical, Vitamin, Mineral, Probiotic, Peptide, Fiber, etc.)": </w:t>
       </w:r>
       <w:proofErr w:type="gramStart"/>
       <w:r>
@@ -6967,7 +5511,8 @@
           <w:sz w:val="24"/>
           <w:szCs w:val="24"/>
         </w:rPr>
-        <w:t xml:space="preserve">    "Ingredient Category (Botanical, Vitamin, Mineral, Probiotic, Peptide, Fiber, etc.)": </w:t>
+        <w:lastRenderedPageBreak/>
+        <w:t xml:space="preserve">    "Primary Mode of Action": </w:t>
       </w:r>
       <w:proofErr w:type="gramStart"/>
       <w:r>
@@ -6998,7 +5543,7 @@
           <w:sz w:val="24"/>
           <w:szCs w:val="24"/>
         </w:rPr>
-        <w:t xml:space="preserve">    "Primary Mode of Action": </w:t>
+        <w:t xml:space="preserve">    "Secondary Mechanism of Action": </w:t>
       </w:r>
       <w:proofErr w:type="gramStart"/>
       <w:r>
@@ -7029,7 +5574,7 @@
           <w:sz w:val="24"/>
           <w:szCs w:val="24"/>
         </w:rPr>
-        <w:t xml:space="preserve">    "Secondary Mechanism of Action": </w:t>
+        <w:t xml:space="preserve">    "Evidence of GLP-1 Interaction (Yes/No/Indirect)": </w:t>
       </w:r>
       <w:proofErr w:type="gramStart"/>
       <w:r>
@@ -7060,7 +5605,7 @@
           <w:sz w:val="24"/>
           <w:szCs w:val="24"/>
         </w:rPr>
-        <w:t xml:space="preserve">    "Evidence Strength (1-5)": </w:t>
+        <w:t xml:space="preserve">    "Clinical Evidence Level (Human RCT, Human Observational, Animal, In-vitro)": </w:t>
       </w:r>
       <w:proofErr w:type="gramStart"/>
       <w:r>
@@ -7091,7 +5636,7 @@
           <w:sz w:val="24"/>
           <w:szCs w:val="24"/>
         </w:rPr>
-        <w:t xml:space="preserve">    "Evidence of GLP-1 Interaction (Yes/No/Indirect)": </w:t>
+        <w:t xml:space="preserve">    "Number of Clinical Studies": </w:t>
       </w:r>
       <w:proofErr w:type="gramStart"/>
       <w:r>
@@ -7122,7 +5667,7 @@
           <w:sz w:val="24"/>
           <w:szCs w:val="24"/>
         </w:rPr>
-        <w:t xml:space="preserve">    "Clinical Evidence Level (Human RCT, Human Observational, Animal, In-vitro)": </w:t>
+        <w:t xml:space="preserve">    "Key Clinical Outcomes (Weight Loss %, Appetite Reduction, HbA1c, etc.)": </w:t>
       </w:r>
       <w:proofErr w:type="gramStart"/>
       <w:r>
@@ -7153,7 +5698,7 @@
           <w:sz w:val="24"/>
           <w:szCs w:val="24"/>
         </w:rPr>
-        <w:t xml:space="preserve">    "Number of Clinical Studies": </w:t>
+        <w:t xml:space="preserve">    "Formulation Format (Capsule, Powder, Drink, Gummy, Sachet)": </w:t>
       </w:r>
       <w:proofErr w:type="gramStart"/>
       <w:r>
@@ -7184,7 +5729,7 @@
           <w:sz w:val="24"/>
           <w:szCs w:val="24"/>
         </w:rPr>
-        <w:t xml:space="preserve">    "Key Clinical Outcomes (Weight Loss %, Appetite Reduction, HbA1c, etc.)": </w:t>
+        <w:t xml:space="preserve">    "Average Effective Dose": </w:t>
       </w:r>
       <w:proofErr w:type="gramStart"/>
       <w:r>
@@ -7215,7 +5760,7 @@
           <w:sz w:val="24"/>
           <w:szCs w:val="24"/>
         </w:rPr>
-        <w:t xml:space="preserve">    "Formulation Format (Capsule, Powder, Drink, Gummy, Sachet)": </w:t>
+        <w:t xml:space="preserve">    "Synergy Ingredients Commonly Used": </w:t>
       </w:r>
       <w:proofErr w:type="gramStart"/>
       <w:r>
@@ -7246,7 +5791,7 @@
           <w:sz w:val="24"/>
           <w:szCs w:val="24"/>
         </w:rPr>
-        <w:t xml:space="preserve">    "Average Effective Dose": </w:t>
+        <w:t xml:space="preserve">    "Safety Profile": </w:t>
       </w:r>
       <w:proofErr w:type="gramStart"/>
       <w:r>
@@ -7277,7 +5822,7 @@
           <w:sz w:val="24"/>
           <w:szCs w:val="24"/>
         </w:rPr>
-        <w:t xml:space="preserve">    "Consumer Trend in China (1-5)": </w:t>
+        <w:t xml:space="preserve">    "Traditional Chinese Medicine Relevance": </w:t>
       </w:r>
       <w:proofErr w:type="gramStart"/>
       <w:r>
@@ -7308,7 +5853,7 @@
           <w:sz w:val="24"/>
           <w:szCs w:val="24"/>
         </w:rPr>
-        <w:t xml:space="preserve">    "Regulatory Feasibility CN (1-5)": </w:t>
+        <w:t xml:space="preserve">    "Consumer Perceived Naturalness (High/Medium/Low)": </w:t>
       </w:r>
       <w:proofErr w:type="gramStart"/>
       <w:r>
@@ -7339,7 +5884,7 @@
           <w:sz w:val="24"/>
           <w:szCs w:val="24"/>
         </w:rPr>
-        <w:t xml:space="preserve">    "Centrum Brand Fit (1-5)": </w:t>
+        <w:t xml:space="preserve">    "Key Consumer Benefit Claims": </w:t>
       </w:r>
       <w:proofErr w:type="gramStart"/>
       <w:r>
@@ -7370,7 +5915,7 @@
           <w:sz w:val="24"/>
           <w:szCs w:val="24"/>
         </w:rPr>
-        <w:t xml:space="preserve">    "Competitive Saturation (1-5, higher = more crowded)": </w:t>
+        <w:t xml:space="preserve">    "Emotional Benefit (Control, Confidence, Energy, etc.)": </w:t>
       </w:r>
       <w:proofErr w:type="gramStart"/>
       <w:r>
@@ -7401,7 +5946,7 @@
           <w:sz w:val="24"/>
           <w:szCs w:val="24"/>
         </w:rPr>
-        <w:t xml:space="preserve">    "Weighted Opportunity Score (auto)": </w:t>
+        <w:t xml:space="preserve">    "Target Consumer Cohort": </w:t>
       </w:r>
       <w:proofErr w:type="gramStart"/>
       <w:r>
@@ -7432,1254 +5977,368 @@
           <w:sz w:val="24"/>
           <w:szCs w:val="24"/>
         </w:rPr>
+        <w:t xml:space="preserve">    "Gender Skew": </w:t>
+      </w:r>
+      <w:proofErr w:type="gramStart"/>
+      <w:r>
+        <w:rPr>
+          <w:sz w:val="24"/>
+          <w:szCs w:val="24"/>
+        </w:rPr>
+        <w:t>{ ...</w:t>
+      </w:r>
+      <w:proofErr w:type="gramEnd"/>
+      <w:r>
+        <w:rPr>
+          <w:sz w:val="24"/>
+          <w:szCs w:val="24"/>
+        </w:rPr>
+        <w:t xml:space="preserve"> },  </w:t>
+      </w:r>
+    </w:p>
+    <w:p>
+      <w:pPr>
+        <w:rPr>
+          <w:sz w:val="24"/>
+          <w:szCs w:val="24"/>
+        </w:rPr>
+      </w:pPr>
+      <w:r>
+        <w:rPr>
+          <w:sz w:val="24"/>
+          <w:szCs w:val="24"/>
+        </w:rPr>
+        <w:t xml:space="preserve">    "Taste / Organoleptic Issues": </w:t>
+      </w:r>
+      <w:proofErr w:type="gramStart"/>
+      <w:r>
+        <w:rPr>
+          <w:sz w:val="24"/>
+          <w:szCs w:val="24"/>
+        </w:rPr>
+        <w:t>{ ...</w:t>
+      </w:r>
+      <w:proofErr w:type="gramEnd"/>
+      <w:r>
+        <w:rPr>
+          <w:sz w:val="24"/>
+          <w:szCs w:val="24"/>
+        </w:rPr>
+        <w:t xml:space="preserve"> },</w:t>
+      </w:r>
+    </w:p>
+    <w:p>
+      <w:pPr>
+        <w:rPr>
+          <w:sz w:val="24"/>
+          <w:szCs w:val="24"/>
+        </w:rPr>
+      </w:pPr>
+      <w:r>
+        <w:rPr>
+          <w:sz w:val="24"/>
+          <w:szCs w:val="24"/>
+        </w:rPr>
+        <w:t xml:space="preserve">    "Compatibility with Vitamins &amp; Minerals": </w:t>
+      </w:r>
+      <w:proofErr w:type="gramStart"/>
+      <w:r>
+        <w:rPr>
+          <w:sz w:val="24"/>
+          <w:szCs w:val="24"/>
+        </w:rPr>
+        <w:t>{ ...</w:t>
+      </w:r>
+      <w:proofErr w:type="gramEnd"/>
+      <w:r>
+        <w:rPr>
+          <w:sz w:val="24"/>
+          <w:szCs w:val="24"/>
+        </w:rPr>
+        <w:t xml:space="preserve"> },</w:t>
+      </w:r>
+    </w:p>
+    <w:p>
+      <w:pPr>
+        <w:rPr>
+          <w:sz w:val="24"/>
+          <w:szCs w:val="24"/>
+        </w:rPr>
+      </w:pPr>
+      <w:r>
+        <w:rPr>
+          <w:sz w:val="24"/>
+          <w:szCs w:val="24"/>
+        </w:rPr>
+        <w:t xml:space="preserve">    "Claims Used in </w:t>
+      </w:r>
+      <w:r>
+        <w:rPr>
+          <w:sz w:val="24"/>
+          <w:szCs w:val="24"/>
+        </w:rPr>
+        <w:t>China</w:t>
+      </w:r>
+      <w:r>
+        <w:rPr>
+          <w:sz w:val="24"/>
+          <w:szCs w:val="24"/>
+        </w:rPr>
+        <w:t xml:space="preserve">": </w:t>
+      </w:r>
+      <w:proofErr w:type="gramStart"/>
+      <w:r>
+        <w:rPr>
+          <w:sz w:val="24"/>
+          <w:szCs w:val="24"/>
+        </w:rPr>
+        <w:t>{ ...</w:t>
+      </w:r>
+      <w:proofErr w:type="gramEnd"/>
+      <w:r>
+        <w:rPr>
+          <w:sz w:val="24"/>
+          <w:szCs w:val="24"/>
+        </w:rPr>
+        <w:t xml:space="preserve"> },</w:t>
+      </w:r>
+    </w:p>
+    <w:p>
+      <w:pPr>
+        <w:rPr>
+          <w:sz w:val="24"/>
+          <w:szCs w:val="24"/>
+        </w:rPr>
+      </w:pPr>
+      <w:r>
+        <w:rPr>
+          <w:sz w:val="24"/>
+          <w:szCs w:val="24"/>
+        </w:rPr>
+        <w:t xml:space="preserve">    "Key Scientific Narrative": </w:t>
+      </w:r>
+      <w:proofErr w:type="gramStart"/>
+      <w:r>
+        <w:rPr>
+          <w:sz w:val="24"/>
+          <w:szCs w:val="24"/>
+        </w:rPr>
+        <w:t>{ ...</w:t>
+      </w:r>
+      <w:proofErr w:type="gramEnd"/>
+      <w:r>
+        <w:rPr>
+          <w:sz w:val="24"/>
+          <w:szCs w:val="24"/>
+        </w:rPr>
+        <w:t xml:space="preserve"> },</w:t>
+      </w:r>
+    </w:p>
+    <w:p>
+      <w:pPr>
+        <w:rPr>
+          <w:sz w:val="24"/>
+          <w:szCs w:val="24"/>
+        </w:rPr>
+      </w:pPr>
+      <w:r>
+        <w:rPr>
+          <w:sz w:val="24"/>
+          <w:szCs w:val="24"/>
+        </w:rPr>
+        <w:t xml:space="preserve">    "Key Marketing Narrative": </w:t>
+      </w:r>
+      <w:proofErr w:type="gramStart"/>
+      <w:r>
+        <w:rPr>
+          <w:sz w:val="24"/>
+          <w:szCs w:val="24"/>
+        </w:rPr>
+        <w:t>{ ...</w:t>
+      </w:r>
+      <w:proofErr w:type="gramEnd"/>
+      <w:r>
+        <w:rPr>
+          <w:sz w:val="24"/>
+          <w:szCs w:val="24"/>
+        </w:rPr>
+        <w:t xml:space="preserve"> },</w:t>
+      </w:r>
+    </w:p>
+    <w:p>
+      <w:pPr>
+        <w:rPr>
+          <w:sz w:val="24"/>
+          <w:szCs w:val="24"/>
+        </w:rPr>
+      </w:pPr>
+      <w:r>
+        <w:rPr>
+          <w:sz w:val="24"/>
+          <w:szCs w:val="24"/>
+        </w:rPr>
+        <w:t xml:space="preserve">    "Risk Factors (Safety, Regulatory, Reputation)": </w:t>
+      </w:r>
+      <w:proofErr w:type="gramStart"/>
+      <w:r>
+        <w:rPr>
+          <w:sz w:val="24"/>
+          <w:szCs w:val="24"/>
+        </w:rPr>
+        <w:t>{ ...</w:t>
+      </w:r>
+      <w:proofErr w:type="gramEnd"/>
+      <w:r>
+        <w:rPr>
+          <w:sz w:val="24"/>
+          <w:szCs w:val="24"/>
+        </w:rPr>
+        <w:t xml:space="preserve"> },</w:t>
+      </w:r>
+    </w:p>
+    <w:p>
+      <w:pPr>
+        <w:rPr>
+          <w:sz w:val="24"/>
+          <w:szCs w:val="24"/>
+        </w:rPr>
+      </w:pPr>
+      <w:r>
+        <w:rPr>
+          <w:sz w:val="24"/>
+          <w:szCs w:val="24"/>
+        </w:rPr>
+        <w:t xml:space="preserve">    "Potential Centrum Platform Fit (Yes/No)": </w:t>
+      </w:r>
+      <w:proofErr w:type="gramStart"/>
+      <w:r>
+        <w:rPr>
+          <w:sz w:val="24"/>
+          <w:szCs w:val="24"/>
+        </w:rPr>
+        <w:t>{ ...</w:t>
+      </w:r>
+      <w:proofErr w:type="gramEnd"/>
+      <w:r>
+        <w:rPr>
+          <w:sz w:val="24"/>
+          <w:szCs w:val="24"/>
+        </w:rPr>
+        <w:t xml:space="preserve"> },</w:t>
+      </w:r>
+    </w:p>
+    <w:p>
+      <w:pPr>
+        <w:rPr>
+          <w:sz w:val="24"/>
+          <w:szCs w:val="24"/>
+        </w:rPr>
+      </w:pPr>
+      <w:r>
+        <w:rPr>
+          <w:sz w:val="24"/>
+          <w:szCs w:val="24"/>
+        </w:rPr>
+        <w:t xml:space="preserve">    "Recommended Product Concept": </w:t>
+      </w:r>
+      <w:proofErr w:type="gramStart"/>
+      <w:r>
+        <w:rPr>
+          <w:sz w:val="24"/>
+          <w:szCs w:val="24"/>
+        </w:rPr>
+        <w:t>{ ...</w:t>
+      </w:r>
+      <w:proofErr w:type="gramEnd"/>
+      <w:r>
+        <w:rPr>
+          <w:sz w:val="24"/>
+          <w:szCs w:val="24"/>
+        </w:rPr>
+        <w:t xml:space="preserve"> }</w:t>
+      </w:r>
+    </w:p>
+    <w:p>
+      <w:pPr>
+        <w:rPr>
+          <w:sz w:val="24"/>
+          <w:szCs w:val="24"/>
+        </w:rPr>
+      </w:pPr>
+      <w:r>
+        <w:rPr>
+          <w:sz w:val="24"/>
+          <w:szCs w:val="24"/>
+        </w:rPr>
+        <w:t xml:space="preserve">  }</w:t>
+      </w:r>
+    </w:p>
+    <w:p>
+      <w:pPr>
+        <w:rPr>
+          <w:sz w:val="24"/>
+          <w:szCs w:val="24"/>
+        </w:rPr>
+      </w:pPr>
+      <w:r>
+        <w:rPr>
+          <w:sz w:val="24"/>
+          <w:szCs w:val="24"/>
+        </w:rPr>
+        <w:t>}</w:t>
+      </w:r>
+    </w:p>
+    <w:p>
+      <w:pPr>
+        <w:rPr>
+          <w:sz w:val="24"/>
+          <w:szCs w:val="24"/>
+        </w:rPr>
+      </w:pPr>
+    </w:p>
+    <w:p>
+      <w:pPr>
+        <w:rPr>
+          <w:sz w:val="24"/>
+          <w:szCs w:val="24"/>
+        </w:rPr>
+      </w:pPr>
+      <w:r>
+        <w:rPr>
+          <w:sz w:val="24"/>
+          <w:szCs w:val="24"/>
+        </w:rPr>
+        <w:t>Requirements</w:t>
+      </w:r>
+    </w:p>
+    <w:p>
+      <w:pPr>
+        <w:rPr>
+          <w:sz w:val="24"/>
+          <w:szCs w:val="24"/>
+        </w:rPr>
+      </w:pPr>
+      <w:r>
+        <w:rPr>
+          <w:sz w:val="24"/>
+          <w:szCs w:val="24"/>
+        </w:rPr>
+        <w:t>- Use every column exactly as listed.</w:t>
+      </w:r>
+    </w:p>
+    <w:p>
+      <w:pPr>
+        <w:rPr>
+          <w:sz w:val="24"/>
+          <w:szCs w:val="24"/>
+        </w:rPr>
+      </w:pPr>
+      <w:r>
+        <w:rPr>
+          <w:sz w:val="24"/>
+          <w:szCs w:val="24"/>
+        </w:rPr>
         <w:lastRenderedPageBreak/>
-        <w:t xml:space="preserve">    "Sources to Validate": </w:t>
-      </w:r>
-      <w:proofErr w:type="gramStart"/>
-      <w:r>
-        <w:rPr>
-          <w:sz w:val="24"/>
-          <w:szCs w:val="24"/>
-        </w:rPr>
-        <w:t>{ ...</w:t>
-      </w:r>
-      <w:proofErr w:type="gramEnd"/>
-      <w:r>
-        <w:rPr>
-          <w:sz w:val="24"/>
-          <w:szCs w:val="24"/>
-        </w:rPr>
-        <w:t xml:space="preserve"> },</w:t>
-      </w:r>
-    </w:p>
-    <w:p>
-      <w:pPr>
-        <w:rPr>
-          <w:sz w:val="24"/>
-          <w:szCs w:val="24"/>
-        </w:rPr>
-      </w:pPr>
-      <w:r>
-        <w:rPr>
-          <w:sz w:val="24"/>
-          <w:szCs w:val="24"/>
-        </w:rPr>
-        <w:t xml:space="preserve">    "Synergy Ingredients Commonly Used": </w:t>
-      </w:r>
-      <w:proofErr w:type="gramStart"/>
-      <w:r>
-        <w:rPr>
-          <w:sz w:val="24"/>
-          <w:szCs w:val="24"/>
-        </w:rPr>
-        <w:t>{ ...</w:t>
-      </w:r>
-      <w:proofErr w:type="gramEnd"/>
-      <w:r>
-        <w:rPr>
-          <w:sz w:val="24"/>
-          <w:szCs w:val="24"/>
-        </w:rPr>
-        <w:t xml:space="preserve"> },</w:t>
-      </w:r>
-    </w:p>
-    <w:p>
-      <w:pPr>
-        <w:rPr>
-          <w:sz w:val="24"/>
-          <w:szCs w:val="24"/>
-        </w:rPr>
-      </w:pPr>
-      <w:r>
-        <w:rPr>
-          <w:sz w:val="24"/>
-          <w:szCs w:val="24"/>
-        </w:rPr>
-        <w:t xml:space="preserve">    "Safety Profile": </w:t>
-      </w:r>
-      <w:proofErr w:type="gramStart"/>
-      <w:r>
-        <w:rPr>
-          <w:sz w:val="24"/>
-          <w:szCs w:val="24"/>
-        </w:rPr>
-        <w:t>{ ...</w:t>
-      </w:r>
-      <w:proofErr w:type="gramEnd"/>
-      <w:r>
-        <w:rPr>
-          <w:sz w:val="24"/>
-          <w:szCs w:val="24"/>
-        </w:rPr>
-        <w:t xml:space="preserve"> },</w:t>
-      </w:r>
-    </w:p>
-    <w:p>
-      <w:pPr>
-        <w:rPr>
-          <w:sz w:val="24"/>
-          <w:szCs w:val="24"/>
-        </w:rPr>
-      </w:pPr>
-      <w:r>
-        <w:rPr>
-          <w:sz w:val="24"/>
-          <w:szCs w:val="24"/>
-        </w:rPr>
-        <w:t xml:space="preserve">    "Regulatory Status in China (Allowed, Restricted, Novel Ingredient, TCM)": </w:t>
-      </w:r>
-      <w:proofErr w:type="gramStart"/>
-      <w:r>
-        <w:rPr>
-          <w:sz w:val="24"/>
-          <w:szCs w:val="24"/>
-        </w:rPr>
-        <w:t>{ ...</w:t>
-      </w:r>
-      <w:proofErr w:type="gramEnd"/>
-      <w:r>
-        <w:rPr>
-          <w:sz w:val="24"/>
-          <w:szCs w:val="24"/>
-        </w:rPr>
-        <w:t xml:space="preserve"> },</w:t>
-      </w:r>
-    </w:p>
-    <w:p>
-      <w:pPr>
-        <w:rPr>
-          <w:sz w:val="24"/>
-          <w:szCs w:val="24"/>
-        </w:rPr>
-      </w:pPr>
-      <w:r>
-        <w:rPr>
-          <w:sz w:val="24"/>
-          <w:szCs w:val="24"/>
-        </w:rPr>
-        <w:t xml:space="preserve">    "NMPA Filing Category": </w:t>
-      </w:r>
-      <w:proofErr w:type="gramStart"/>
-      <w:r>
-        <w:rPr>
-          <w:sz w:val="24"/>
-          <w:szCs w:val="24"/>
-        </w:rPr>
-        <w:t>{ ...</w:t>
-      </w:r>
-      <w:proofErr w:type="gramEnd"/>
-      <w:r>
-        <w:rPr>
-          <w:sz w:val="24"/>
-          <w:szCs w:val="24"/>
-        </w:rPr>
-        <w:t xml:space="preserve"> },</w:t>
-      </w:r>
-    </w:p>
-    <w:p>
-      <w:pPr>
-        <w:rPr>
-          <w:sz w:val="24"/>
-          <w:szCs w:val="24"/>
-        </w:rPr>
-      </w:pPr>
-      <w:r>
-        <w:rPr>
-          <w:sz w:val="24"/>
-          <w:szCs w:val="24"/>
-        </w:rPr>
-        <w:t xml:space="preserve">    "Traditional Chinese Medicine Relevance": </w:t>
-      </w:r>
-      <w:proofErr w:type="gramStart"/>
-      <w:r>
-        <w:rPr>
-          <w:sz w:val="24"/>
-          <w:szCs w:val="24"/>
-        </w:rPr>
-        <w:t>{ ...</w:t>
-      </w:r>
-      <w:proofErr w:type="gramEnd"/>
-      <w:r>
-        <w:rPr>
-          <w:sz w:val="24"/>
-          <w:szCs w:val="24"/>
-        </w:rPr>
-        <w:t xml:space="preserve"> },</w:t>
-      </w:r>
-    </w:p>
-    <w:p>
-      <w:pPr>
-        <w:rPr>
-          <w:sz w:val="24"/>
-          <w:szCs w:val="24"/>
-        </w:rPr>
-      </w:pPr>
-      <w:r>
-        <w:rPr>
-          <w:sz w:val="24"/>
-          <w:szCs w:val="24"/>
-        </w:rPr>
-        <w:t xml:space="preserve">    "Consumer Perceived Naturalness (High/Medium/Low)": </w:t>
-      </w:r>
-      <w:proofErr w:type="gramStart"/>
-      <w:r>
-        <w:rPr>
-          <w:sz w:val="24"/>
-          <w:szCs w:val="24"/>
-        </w:rPr>
-        <w:t>{ ...</w:t>
-      </w:r>
-      <w:proofErr w:type="gramEnd"/>
-      <w:r>
-        <w:rPr>
-          <w:sz w:val="24"/>
-          <w:szCs w:val="24"/>
-        </w:rPr>
-        <w:t xml:space="preserve"> },</w:t>
-      </w:r>
-    </w:p>
-    <w:p>
-      <w:pPr>
-        <w:rPr>
-          <w:sz w:val="24"/>
-          <w:szCs w:val="24"/>
-        </w:rPr>
-      </w:pPr>
-      <w:r>
-        <w:rPr>
-          <w:sz w:val="24"/>
-          <w:szCs w:val="24"/>
-        </w:rPr>
-        <w:t xml:space="preserve">    "Consumer Perceived Scientific Credibility": </w:t>
-      </w:r>
-      <w:proofErr w:type="gramStart"/>
-      <w:r>
-        <w:rPr>
-          <w:sz w:val="24"/>
-          <w:szCs w:val="24"/>
-        </w:rPr>
-        <w:t>{ ...</w:t>
-      </w:r>
-      <w:proofErr w:type="gramEnd"/>
-      <w:r>
-        <w:rPr>
-          <w:sz w:val="24"/>
-          <w:szCs w:val="24"/>
-        </w:rPr>
-        <w:t xml:space="preserve"> },</w:t>
-      </w:r>
-    </w:p>
-    <w:p>
-      <w:pPr>
-        <w:rPr>
-          <w:sz w:val="24"/>
-          <w:szCs w:val="24"/>
-        </w:rPr>
-      </w:pPr>
-      <w:r>
-        <w:rPr>
-          <w:sz w:val="24"/>
-          <w:szCs w:val="24"/>
-        </w:rPr>
-        <w:t xml:space="preserve">    "Trending Score in China Social Media": </w:t>
-      </w:r>
-      <w:proofErr w:type="gramStart"/>
-      <w:r>
-        <w:rPr>
-          <w:sz w:val="24"/>
-          <w:szCs w:val="24"/>
-        </w:rPr>
-        <w:t>{ ...</w:t>
-      </w:r>
-      <w:proofErr w:type="gramEnd"/>
-      <w:r>
-        <w:rPr>
-          <w:sz w:val="24"/>
-          <w:szCs w:val="24"/>
-        </w:rPr>
-        <w:t xml:space="preserve"> },</w:t>
-      </w:r>
-    </w:p>
-    <w:p>
-      <w:pPr>
-        <w:rPr>
-          <w:sz w:val="24"/>
-          <w:szCs w:val="24"/>
-        </w:rPr>
-      </w:pPr>
-      <w:r>
-        <w:rPr>
-          <w:sz w:val="24"/>
-          <w:szCs w:val="24"/>
-        </w:rPr>
-        <w:t xml:space="preserve">    "Search Volume Index (China)": </w:t>
-      </w:r>
-      <w:proofErr w:type="gramStart"/>
-      <w:r>
-        <w:rPr>
-          <w:sz w:val="24"/>
-          <w:szCs w:val="24"/>
-        </w:rPr>
-        <w:t>{ ...</w:t>
-      </w:r>
-      <w:proofErr w:type="gramEnd"/>
-      <w:r>
-        <w:rPr>
-          <w:sz w:val="24"/>
-          <w:szCs w:val="24"/>
-        </w:rPr>
-        <w:t xml:space="preserve"> },</w:t>
-      </w:r>
-    </w:p>
-    <w:p>
-      <w:pPr>
-        <w:rPr>
-          <w:sz w:val="24"/>
-          <w:szCs w:val="24"/>
-        </w:rPr>
-      </w:pPr>
-      <w:r>
-        <w:rPr>
-          <w:sz w:val="24"/>
-          <w:szCs w:val="24"/>
-        </w:rPr>
-        <w:t xml:space="preserve">    "Key Consumer Benefit Claims": </w:t>
-      </w:r>
-      <w:proofErr w:type="gramStart"/>
-      <w:r>
-        <w:rPr>
-          <w:sz w:val="24"/>
-          <w:szCs w:val="24"/>
-        </w:rPr>
-        <w:t>{ ...</w:t>
-      </w:r>
-      <w:proofErr w:type="gramEnd"/>
-      <w:r>
-        <w:rPr>
-          <w:sz w:val="24"/>
-          <w:szCs w:val="24"/>
-        </w:rPr>
-        <w:t xml:space="preserve"> },</w:t>
-      </w:r>
-    </w:p>
-    <w:p>
-      <w:pPr>
-        <w:rPr>
-          <w:sz w:val="24"/>
-          <w:szCs w:val="24"/>
-        </w:rPr>
-      </w:pPr>
-      <w:r>
-        <w:rPr>
-          <w:sz w:val="24"/>
-          <w:szCs w:val="24"/>
-        </w:rPr>
-        <w:t xml:space="preserve">    "Emotional Benefit (Control, Confidence, Energy, etc.)": </w:t>
-      </w:r>
-      <w:proofErr w:type="gramStart"/>
-      <w:r>
-        <w:rPr>
-          <w:sz w:val="24"/>
-          <w:szCs w:val="24"/>
-        </w:rPr>
-        <w:t>{ ...</w:t>
-      </w:r>
-      <w:proofErr w:type="gramEnd"/>
-      <w:r>
-        <w:rPr>
-          <w:sz w:val="24"/>
-          <w:szCs w:val="24"/>
-        </w:rPr>
-        <w:t xml:space="preserve"> },</w:t>
-      </w:r>
-    </w:p>
-    <w:p>
-      <w:pPr>
-        <w:rPr>
-          <w:sz w:val="24"/>
-          <w:szCs w:val="24"/>
-        </w:rPr>
-      </w:pPr>
-      <w:r>
-        <w:rPr>
-          <w:sz w:val="24"/>
-          <w:szCs w:val="24"/>
-        </w:rPr>
-        <w:t xml:space="preserve">    "Target Consumer Cohort": </w:t>
-      </w:r>
-      <w:proofErr w:type="gramStart"/>
-      <w:r>
-        <w:rPr>
-          <w:sz w:val="24"/>
-          <w:szCs w:val="24"/>
-        </w:rPr>
-        <w:t>{ ...</w:t>
-      </w:r>
-      <w:proofErr w:type="gramEnd"/>
-      <w:r>
-        <w:rPr>
-          <w:sz w:val="24"/>
-          <w:szCs w:val="24"/>
-        </w:rPr>
-        <w:t xml:space="preserve"> },</w:t>
-      </w:r>
-    </w:p>
-    <w:p>
-      <w:pPr>
-        <w:rPr>
-          <w:sz w:val="24"/>
-          <w:szCs w:val="24"/>
-        </w:rPr>
-      </w:pPr>
-      <w:r>
-        <w:rPr>
-          <w:sz w:val="24"/>
-          <w:szCs w:val="24"/>
-        </w:rPr>
-        <w:t xml:space="preserve">    "Gender Skew": </w:t>
-      </w:r>
-      <w:proofErr w:type="gramStart"/>
-      <w:r>
-        <w:rPr>
-          <w:sz w:val="24"/>
-          <w:szCs w:val="24"/>
-        </w:rPr>
-        <w:t>{ ...</w:t>
-      </w:r>
-      <w:proofErr w:type="gramEnd"/>
-      <w:r>
-        <w:rPr>
-          <w:sz w:val="24"/>
-          <w:szCs w:val="24"/>
-        </w:rPr>
-        <w:t xml:space="preserve"> },</w:t>
-      </w:r>
-    </w:p>
-    <w:p>
-      <w:pPr>
-        <w:rPr>
-          <w:sz w:val="24"/>
-          <w:szCs w:val="24"/>
-        </w:rPr>
-      </w:pPr>
-      <w:r>
-        <w:rPr>
-          <w:sz w:val="24"/>
-          <w:szCs w:val="24"/>
-        </w:rPr>
-        <w:t xml:space="preserve">    "Typical Price per Daily Dose (RMB)": </w:t>
-      </w:r>
-      <w:proofErr w:type="gramStart"/>
-      <w:r>
-        <w:rPr>
-          <w:sz w:val="24"/>
-          <w:szCs w:val="24"/>
-        </w:rPr>
-        <w:t>{ ...</w:t>
-      </w:r>
-      <w:proofErr w:type="gramEnd"/>
-      <w:r>
-        <w:rPr>
-          <w:sz w:val="24"/>
-          <w:szCs w:val="24"/>
-        </w:rPr>
-        <w:t xml:space="preserve"> },</w:t>
-      </w:r>
-    </w:p>
-    <w:p>
-      <w:pPr>
-        <w:rPr>
-          <w:sz w:val="24"/>
-          <w:szCs w:val="24"/>
-        </w:rPr>
-      </w:pPr>
-      <w:r>
-        <w:rPr>
-          <w:sz w:val="24"/>
-          <w:szCs w:val="24"/>
-        </w:rPr>
-        <w:t xml:space="preserve">    "Premium vs Mass Positioning": </w:t>
-      </w:r>
-      <w:proofErr w:type="gramStart"/>
-      <w:r>
-        <w:rPr>
-          <w:sz w:val="24"/>
-          <w:szCs w:val="24"/>
-        </w:rPr>
-        <w:t>{ ...</w:t>
-      </w:r>
-      <w:proofErr w:type="gramEnd"/>
-      <w:r>
-        <w:rPr>
-          <w:sz w:val="24"/>
-          <w:szCs w:val="24"/>
-        </w:rPr>
-        <w:t xml:space="preserve"> },</w:t>
-      </w:r>
-    </w:p>
-    <w:p>
-      <w:pPr>
-        <w:rPr>
-          <w:sz w:val="24"/>
-          <w:szCs w:val="24"/>
-        </w:rPr>
-      </w:pPr>
-      <w:r>
-        <w:rPr>
-          <w:sz w:val="24"/>
-          <w:szCs w:val="24"/>
-        </w:rPr>
-        <w:t xml:space="preserve">    "Leading Brands Using Ingredient in China": </w:t>
-      </w:r>
-      <w:proofErr w:type="gramStart"/>
-      <w:r>
-        <w:rPr>
-          <w:sz w:val="24"/>
-          <w:szCs w:val="24"/>
-        </w:rPr>
-        <w:t>{ ...</w:t>
-      </w:r>
-      <w:proofErr w:type="gramEnd"/>
-      <w:r>
-        <w:rPr>
-          <w:sz w:val="24"/>
-          <w:szCs w:val="24"/>
-        </w:rPr>
-        <w:t xml:space="preserve"> },</w:t>
-      </w:r>
-    </w:p>
-    <w:p>
-      <w:pPr>
-        <w:rPr>
-          <w:sz w:val="24"/>
-          <w:szCs w:val="24"/>
-        </w:rPr>
-      </w:pPr>
-      <w:r>
-        <w:rPr>
-          <w:sz w:val="24"/>
-          <w:szCs w:val="24"/>
-        </w:rPr>
-        <w:t xml:space="preserve">    "Global Brands Using Ingredient": </w:t>
-      </w:r>
-      <w:proofErr w:type="gramStart"/>
-      <w:r>
-        <w:rPr>
-          <w:sz w:val="24"/>
-          <w:szCs w:val="24"/>
-        </w:rPr>
-        <w:t>{ ...</w:t>
-      </w:r>
-      <w:proofErr w:type="gramEnd"/>
-      <w:r>
-        <w:rPr>
-          <w:sz w:val="24"/>
-          <w:szCs w:val="24"/>
-        </w:rPr>
-        <w:t xml:space="preserve"> },</w:t>
-      </w:r>
-    </w:p>
-    <w:p>
-      <w:pPr>
-        <w:rPr>
-          <w:sz w:val="24"/>
-          <w:szCs w:val="24"/>
-        </w:rPr>
-      </w:pPr>
-      <w:r>
-        <w:rPr>
-          <w:sz w:val="24"/>
-          <w:szCs w:val="24"/>
-        </w:rPr>
-        <w:t xml:space="preserve">    "Key Competitor Products": </w:t>
-      </w:r>
-      <w:proofErr w:type="gramStart"/>
-      <w:r>
-        <w:rPr>
-          <w:sz w:val="24"/>
-          <w:szCs w:val="24"/>
-        </w:rPr>
-        <w:t>{ ...</w:t>
-      </w:r>
-      <w:proofErr w:type="gramEnd"/>
-      <w:r>
-        <w:rPr>
-          <w:sz w:val="24"/>
-          <w:szCs w:val="24"/>
-        </w:rPr>
-        <w:t xml:space="preserve"> },</w:t>
-      </w:r>
-    </w:p>
-    <w:p>
-      <w:pPr>
-        <w:rPr>
-          <w:sz w:val="24"/>
-          <w:szCs w:val="24"/>
-        </w:rPr>
-      </w:pPr>
-      <w:r>
-        <w:rPr>
-          <w:sz w:val="24"/>
-          <w:szCs w:val="24"/>
-        </w:rPr>
-        <w:t xml:space="preserve">    "Typical Product Format in Market": </w:t>
-      </w:r>
-      <w:proofErr w:type="gramStart"/>
-      <w:r>
-        <w:rPr>
-          <w:sz w:val="24"/>
-          <w:szCs w:val="24"/>
-        </w:rPr>
-        <w:t>{ ...</w:t>
-      </w:r>
-      <w:proofErr w:type="gramEnd"/>
-      <w:r>
-        <w:rPr>
-          <w:sz w:val="24"/>
-          <w:szCs w:val="24"/>
-        </w:rPr>
-        <w:t xml:space="preserve"> },</w:t>
-      </w:r>
-    </w:p>
-    <w:p>
-      <w:pPr>
-        <w:rPr>
-          <w:sz w:val="24"/>
-          <w:szCs w:val="24"/>
-        </w:rPr>
-      </w:pPr>
-      <w:r>
-        <w:rPr>
-          <w:sz w:val="24"/>
-          <w:szCs w:val="24"/>
-        </w:rPr>
-        <w:t xml:space="preserve">    "Ingredient Supply Chain Source": </w:t>
-      </w:r>
-      <w:proofErr w:type="gramStart"/>
-      <w:r>
-        <w:rPr>
-          <w:sz w:val="24"/>
-          <w:szCs w:val="24"/>
-        </w:rPr>
-        <w:t>{ ...</w:t>
-      </w:r>
-      <w:proofErr w:type="gramEnd"/>
-      <w:r>
-        <w:rPr>
-          <w:sz w:val="24"/>
-          <w:szCs w:val="24"/>
-        </w:rPr>
-        <w:t xml:space="preserve"> },</w:t>
-      </w:r>
-    </w:p>
-    <w:p>
-      <w:pPr>
-        <w:rPr>
-          <w:sz w:val="24"/>
-          <w:szCs w:val="24"/>
-        </w:rPr>
-      </w:pPr>
-      <w:r>
-        <w:rPr>
-          <w:sz w:val="24"/>
-          <w:szCs w:val="24"/>
-        </w:rPr>
-        <w:t xml:space="preserve">    "Patent or Proprietary Version (Yes/No)": </w:t>
-      </w:r>
-      <w:proofErr w:type="gramStart"/>
-      <w:r>
-        <w:rPr>
-          <w:sz w:val="24"/>
-          <w:szCs w:val="24"/>
-        </w:rPr>
-        <w:t>{ ...</w:t>
-      </w:r>
-      <w:proofErr w:type="gramEnd"/>
-      <w:r>
-        <w:rPr>
-          <w:sz w:val="24"/>
-          <w:szCs w:val="24"/>
-        </w:rPr>
-        <w:t xml:space="preserve"> },</w:t>
-      </w:r>
-    </w:p>
-    <w:p>
-      <w:pPr>
-        <w:rPr>
-          <w:sz w:val="24"/>
-          <w:szCs w:val="24"/>
-        </w:rPr>
-      </w:pPr>
-      <w:r>
-        <w:rPr>
-          <w:sz w:val="24"/>
-          <w:szCs w:val="24"/>
-        </w:rPr>
-        <w:t xml:space="preserve">    "IP / Trademarked Ingredient Examples": </w:t>
-      </w:r>
-      <w:proofErr w:type="gramStart"/>
-      <w:r>
-        <w:rPr>
-          <w:sz w:val="24"/>
-          <w:szCs w:val="24"/>
-        </w:rPr>
-        <w:t>{ ...</w:t>
-      </w:r>
-      <w:proofErr w:type="gramEnd"/>
-      <w:r>
-        <w:rPr>
-          <w:sz w:val="24"/>
-          <w:szCs w:val="24"/>
-        </w:rPr>
-        <w:t xml:space="preserve"> },</w:t>
-      </w:r>
-    </w:p>
-    <w:p>
-      <w:pPr>
-        <w:rPr>
-          <w:sz w:val="24"/>
-          <w:szCs w:val="24"/>
-        </w:rPr>
-      </w:pPr>
-      <w:r>
-        <w:rPr>
-          <w:sz w:val="24"/>
-          <w:szCs w:val="24"/>
-        </w:rPr>
-        <w:t xml:space="preserve">    "Stability in Formulation": </w:t>
-      </w:r>
-      <w:proofErr w:type="gramStart"/>
-      <w:r>
-        <w:rPr>
-          <w:sz w:val="24"/>
-          <w:szCs w:val="24"/>
-        </w:rPr>
-        <w:t>{ ...</w:t>
-      </w:r>
-      <w:proofErr w:type="gramEnd"/>
-      <w:r>
-        <w:rPr>
-          <w:sz w:val="24"/>
-          <w:szCs w:val="24"/>
-        </w:rPr>
-        <w:t xml:space="preserve"> },</w:t>
-      </w:r>
-    </w:p>
-    <w:p>
-      <w:pPr>
-        <w:rPr>
-          <w:sz w:val="24"/>
-          <w:szCs w:val="24"/>
-        </w:rPr>
-      </w:pPr>
-      <w:r>
-        <w:rPr>
-          <w:sz w:val="24"/>
-          <w:szCs w:val="24"/>
-        </w:rPr>
-        <w:t xml:space="preserve">    "Taste / Organoleptic Issues": </w:t>
-      </w:r>
-      <w:proofErr w:type="gramStart"/>
-      <w:r>
-        <w:rPr>
-          <w:sz w:val="24"/>
-          <w:szCs w:val="24"/>
-        </w:rPr>
-        <w:t>{ ...</w:t>
-      </w:r>
-      <w:proofErr w:type="gramEnd"/>
-      <w:r>
-        <w:rPr>
-          <w:sz w:val="24"/>
-          <w:szCs w:val="24"/>
-        </w:rPr>
-        <w:t xml:space="preserve"> },</w:t>
-      </w:r>
-    </w:p>
-    <w:p>
-      <w:pPr>
-        <w:rPr>
-          <w:sz w:val="24"/>
-          <w:szCs w:val="24"/>
-        </w:rPr>
-      </w:pPr>
-      <w:r>
-        <w:rPr>
-          <w:sz w:val="24"/>
-          <w:szCs w:val="24"/>
-        </w:rPr>
-        <w:t xml:space="preserve">    "Compatibility with Vitamins &amp; Minerals": </w:t>
-      </w:r>
-      <w:proofErr w:type="gramStart"/>
-      <w:r>
-        <w:rPr>
-          <w:sz w:val="24"/>
-          <w:szCs w:val="24"/>
-        </w:rPr>
-        <w:t>{ ...</w:t>
-      </w:r>
-      <w:proofErr w:type="gramEnd"/>
-      <w:r>
-        <w:rPr>
-          <w:sz w:val="24"/>
-          <w:szCs w:val="24"/>
-        </w:rPr>
-        <w:t xml:space="preserve"> },</w:t>
-      </w:r>
-    </w:p>
-    <w:p>
-      <w:pPr>
-        <w:rPr>
-          <w:sz w:val="24"/>
-          <w:szCs w:val="24"/>
-        </w:rPr>
-      </w:pPr>
-      <w:r>
-        <w:rPr>
-          <w:sz w:val="24"/>
-          <w:szCs w:val="24"/>
-        </w:rPr>
-        <w:t xml:space="preserve">    "Manufacturing Complexity": </w:t>
-      </w:r>
-      <w:proofErr w:type="gramStart"/>
-      <w:r>
-        <w:rPr>
-          <w:sz w:val="24"/>
-          <w:szCs w:val="24"/>
-        </w:rPr>
-        <w:t>{ ...</w:t>
-      </w:r>
-      <w:proofErr w:type="gramEnd"/>
-      <w:r>
-        <w:rPr>
-          <w:sz w:val="24"/>
-          <w:szCs w:val="24"/>
-        </w:rPr>
-        <w:t xml:space="preserve"> },</w:t>
-      </w:r>
-    </w:p>
-    <w:p>
-      <w:pPr>
-        <w:rPr>
-          <w:sz w:val="24"/>
-          <w:szCs w:val="24"/>
-        </w:rPr>
-      </w:pPr>
-      <w:r>
-        <w:rPr>
-          <w:sz w:val="24"/>
-          <w:szCs w:val="24"/>
-        </w:rPr>
-        <w:t xml:space="preserve">    "Cost per kg Raw Material": </w:t>
-      </w:r>
-      <w:proofErr w:type="gramStart"/>
-      <w:r>
-        <w:rPr>
-          <w:sz w:val="24"/>
-          <w:szCs w:val="24"/>
-        </w:rPr>
-        <w:t>{ ...</w:t>
-      </w:r>
-      <w:proofErr w:type="gramEnd"/>
-      <w:r>
-        <w:rPr>
-          <w:sz w:val="24"/>
-          <w:szCs w:val="24"/>
-        </w:rPr>
-        <w:t xml:space="preserve"> },</w:t>
-      </w:r>
-    </w:p>
-    <w:p>
-      <w:pPr>
-        <w:rPr>
-          <w:sz w:val="24"/>
-          <w:szCs w:val="24"/>
-        </w:rPr>
-      </w:pPr>
-      <w:r>
-        <w:rPr>
-          <w:sz w:val="24"/>
-          <w:szCs w:val="24"/>
-        </w:rPr>
-        <w:t xml:space="preserve">    "Estimated COGS Contribution per Dose": </w:t>
-      </w:r>
-      <w:proofErr w:type="gramStart"/>
-      <w:r>
-        <w:rPr>
-          <w:sz w:val="24"/>
-          <w:szCs w:val="24"/>
-        </w:rPr>
-        <w:t>{ ...</w:t>
-      </w:r>
-      <w:proofErr w:type="gramEnd"/>
-      <w:r>
-        <w:rPr>
-          <w:sz w:val="24"/>
-          <w:szCs w:val="24"/>
-        </w:rPr>
-        <w:t xml:space="preserve"> },</w:t>
-      </w:r>
-    </w:p>
-    <w:p>
-      <w:pPr>
-        <w:rPr>
-          <w:sz w:val="24"/>
-          <w:szCs w:val="24"/>
-        </w:rPr>
-      </w:pPr>
-      <w:r>
-        <w:rPr>
-          <w:sz w:val="24"/>
-          <w:szCs w:val="24"/>
-        </w:rPr>
-        <w:lastRenderedPageBreak/>
-        <w:t xml:space="preserve">    "Margin Potential": </w:t>
-      </w:r>
-      <w:proofErr w:type="gramStart"/>
-      <w:r>
-        <w:rPr>
-          <w:sz w:val="24"/>
-          <w:szCs w:val="24"/>
-        </w:rPr>
-        <w:t>{ ...</w:t>
-      </w:r>
-      <w:proofErr w:type="gramEnd"/>
-      <w:r>
-        <w:rPr>
-          <w:sz w:val="24"/>
-          <w:szCs w:val="24"/>
-        </w:rPr>
-        <w:t xml:space="preserve"> },</w:t>
-      </w:r>
-    </w:p>
-    <w:p>
-      <w:pPr>
-        <w:rPr>
-          <w:sz w:val="24"/>
-          <w:szCs w:val="24"/>
-        </w:rPr>
-      </w:pPr>
-      <w:r>
-        <w:rPr>
-          <w:sz w:val="24"/>
-          <w:szCs w:val="24"/>
-        </w:rPr>
-        <w:t xml:space="preserve">    "Claims Allowed in China": </w:t>
-      </w:r>
-      <w:proofErr w:type="gramStart"/>
-      <w:r>
-        <w:rPr>
-          <w:sz w:val="24"/>
-          <w:szCs w:val="24"/>
-        </w:rPr>
-        <w:t>{ ...</w:t>
-      </w:r>
-      <w:proofErr w:type="gramEnd"/>
-      <w:r>
-        <w:rPr>
-          <w:sz w:val="24"/>
-          <w:szCs w:val="24"/>
-        </w:rPr>
-        <w:t xml:space="preserve"> },</w:t>
-      </w:r>
-    </w:p>
-    <w:p>
-      <w:pPr>
-        <w:rPr>
-          <w:sz w:val="24"/>
-          <w:szCs w:val="24"/>
-        </w:rPr>
-      </w:pPr>
-      <w:r>
-        <w:rPr>
-          <w:sz w:val="24"/>
-          <w:szCs w:val="24"/>
-        </w:rPr>
-        <w:t xml:space="preserve">    "Claims Used in Market": </w:t>
-      </w:r>
-      <w:proofErr w:type="gramStart"/>
-      <w:r>
-        <w:rPr>
-          <w:sz w:val="24"/>
-          <w:szCs w:val="24"/>
-        </w:rPr>
-        <w:t>{ ...</w:t>
-      </w:r>
-      <w:proofErr w:type="gramEnd"/>
-      <w:r>
-        <w:rPr>
-          <w:sz w:val="24"/>
-          <w:szCs w:val="24"/>
-        </w:rPr>
-        <w:t xml:space="preserve"> },</w:t>
-      </w:r>
-    </w:p>
-    <w:p>
-      <w:pPr>
-        <w:rPr>
-          <w:sz w:val="24"/>
-          <w:szCs w:val="24"/>
-        </w:rPr>
-      </w:pPr>
-      <w:r>
-        <w:rPr>
-          <w:sz w:val="24"/>
-          <w:szCs w:val="24"/>
-        </w:rPr>
-        <w:t xml:space="preserve">    "Key Scientific Narrative": </w:t>
-      </w:r>
-      <w:proofErr w:type="gramStart"/>
-      <w:r>
-        <w:rPr>
-          <w:sz w:val="24"/>
-          <w:szCs w:val="24"/>
-        </w:rPr>
-        <w:t>{ ...</w:t>
-      </w:r>
-      <w:proofErr w:type="gramEnd"/>
-      <w:r>
-        <w:rPr>
-          <w:sz w:val="24"/>
-          <w:szCs w:val="24"/>
-        </w:rPr>
-        <w:t xml:space="preserve"> },</w:t>
-      </w:r>
-    </w:p>
-    <w:p>
-      <w:pPr>
-        <w:rPr>
-          <w:sz w:val="24"/>
-          <w:szCs w:val="24"/>
-        </w:rPr>
-      </w:pPr>
-      <w:r>
-        <w:rPr>
-          <w:sz w:val="24"/>
-          <w:szCs w:val="24"/>
-        </w:rPr>
-        <w:t xml:space="preserve">    "Key Marketing Narrative": </w:t>
-      </w:r>
-      <w:proofErr w:type="gramStart"/>
-      <w:r>
-        <w:rPr>
-          <w:sz w:val="24"/>
-          <w:szCs w:val="24"/>
-        </w:rPr>
-        <w:t>{ ...</w:t>
-      </w:r>
-      <w:proofErr w:type="gramEnd"/>
-      <w:r>
-        <w:rPr>
-          <w:sz w:val="24"/>
-          <w:szCs w:val="24"/>
-        </w:rPr>
-        <w:t xml:space="preserve"> },</w:t>
-      </w:r>
-    </w:p>
-    <w:p>
-      <w:pPr>
-        <w:rPr>
-          <w:sz w:val="24"/>
-          <w:szCs w:val="24"/>
-        </w:rPr>
-      </w:pPr>
-      <w:r>
-        <w:rPr>
-          <w:sz w:val="24"/>
-          <w:szCs w:val="24"/>
-        </w:rPr>
-        <w:t xml:space="preserve">    "Risk Factors (Safety, Regulatory, Reputation)": </w:t>
-      </w:r>
-      <w:proofErr w:type="gramStart"/>
-      <w:r>
-        <w:rPr>
-          <w:sz w:val="24"/>
-          <w:szCs w:val="24"/>
-        </w:rPr>
-        <w:t>{ ...</w:t>
-      </w:r>
-      <w:proofErr w:type="gramEnd"/>
-      <w:r>
-        <w:rPr>
-          <w:sz w:val="24"/>
-          <w:szCs w:val="24"/>
-        </w:rPr>
-        <w:t xml:space="preserve"> },</w:t>
-      </w:r>
-    </w:p>
-    <w:p>
-      <w:pPr>
-        <w:rPr>
-          <w:sz w:val="24"/>
-          <w:szCs w:val="24"/>
-        </w:rPr>
-      </w:pPr>
-      <w:r>
-        <w:rPr>
-          <w:sz w:val="24"/>
-          <w:szCs w:val="24"/>
-        </w:rPr>
-        <w:t xml:space="preserve">    "White Space Opportunity Score": </w:t>
-      </w:r>
-      <w:proofErr w:type="gramStart"/>
-      <w:r>
-        <w:rPr>
-          <w:sz w:val="24"/>
-          <w:szCs w:val="24"/>
-        </w:rPr>
-        <w:t>{ ...</w:t>
-      </w:r>
-      <w:proofErr w:type="gramEnd"/>
-      <w:r>
-        <w:rPr>
-          <w:sz w:val="24"/>
-          <w:szCs w:val="24"/>
-        </w:rPr>
-        <w:t xml:space="preserve"> },</w:t>
-      </w:r>
-    </w:p>
-    <w:p>
-      <w:pPr>
-        <w:rPr>
-          <w:sz w:val="24"/>
-          <w:szCs w:val="24"/>
-        </w:rPr>
-      </w:pPr>
-      <w:r>
-        <w:rPr>
-          <w:sz w:val="24"/>
-          <w:szCs w:val="24"/>
-        </w:rPr>
-        <w:t xml:space="preserve">    "Potential Centrum Platform Fit (Yes/No)": </w:t>
-      </w:r>
-      <w:proofErr w:type="gramStart"/>
-      <w:r>
-        <w:rPr>
-          <w:sz w:val="24"/>
-          <w:szCs w:val="24"/>
-        </w:rPr>
-        <w:t>{ ...</w:t>
-      </w:r>
-      <w:proofErr w:type="gramEnd"/>
-      <w:r>
-        <w:rPr>
-          <w:sz w:val="24"/>
-          <w:szCs w:val="24"/>
-        </w:rPr>
-        <w:t xml:space="preserve"> },</w:t>
-      </w:r>
-    </w:p>
-    <w:p>
-      <w:pPr>
-        <w:rPr>
-          <w:sz w:val="24"/>
-          <w:szCs w:val="24"/>
-        </w:rPr>
-      </w:pPr>
-      <w:r>
-        <w:rPr>
-          <w:sz w:val="24"/>
-          <w:szCs w:val="24"/>
-        </w:rPr>
-        <w:t xml:space="preserve">    "Recommended Product Concept": </w:t>
-      </w:r>
-      <w:proofErr w:type="gramStart"/>
-      <w:r>
-        <w:rPr>
-          <w:sz w:val="24"/>
-          <w:szCs w:val="24"/>
-        </w:rPr>
-        <w:t>{ ...</w:t>
-      </w:r>
-      <w:proofErr w:type="gramEnd"/>
-      <w:r>
-        <w:rPr>
-          <w:sz w:val="24"/>
-          <w:szCs w:val="24"/>
-        </w:rPr>
-        <w:t xml:space="preserve"> }</w:t>
-      </w:r>
-    </w:p>
-    <w:p>
-      <w:pPr>
-        <w:rPr>
-          <w:sz w:val="24"/>
-          <w:szCs w:val="24"/>
-        </w:rPr>
-      </w:pPr>
-      <w:r>
-        <w:rPr>
-          <w:sz w:val="24"/>
-          <w:szCs w:val="24"/>
-        </w:rPr>
-        <w:t xml:space="preserve">  }</w:t>
-      </w:r>
-    </w:p>
-    <w:p>
-      <w:pPr>
-        <w:rPr>
-          <w:sz w:val="24"/>
-          <w:szCs w:val="24"/>
-        </w:rPr>
-      </w:pPr>
-      <w:r>
-        <w:rPr>
-          <w:sz w:val="24"/>
-          <w:szCs w:val="24"/>
-        </w:rPr>
-        <w:t>}</w:t>
-      </w:r>
-    </w:p>
-    <w:p>
-      <w:pPr>
-        <w:rPr>
-          <w:sz w:val="24"/>
-          <w:szCs w:val="24"/>
-        </w:rPr>
-      </w:pPr>
-    </w:p>
-    <w:p>
-      <w:pPr>
-        <w:rPr>
-          <w:sz w:val="24"/>
-          <w:szCs w:val="24"/>
-        </w:rPr>
-      </w:pPr>
-      <w:r>
-        <w:rPr>
-          <w:sz w:val="24"/>
-          <w:szCs w:val="24"/>
-        </w:rPr>
-        <w:t>Requirements</w:t>
-      </w:r>
-    </w:p>
-    <w:p>
-      <w:pPr>
-        <w:rPr>
-          <w:sz w:val="24"/>
-          <w:szCs w:val="24"/>
-        </w:rPr>
-      </w:pPr>
-      <w:r>
-        <w:rPr>
-          <w:sz w:val="24"/>
-          <w:szCs w:val="24"/>
-        </w:rPr>
-        <w:t>- Use every column exactly as listed.</w:t>
-      </w:r>
-    </w:p>
-    <w:p>
-      <w:pPr>
-        <w:rPr>
-          <w:sz w:val="24"/>
-          <w:szCs w:val="24"/>
-        </w:rPr>
-      </w:pPr>
-      <w:r>
-        <w:rPr>
-          <w:sz w:val="24"/>
-          <w:szCs w:val="24"/>
-        </w:rPr>
         <w:t>- Keep the same column order as listed.</w:t>
       </w:r>
     </w:p>
@@ -8805,6 +6464,49 @@
           <w:szCs w:val="24"/>
         </w:rPr>
         <w:t>- Ensure the file content is valid JSON.</w:t>
+      </w:r>
+    </w:p>
+    <w:p>
+      <w:pPr>
+        <w:rPr>
+          <w:sz w:val="24"/>
+          <w:szCs w:val="24"/>
+        </w:rPr>
+      </w:pPr>
+      <w:r>
+        <w:rPr>
+          <w:sz w:val="24"/>
+          <w:szCs w:val="24"/>
+        </w:rPr>
+        <w:t>- Strictly answer only in English language</w:t>
+      </w:r>
+      <w:r>
+        <w:rPr>
+          <w:sz w:val="24"/>
+          <w:szCs w:val="24"/>
+        </w:rPr>
+        <w:t>.</w:t>
+      </w:r>
+      <w:r>
+        <w:rPr>
+          <w:sz w:val="24"/>
+          <w:szCs w:val="24"/>
+        </w:rPr>
+        <w:t xml:space="preserve"> </w:t>
+      </w:r>
+      <w:r>
+        <w:rPr>
+          <w:sz w:val="24"/>
+          <w:szCs w:val="24"/>
+        </w:rPr>
+        <w:t>I</w:t>
+      </w:r>
+      <w:r>
+        <w:rPr>
+          <w:sz w:val="24"/>
+          <w:szCs w:val="24"/>
+        </w:rPr>
+        <w:t>f answer is in another language convert into proper human understandable English translation.</w:t>
       </w:r>
     </w:p>
     <w:sectPr>
